--- a/paper/paper.docx
+++ b/paper/paper.docx
@@ -4,166 +4,352 @@
   <w:body>
     <w:p>
       <w:pPr>
-        <w:spacing w:before="0" w:after="160"/>
+        <w:spacing w:before="0" w:after="200"/>
         <w:jc w:val="center"/>
       </w:pPr>
       <w:r>
         <w:rPr>
           <w:rFonts w:ascii="Times New Roman" w:hAnsi="Times New Roman"/>
           <w:b/>
-          <w:sz w:val="32"/>
+          <w:sz w:val="38"/>
         </w:rPr>
         <w:t>HashBench: Empirical Performance Evaluation of Separate Chaining, Linear Probing, and Robin Hood Hashing Under Dynamic Key Workloads</w:t>
       </w:r>
     </w:p>
     <w:p>
       <w:pPr>
-        <w:spacing w:before="0" w:after="60"/>
-        <w:jc w:val="center"/>
-      </w:pPr>
-      <w:r>
-        <w:rPr>
-          <w:rFonts w:ascii="Times New Roman" w:hAnsi="Times New Roman"/>
-          <w:b/>
-          <w:sz w:val="20"/>
-        </w:rPr>
-        <w:t>Huỳnh Anh Tuấn</w:t>
-      </w:r>
-      <w:r>
-        <w:rPr>
-          <w:rFonts w:ascii="Times New Roman" w:hAnsi="Times New Roman"/>
-          <w:i/>
-          <w:sz w:val="17"/>
-        </w:rPr>
-        <w:t>(TV1, QE200073)</w:t>
-      </w:r>
-      <w:r>
-        <w:t xml:space="preserve">  •  </w:t>
-      </w:r>
-      <w:r>
-        <w:rPr>
-          <w:rFonts w:ascii="Times New Roman" w:hAnsi="Times New Roman"/>
-          <w:b/>
-          <w:sz w:val="20"/>
-        </w:rPr>
-        <w:t>Hồ Anh Nhật</w:t>
-      </w:r>
-      <w:r>
-        <w:rPr>
-          <w:rFonts w:ascii="Times New Roman" w:hAnsi="Times New Roman"/>
-          <w:i/>
-          <w:sz w:val="17"/>
-        </w:rPr>
-        <w:t>(TV2, QE200301)</w:t>
-      </w:r>
-      <w:r>
-        <w:t xml:space="preserve">  •  </w:t>
-      </w:r>
-      <w:r>
-        <w:rPr>
-          <w:rFonts w:ascii="Times New Roman" w:hAnsi="Times New Roman"/>
-          <w:b/>
-          <w:sz w:val="20"/>
-        </w:rPr>
-        <w:t>Đinh Thiện Nhân</w:t>
-      </w:r>
-      <w:r>
-        <w:rPr>
-          <w:rFonts w:ascii="Times New Roman" w:hAnsi="Times New Roman"/>
-          <w:i/>
-          <w:sz w:val="17"/>
-        </w:rPr>
-        <w:t>(TV3, QE190092)</w:t>
-      </w:r>
-      <w:r>
-        <w:t xml:space="preserve">  •  </w:t>
-      </w:r>
-      <w:r>
-        <w:rPr>
-          <w:rFonts w:ascii="Times New Roman" w:hAnsi="Times New Roman"/>
-          <w:b/>
-          <w:sz w:val="20"/>
-        </w:rPr>
-        <w:t>Nguyễn Trần Anh Kiệt</w:t>
-      </w:r>
-      <w:r>
-        <w:rPr>
-          <w:rFonts w:ascii="Times New Roman" w:hAnsi="Times New Roman"/>
-          <w:i/>
-          <w:sz w:val="17"/>
-        </w:rPr>
-        <w:t>(TV4, QE200105)</w:t>
-      </w:r>
-      <w:r>
-        <w:t xml:space="preserve">  •  </w:t>
-      </w:r>
-      <w:r>
-        <w:rPr>
-          <w:rFonts w:ascii="Times New Roman" w:hAnsi="Times New Roman"/>
-          <w:b/>
-          <w:sz w:val="20"/>
-        </w:rPr>
-        <w:t>Châu Minh Tiến</w:t>
-      </w:r>
-      <w:r>
-        <w:rPr>
-          <w:rFonts w:ascii="Times New Roman" w:hAnsi="Times New Roman"/>
-          <w:i/>
-          <w:sz w:val="17"/>
-        </w:rPr>
-        <w:t>(TV5, QE200077)</w:t>
-      </w:r>
-      <w:r>
-        <w:t xml:space="preserve">  •  </w:t>
-      </w:r>
-      <w:r>
-        <w:rPr>
-          <w:rFonts w:ascii="Times New Roman" w:hAnsi="Times New Roman"/>
-          <w:b/>
-          <w:sz w:val="20"/>
-        </w:rPr>
-        <w:t>Võ Ngọc Phú</w:t>
-      </w:r>
-      <w:r>
-        <w:rPr>
-          <w:rFonts w:ascii="Times New Roman" w:hAnsi="Times New Roman"/>
-          <w:i/>
-          <w:sz w:val="17"/>
-        </w:rPr>
-        <w:t>(TV6, QE200004)</w:t>
-      </w:r>
-    </w:p>
-    <w:p>
-      <w:pPr>
-        <w:spacing w:before="40" w:after="80"/>
+        <w:spacing w:before="0" w:after="200"/>
         <w:jc w:val="center"/>
       </w:pPr>
       <w:r>
         <w:rPr>
           <w:rFonts w:ascii="Times New Roman" w:hAnsi="Times New Roman"/>
           <w:i/>
-          <w:sz w:val="19"/>
+          <w:sz w:val="20"/>
         </w:rPr>
         <w:t>FPT University – Fall 2026 Semester – Class SE20C – Group 2 (Variant B)</w:t>
       </w:r>
     </w:p>
+    <w:tbl>
+      <w:tblPr>
+        <w:tblW w:type="auto" w:w="0"/>
+        <w:jc w:val="center"/>
+        <w:tblLayout w:type="fixed"/>
+        <w:tblLook w:firstColumn="1" w:firstRow="1" w:lastColumn="0" w:lastRow="0" w:noHBand="0" w:noVBand="1" w:val="04A0"/>
+      </w:tblPr>
+      <w:tblGrid>
+        <w:gridCol w:w="2531"/>
+        <w:gridCol w:w="2531"/>
+        <w:gridCol w:w="2531"/>
+        <w:gridCol w:w="2531"/>
+      </w:tblGrid>
+      <w:tr>
+        <w:tc>
+          <w:tcPr>
+            <w:tcW w:type="dxa" w:w="2520"/>
+            <w:tcMar>
+              <w:top w:w="20" w:type="dxa"/>
+              <w:bottom w:w="20" w:type="dxa"/>
+              <w:left w:w="40" w:type="dxa"/>
+              <w:right w:w="40" w:type="dxa"/>
+            </w:tcMar>
+          </w:tcPr>
+          <w:p>
+            <w:pPr>
+              <w:spacing w:before="0" w:after="0" w:line="252" w:lineRule="auto"/>
+              <w:jc w:val="center"/>
+            </w:pPr>
+            <w:r>
+              <w:rPr>
+                <w:b/>
+                <w:sz w:val="19"/>
+              </w:rPr>
+              <w:t>Huỳnh Anh Tuấn</w:t>
+              <w:br/>
+            </w:r>
+            <w:r>
+              <w:rPr>
+                <w:i/>
+                <w:sz w:val="16"/>
+              </w:rPr>
+              <w:t>TV1: Team Leader / Runner</w:t>
+              <w:br/>
+              <w:t>Dept. of Computer Science</w:t>
+              <w:br/>
+              <w:t>FPT University, Quy Nhon</w:t>
+              <w:br/>
+            </w:r>
+            <w:r>
+              <w:rPr>
+                <w:sz w:val="16"/>
+              </w:rPr>
+              <w:t>QE200073@fpt.edu.vn</w:t>
+            </w:r>
+          </w:p>
+        </w:tc>
+        <w:tc>
+          <w:tcPr>
+            <w:tcW w:type="dxa" w:w="2520"/>
+            <w:tcMar>
+              <w:top w:w="20" w:type="dxa"/>
+              <w:bottom w:w="20" w:type="dxa"/>
+              <w:left w:w="40" w:type="dxa"/>
+              <w:right w:w="40" w:type="dxa"/>
+            </w:tcMar>
+          </w:tcPr>
+          <w:p>
+            <w:pPr>
+              <w:spacing w:before="0" w:after="0" w:line="252" w:lineRule="auto"/>
+              <w:jc w:val="center"/>
+            </w:pPr>
+            <w:r>
+              <w:rPr>
+                <w:b/>
+                <w:sz w:val="19"/>
+              </w:rPr>
+              <w:t>Hồ Anh Nhật</w:t>
+              <w:br/>
+            </w:r>
+            <w:r>
+              <w:rPr>
+                <w:i/>
+                <w:sz w:val="16"/>
+              </w:rPr>
+              <w:t>TV2: SC &amp; Hashing</w:t>
+              <w:br/>
+              <w:t>Dept. of Computer Science</w:t>
+              <w:br/>
+              <w:t>FPT University, Quy Nhon</w:t>
+              <w:br/>
+            </w:r>
+            <w:r>
+              <w:rPr>
+                <w:sz w:val="16"/>
+              </w:rPr>
+              <w:t>QE200301@fpt.edu.vn</w:t>
+            </w:r>
+          </w:p>
+        </w:tc>
+        <w:tc>
+          <w:tcPr>
+            <w:tcW w:type="dxa" w:w="2520"/>
+            <w:tcMar>
+              <w:top w:w="20" w:type="dxa"/>
+              <w:bottom w:w="20" w:type="dxa"/>
+              <w:left w:w="40" w:type="dxa"/>
+              <w:right w:w="40" w:type="dxa"/>
+            </w:tcMar>
+          </w:tcPr>
+          <w:p>
+            <w:pPr>
+              <w:spacing w:before="0" w:after="0" w:line="252" w:lineRule="auto"/>
+              <w:jc w:val="center"/>
+            </w:pPr>
+            <w:r>
+              <w:rPr>
+                <w:b/>
+                <w:sz w:val="19"/>
+              </w:rPr>
+              <w:t>Đinh Thiện Nhân</w:t>
+              <w:br/>
+            </w:r>
+            <w:r>
+              <w:rPr>
+                <w:i/>
+                <w:sz w:val="16"/>
+              </w:rPr>
+              <w:t>TV3: LP-Tomb &amp; Rebuild</w:t>
+              <w:br/>
+              <w:t>Dept. of Computer Science</w:t>
+              <w:br/>
+              <w:t>FPT University, Quy Nhon</w:t>
+              <w:br/>
+            </w:r>
+            <w:r>
+              <w:rPr>
+                <w:sz w:val="16"/>
+              </w:rPr>
+              <w:t>QE190092@fpt.edu.vn</w:t>
+            </w:r>
+          </w:p>
+        </w:tc>
+        <w:tc>
+          <w:tcPr>
+            <w:tcW w:type="dxa" w:w="2520"/>
+            <w:tcMar>
+              <w:top w:w="20" w:type="dxa"/>
+              <w:bottom w:w="20" w:type="dxa"/>
+              <w:left w:w="40" w:type="dxa"/>
+              <w:right w:w="40" w:type="dxa"/>
+            </w:tcMar>
+          </w:tcPr>
+          <w:p>
+            <w:pPr>
+              <w:spacing w:before="0" w:after="0" w:line="252" w:lineRule="auto"/>
+              <w:jc w:val="center"/>
+            </w:pPr>
+            <w:r>
+              <w:rPr>
+                <w:b/>
+                <w:sz w:val="19"/>
+              </w:rPr>
+              <w:t>Nguyễn Trần Anh Kiệt</w:t>
+              <w:br/>
+            </w:r>
+            <w:r>
+              <w:rPr>
+                <w:i/>
+                <w:sz w:val="16"/>
+              </w:rPr>
+              <w:t>TV4: Test Harness &amp; RQ2/3</w:t>
+              <w:br/>
+              <w:t>Dept. of Computer Science</w:t>
+              <w:br/>
+              <w:t>FPT University, Quy Nhon</w:t>
+              <w:br/>
+            </w:r>
+            <w:r>
+              <w:rPr>
+                <w:sz w:val="16"/>
+              </w:rPr>
+              <w:t>QE200105@fpt.edu.vn</w:t>
+            </w:r>
+          </w:p>
+        </w:tc>
+      </w:tr>
+    </w:tbl>
     <w:p>
       <w:pPr>
-        <w:spacing w:before="0" w:after="240"/>
+        <w:spacing w:before="80" w:after="80"/>
+      </w:pPr>
+    </w:p>
+    <w:tbl>
+      <w:tblPr>
+        <w:tblW w:type="auto" w:w="0"/>
         <w:jc w:val="center"/>
+        <w:tblLayout w:type="fixed"/>
+        <w:tblLook w:firstColumn="1" w:firstRow="1" w:lastColumn="0" w:lastRow="0" w:noHBand="0" w:noVBand="1" w:val="04A0"/>
+      </w:tblPr>
+      <w:tblGrid>
+        <w:gridCol w:w="2531"/>
+        <w:gridCol w:w="2531"/>
+        <w:gridCol w:w="2531"/>
+        <w:gridCol w:w="2531"/>
+      </w:tblGrid>
+      <w:tr>
+        <w:tc>
+          <w:tcPr>
+            <w:tcW w:type="dxa" w:w="2520"/>
+          </w:tcPr>
+          <w:p/>
+        </w:tc>
+        <w:tc>
+          <w:tcPr>
+            <w:tcW w:type="dxa" w:w="2520"/>
+            <w:tcMar>
+              <w:top w:w="20" w:type="dxa"/>
+              <w:bottom w:w="20" w:type="dxa"/>
+              <w:left w:w="40" w:type="dxa"/>
+              <w:right w:w="40" w:type="dxa"/>
+            </w:tcMar>
+          </w:tcPr>
+          <w:p>
+            <w:pPr>
+              <w:spacing w:before="0" w:after="0" w:line="252" w:lineRule="auto"/>
+              <w:jc w:val="center"/>
+            </w:pPr>
+            <w:r>
+              <w:rPr>
+                <w:b/>
+                <w:sz w:val="19"/>
+              </w:rPr>
+              <w:t>Châu Minh Tiến</w:t>
+              <w:br/>
+            </w:r>
+            <w:r>
+              <w:rPr>
+                <w:i/>
+                <w:sz w:val="16"/>
+              </w:rPr>
+              <w:t>TV5: Robin Hood &amp; Framing</w:t>
+              <w:br/>
+              <w:t>Dept. of Computer Science</w:t>
+              <w:br/>
+              <w:t>FPT University, Quy Nhon</w:t>
+              <w:br/>
+            </w:r>
+            <w:r>
+              <w:rPr>
+                <w:sz w:val="16"/>
+              </w:rPr>
+              <w:t>QE200077@fpt.edu.vn</w:t>
+            </w:r>
+          </w:p>
+        </w:tc>
+        <w:tc>
+          <w:tcPr>
+            <w:tcW w:type="dxa" w:w="2520"/>
+            <w:tcMar>
+              <w:top w:w="20" w:type="dxa"/>
+              <w:bottom w:w="20" w:type="dxa"/>
+              <w:left w:w="40" w:type="dxa"/>
+              <w:right w:w="40" w:type="dxa"/>
+            </w:tcMar>
+          </w:tcPr>
+          <w:p>
+            <w:pPr>
+              <w:spacing w:before="0" w:after="0" w:line="252" w:lineRule="auto"/>
+              <w:jc w:val="center"/>
+            </w:pPr>
+            <w:r>
+              <w:rPr>
+                <w:b/>
+                <w:sz w:val="19"/>
+              </w:rPr>
+              <w:t>Võ Ngọc Phú</w:t>
+              <w:br/>
+            </w:r>
+            <w:r>
+              <w:rPr>
+                <w:i/>
+                <w:sz w:val="16"/>
+              </w:rPr>
+              <w:t>TV6: LP-Backshift &amp; Validator</w:t>
+              <w:br/>
+              <w:t>Dept. of Computer Science</w:t>
+              <w:br/>
+              <w:t>FPT University, Quy Nhon</w:t>
+              <w:br/>
+            </w:r>
+            <w:r>
+              <w:rPr>
+                <w:sz w:val="16"/>
+              </w:rPr>
+              <w:t>QE200004@fpt.edu.vn</w:t>
+            </w:r>
+          </w:p>
+        </w:tc>
+        <w:tc>
+          <w:tcPr>
+            <w:tcW w:type="dxa" w:w="2520"/>
+          </w:tcPr>
+          <w:p/>
+        </w:tc>
+      </w:tr>
+    </w:tbl>
+    <w:p>
+      <w:pPr>
+        <w:sectPr>
+          <w:pgSz w:w="11909" w:h="16834"/>
+          <w:pgMar w:top="1080" w:right="893" w:bottom="1440" w:left="893" w:header="720" w:footer="720" w:gutter="0"/>
+          <w:cols w:space="720"/>
+          <w:docGrid w:linePitch="360"/>
+        </w:sectPr>
       </w:pPr>
-      <w:r>
-        <w:rPr>
-          <w:rFonts w:ascii="Times New Roman" w:hAnsi="Times New Roman"/>
-          <w:sz w:val="18"/>
-        </w:rPr>
-        <w:t>Date: October 29, 2026</w:t>
-      </w:r>
     </w:p>
     <w:p>
       <w:pPr>
-        <w:spacing w:before="80" w:after="80"/>
-        <w:ind w:left="360" w:right="360"/>
+        <w:spacing w:before="120" w:after="60" w:line="252" w:lineRule="auto"/>
         <w:jc w:val="both"/>
       </w:pPr>
       <w:r>
@@ -179,7 +365,6 @@
         <w:rPr>
           <w:rFonts w:ascii="Times New Roman" w:hAnsi="Times New Roman"/>
           <w:b/>
-          <w:i/>
           <w:sz w:val="18"/>
         </w:rPr>
         <w:t>We evaluate Separate Chaining (SC), Linear Probing with tombstones and optional rebuild (LP-Tomb), Linear Probing with backward-shift deletion (LP-Backshift), and Robin Hood hashing (with and without early-stop) using Java 8 and 12-character String keys. The benchmark comprises 560 isolated JVM processes across three core research questions. At load factor α = 0.50, measured probe counts for Linear Probing are 1.5009 for successful lookups and 2.5026 for unsuccessful lookups, matching Knuth's theoretical estimates within 0.1% error. In RQ1, SC exhibits lower median lookup time than LP for unsuccessful queries across all load factors; for successful lookups, LP is faster at α = 0.50 and 0.75 due to hardware cache locality, whereas SC dominates at α = 0.90 and 0.95 where LP suffers catastrophic primary clustering. In RQ2, tombstones reach 50.0% of the table after 4M delete-insert cycles, leading to empty slot exhaustion and 12 process timeouts. In RQ3 at live load 0.8 and C = 4M, median workload times are 9.413 s for LP-Tomb with rebuild (τ = 0.1), 5.901 s for LP-Backshift, 6.056 s for Robin Hood, and 6.025 s for Robin Hood without early-stop. LP-Tomb incurs 23 rebuilds with maximum block latency reaching 121.106 ms, while backward-shift and Robin Hood maintain smooth block latencies under 12.7 ms. We report all raw data, sealed under tag measure-v1, along with one timing-variance outlier verified via 11 deterministic rerun samples.</w:t>
@@ -187,8 +372,7 @@
     </w:p>
     <w:p>
       <w:pPr>
-        <w:spacing w:before="40" w:after="240"/>
-        <w:ind w:left="360" w:right="360"/>
+        <w:spacing w:before="40" w:after="160" w:line="252" w:lineRule="auto"/>
         <w:jc w:val="both"/>
       </w:pPr>
       <w:r>
@@ -203,6 +387,7 @@
       <w:r>
         <w:rPr>
           <w:rFonts w:ascii="Times New Roman" w:hAnsi="Times New Roman"/>
+          <w:i/>
           <w:sz w:val="18"/>
         </w:rPr>
         <w:t>Hash Table, Linear Probing, Separate Chaining, Tombstone Lifecycle, Rebuild Dynamics, Robin Hood Hashing, Backward-shift Deletion, Cache Locality, Pointer Chasing, Java 8.</w:t>
@@ -211,21 +396,22 @@
     <w:p>
       <w:pPr>
         <w:keepNext/>
-        <w:spacing w:before="240" w:after="80"/>
+        <w:spacing w:before="200" w:after="60"/>
+        <w:jc w:val="center"/>
       </w:pPr>
       <w:r>
         <w:rPr>
           <w:rFonts w:ascii="Times New Roman" w:hAnsi="Times New Roman"/>
           <w:b/>
-          <w:color w:val="000000"/>
-          <w:sz w:val="22"/>
+          <w:sz w:val="20"/>
         </w:rPr>
         <w:t>I. INTRODUCTION</w:t>
       </w:r>
     </w:p>
     <w:p>
       <w:pPr>
-        <w:spacing w:before="0" w:after="80" w:line="276" w:lineRule="auto"/>
+        <w:spacing w:before="0" w:after="60" w:line="252" w:lineRule="auto"/>
+        <w:ind w:firstLine="216"/>
         <w:jc w:val="both"/>
       </w:pPr>
       <w:r>
@@ -234,7 +420,8 @@
     </w:p>
     <w:p>
       <w:pPr>
-        <w:spacing w:before="0" w:after="80" w:line="276" w:lineRule="auto"/>
+        <w:spacing w:before="0" w:after="60" w:line="252" w:lineRule="auto"/>
+        <w:ind w:firstLine="216"/>
         <w:jc w:val="both"/>
       </w:pPr>
       <w:r>
@@ -279,7 +466,8 @@
     </w:p>
     <w:p>
       <w:pPr>
-        <w:spacing w:before="0" w:after="80" w:line="276" w:lineRule="auto"/>
+        <w:spacing w:before="0" w:after="60" w:line="252" w:lineRule="auto"/>
+        <w:ind w:firstLine="216"/>
         <w:jc w:val="both"/>
       </w:pPr>
       <w:r>
@@ -316,14 +504,14 @@
     <w:p>
       <w:pPr>
         <w:keepNext/>
-        <w:spacing w:before="240" w:after="80"/>
+        <w:spacing w:before="200" w:after="60"/>
+        <w:jc w:val="center"/>
       </w:pPr>
       <w:r>
         <w:rPr>
           <w:rFonts w:ascii="Times New Roman" w:hAnsi="Times New Roman"/>
           <w:b/>
-          <w:color w:val="000000"/>
-          <w:sz w:val="22"/>
+          <w:sz w:val="20"/>
         </w:rPr>
         <w:t>II. BACKGROUND &amp; RELATED WORK</w:t>
       </w:r>
@@ -331,22 +519,23 @@
     <w:p>
       <w:pPr>
         <w:keepNext/>
-        <w:spacing w:before="160" w:after="40"/>
+        <w:spacing w:before="140" w:after="40"/>
+        <w:jc w:val="left"/>
       </w:pPr>
       <w:r>
         <w:rPr>
           <w:rFonts w:ascii="Times New Roman" w:hAnsi="Times New Roman"/>
           <w:b/>
           <w:i/>
-          <w:color w:val="1F3864"/>
-          <w:sz w:val="21"/>
+          <w:sz w:val="20"/>
         </w:rPr>
         <w:t>A. Classical Hash Table Algorithms</w:t>
       </w:r>
     </w:p>
     <w:p>
       <w:pPr>
-        <w:spacing w:before="0" w:after="80" w:line="276" w:lineRule="auto"/>
+        <w:spacing w:before="0" w:after="60" w:line="252" w:lineRule="auto"/>
+        <w:ind w:firstLine="216"/>
         <w:jc w:val="both"/>
       </w:pPr>
       <w:r>
@@ -367,13 +556,13 @@
         <w:tblLook w:firstColumn="1" w:firstRow="1" w:lastColumn="0" w:lastRow="0" w:noHBand="0" w:noVBand="1" w:val="04A0"/>
       </w:tblPr>
       <w:tblGrid>
-        <w:gridCol w:w="4932"/>
-        <w:gridCol w:w="4932"/>
+        <w:gridCol w:w="5061"/>
+        <w:gridCol w:w="5061"/>
       </w:tblGrid>
       <w:tr>
         <w:tc>
           <w:tcPr>
-            <w:tcW w:type="dxa" w:w="8352"/>
+            <w:tcW w:type="dxa" w:w="4176"/>
           </w:tcPr>
           <w:p>
             <w:pPr>
@@ -384,15 +573,15 @@
               <w:rPr>
                 <w:rFonts w:ascii="Times New Roman" w:hAnsi="Times New Roman"/>
                 <w:i/>
-                <w:sz w:val="20"/>
+                <w:sz w:val="18"/>
               </w:rPr>
-              <w:t>S_SC ≈ 1 + α / 2,        U_SC ≈ α</w:t>
+              <w:t>S_SC ≈ 1 + α / 2,    U_SC ≈ α</w:t>
             </w:r>
           </w:p>
         </w:tc>
         <w:tc>
           <w:tcPr>
-            <w:tcW w:type="dxa" w:w="1008"/>
+            <w:tcW w:type="dxa" w:w="691"/>
           </w:tcPr>
           <w:p>
             <w:pPr>
@@ -402,7 +591,7 @@
             <w:r>
               <w:rPr>
                 <w:rFonts w:ascii="Times New Roman" w:hAnsi="Times New Roman"/>
-                <w:sz w:val="20"/>
+                <w:sz w:val="18"/>
               </w:rPr>
               <w:t>(1)</w:t>
             </w:r>
@@ -412,12 +601,13 @@
     </w:tbl>
     <w:p>
       <w:pPr>
-        <w:spacing w:before="0" w:after="80"/>
+        <w:spacing w:before="0" w:after="40"/>
       </w:pPr>
     </w:p>
     <w:p>
       <w:pPr>
-        <w:spacing w:before="0" w:after="80" w:line="276" w:lineRule="auto"/>
+        <w:spacing w:before="0" w:after="60" w:line="252" w:lineRule="auto"/>
+        <w:ind w:firstLine="216"/>
         <w:jc w:val="both"/>
       </w:pPr>
       <w:r>
@@ -426,7 +616,8 @@
     </w:p>
     <w:p>
       <w:pPr>
-        <w:spacing w:before="0" w:after="80" w:line="276" w:lineRule="auto"/>
+        <w:spacing w:before="0" w:after="60" w:line="252" w:lineRule="auto"/>
+        <w:ind w:firstLine="216"/>
         <w:jc w:val="both"/>
       </w:pPr>
       <w:r>
@@ -447,13 +638,13 @@
         <w:tblLook w:firstColumn="1" w:firstRow="1" w:lastColumn="0" w:lastRow="0" w:noHBand="0" w:noVBand="1" w:val="04A0"/>
       </w:tblPr>
       <w:tblGrid>
-        <w:gridCol w:w="4932"/>
-        <w:gridCol w:w="4932"/>
+        <w:gridCol w:w="5061"/>
+        <w:gridCol w:w="5061"/>
       </w:tblGrid>
       <w:tr>
         <w:tc>
           <w:tcPr>
-            <w:tcW w:type="dxa" w:w="8352"/>
+            <w:tcW w:type="dxa" w:w="4176"/>
           </w:tcPr>
           <w:p>
             <w:pPr>
@@ -464,7 +655,7 @@
               <w:rPr>
                 <w:rFonts w:ascii="Times New Roman" w:hAnsi="Times New Roman"/>
                 <w:i/>
-                <w:sz w:val="20"/>
+                <w:sz w:val="18"/>
               </w:rPr>
               <w:t>h(k) = ⌊ ((hashCode(k) × C_ϕ) mod 2^64) / 2^(64 - p) ⌋</w:t>
             </w:r>
@@ -472,7 +663,7 @@
         </w:tc>
         <w:tc>
           <w:tcPr>
-            <w:tcW w:type="dxa" w:w="1008"/>
+            <w:tcW w:type="dxa" w:w="691"/>
           </w:tcPr>
           <w:p>
             <w:pPr>
@@ -482,7 +673,7 @@
             <w:r>
               <w:rPr>
                 <w:rFonts w:ascii="Times New Roman" w:hAnsi="Times New Roman"/>
-                <w:sz w:val="20"/>
+                <w:sz w:val="18"/>
               </w:rPr>
               <w:t>(2)</w:t>
             </w:r>
@@ -492,19 +683,20 @@
     </w:tbl>
     <w:p>
       <w:pPr>
-        <w:spacing w:before="0" w:after="80"/>
+        <w:spacing w:before="0" w:after="40"/>
       </w:pPr>
     </w:p>
     <w:p>
       <w:pPr>
-        <w:spacing w:before="0" w:after="80" w:line="276" w:lineRule="auto"/>
+        <w:spacing w:before="0" w:after="60" w:line="252" w:lineRule="auto"/>
+        <w:ind w:firstLine="216"/>
         <w:jc w:val="both"/>
       </w:pPr>
       <w:r>
         <w:t xml:space="preserve">where </w:t>
       </w:r>
       <w:r>
-        <w:t>C_ϕ = 0x9E3779B97F4A7C15L = ⌊2^64 / ϕ⌋ ≈ 11,400,714,819,323,198,485</w:t>
+        <w:t>C_ϕ = 0x9E3779B97F4A7C15L = ⌊2^64 / ϕ⌋</w:t>
       </w:r>
       <w:r>
         <w:t xml:space="preserve"> represents the golden-ratio constant, implemented in Java as </w:t>
@@ -512,6 +704,7 @@
       <w:r>
         <w:rPr>
           <w:rFonts w:ascii="Consolas" w:hAnsi="Consolas"/>
+          <w:sz w:val="17"/>
         </w:rPr>
         <w:t>(int)(((long)k.hashCode() * C_PHI) &gt;&gt;&gt; (64 - p))</w:t>
       </w:r>
@@ -527,13 +720,13 @@
         <w:tblLook w:firstColumn="1" w:firstRow="1" w:lastColumn="0" w:lastRow="0" w:noHBand="0" w:noVBand="1" w:val="04A0"/>
       </w:tblPr>
       <w:tblGrid>
-        <w:gridCol w:w="4932"/>
-        <w:gridCol w:w="4932"/>
+        <w:gridCol w:w="5061"/>
+        <w:gridCol w:w="5061"/>
       </w:tblGrid>
       <w:tr>
         <w:tc>
           <w:tcPr>
-            <w:tcW w:type="dxa" w:w="8352"/>
+            <w:tcW w:type="dxa" w:w="4176"/>
           </w:tcPr>
           <w:p>
             <w:pPr>
@@ -544,15 +737,15 @@
               <w:rPr>
                 <w:rFonts w:ascii="Times New Roman" w:hAnsi="Times New Roman"/>
                 <w:i/>
-                <w:sz w:val="20"/>
+                <w:sz w:val="18"/>
               </w:rPr>
-              <w:t>S_LP ≈ (1/2) · (1 + 1 / (1 - α)),        U_LP ≈ (1/2) · (1 + 1 / (1 - α)^2)</w:t>
+              <w:t>S_LP ≈ (1/2)·(1 + 1/(1-α)),  U_LP ≈ (1/2)·(1 + 1/(1-α)^2)</w:t>
             </w:r>
           </w:p>
         </w:tc>
         <w:tc>
           <w:tcPr>
-            <w:tcW w:type="dxa" w:w="1008"/>
+            <w:tcW w:type="dxa" w:w="691"/>
           </w:tcPr>
           <w:p>
             <w:pPr>
@@ -562,7 +755,7 @@
             <w:r>
               <w:rPr>
                 <w:rFonts w:ascii="Times New Roman" w:hAnsi="Times New Roman"/>
-                <w:sz w:val="20"/>
+                <w:sz w:val="18"/>
               </w:rPr>
               <w:t>(3)</w:t>
             </w:r>
@@ -572,12 +765,13 @@
     </w:tbl>
     <w:p>
       <w:pPr>
-        <w:spacing w:before="0" w:after="80"/>
+        <w:spacing w:before="0" w:after="40"/>
       </w:pPr>
     </w:p>
     <w:p>
       <w:pPr>
-        <w:spacing w:before="0" w:after="80" w:line="276" w:lineRule="auto"/>
+        <w:spacing w:before="0" w:after="60" w:line="252" w:lineRule="auto"/>
+        <w:ind w:firstLine="216"/>
         <w:jc w:val="both"/>
       </w:pPr>
       <w:r>
@@ -599,22 +793,23 @@
     <w:p>
       <w:pPr>
         <w:keepNext/>
-        <w:spacing w:before="160" w:after="40"/>
+        <w:spacing w:before="140" w:after="40"/>
+        <w:jc w:val="left"/>
       </w:pPr>
       <w:r>
         <w:rPr>
           <w:rFonts w:ascii="Times New Roman" w:hAnsi="Times New Roman"/>
           <w:b/>
           <w:i/>
-          <w:color w:val="1F3864"/>
-          <w:sz w:val="21"/>
+          <w:sz w:val="20"/>
         </w:rPr>
         <w:t>B. Robin Hood Hashing &amp; Backward-Shift Deletion</w:t>
       </w:r>
     </w:p>
     <w:p>
       <w:pPr>
-        <w:spacing w:before="0" w:after="80" w:line="276" w:lineRule="auto"/>
+        <w:spacing w:before="0" w:after="60" w:line="252" w:lineRule="auto"/>
+        <w:ind w:firstLine="216"/>
         <w:jc w:val="both"/>
       </w:pPr>
       <w:r>
@@ -635,22 +830,23 @@
     <w:p>
       <w:pPr>
         <w:keepNext/>
-        <w:spacing w:before="160" w:after="40"/>
+        <w:spacing w:before="140" w:after="40"/>
+        <w:jc w:val="left"/>
       </w:pPr>
       <w:r>
         <w:rPr>
           <w:rFonts w:ascii="Times New Roman" w:hAnsi="Times New Roman"/>
           <w:b/>
           <w:i/>
-          <w:color w:val="1F3864"/>
-          <w:sz w:val="21"/>
+          <w:sz w:val="20"/>
         </w:rPr>
-        <w:t>C. In-Depth Analysis of Variant B: String Hashing, Equals, and Hash Cache</w:t>
+        <w:t>C. In-Depth Analysis of Variant B: String Hashing</w:t>
       </w:r>
     </w:p>
     <w:p>
       <w:pPr>
-        <w:spacing w:before="0" w:after="80" w:line="276" w:lineRule="auto"/>
+        <w:spacing w:before="0" w:after="60" w:line="252" w:lineRule="auto"/>
+        <w:ind w:firstLine="216"/>
         <w:jc w:val="both"/>
       </w:pPr>
       <w:r>
@@ -659,115 +855,92 @@
     </w:p>
     <w:p>
       <w:pPr>
-        <w:spacing w:before="40" w:after="60" w:line="276" w:lineRule="auto"/>
-        <w:ind w:left="288"/>
+        <w:spacing w:before="20" w:after="40" w:line="252" w:lineRule="auto"/>
+        <w:ind w:firstLine="144"/>
         <w:jc w:val="both"/>
       </w:pPr>
       <w:r>
         <w:rPr>
           <w:b/>
         </w:rPr>
-        <w:t xml:space="preserve">1. </w:t>
+        <w:t xml:space="preserve">1) O(L) Hash Cost: </w:t>
       </w:r>
       <w:r>
-        <w:rPr>
-          <w:b/>
-        </w:rPr>
-        <w:t xml:space="preserve">O(L) Computational Cost of String.hashCode(): </w:t>
-      </w:r>
-      <w:r>
-        <w:t>Java calculates string hashes via Horner's polynomial rule: h_i = 31 · h_(i-1) + s[i]. For string length L = 12, every un-cached hash computation demands 11 integer multiplications and 12 additions.</w:t>
+        <w:t>Java calculates string hashes via Horner's rule: h_i = 31·h_(i-1) + s[i]. For L = 12, each un-cached hash demands 11 multiplications and 12 additions.</w:t>
       </w:r>
     </w:p>
     <w:p>
       <w:pPr>
-        <w:spacing w:before="40" w:after="60" w:line="276" w:lineRule="auto"/>
-        <w:ind w:left="288"/>
+        <w:spacing w:before="20" w:after="40" w:line="252" w:lineRule="auto"/>
+        <w:ind w:firstLine="144"/>
         <w:jc w:val="both"/>
       </w:pPr>
       <w:r>
         <w:rPr>
           <w:b/>
         </w:rPr>
-        <w:t xml:space="preserve">2. </w:t>
+        <w:t xml:space="preserve">2) JDK 8 Hash Cache: </w:t>
       </w:r>
       <w:r>
-        <w:rPr>
-          <w:b/>
-        </w:rPr>
-        <w:t xml:space="preserve">JDK 8 Hash Cache Mechanism: </w:t>
-      </w:r>
-      <w:r>
-        <w:t>The java.lang.String class encapsulates a private field private int hash. When hashCode() is first invoked, the hash is computed and stored; subsequent invocations return the cached value in O(1) time. This introduces an empirical asymmetry: during the initial table build phase, all N keys must bear the full O(L) calculation; during the present lookup phase, pre-instantiated string references are reused, yielding immediate O(1) cached lookups; during the absent lookup phase, fresh search keys incur the initial O(L) hash calculation upon first access.</w:t>
+        <w:t>The String class encapsulates a private int hash field. Once computed, the cached value is returned in O(1) time. In our benchmark, build incurs full O(L) cost; present lookups reuse references (cached O(1)); absent lookups generate fresh search keys, incurring initial O(L) hash calculation.</w:t>
       </w:r>
     </w:p>
     <w:p>
       <w:pPr>
-        <w:spacing w:before="40" w:after="60" w:line="276" w:lineRule="auto"/>
-        <w:ind w:left="288"/>
+        <w:spacing w:before="20" w:after="40" w:line="252" w:lineRule="auto"/>
+        <w:ind w:firstLine="144"/>
         <w:jc w:val="both"/>
       </w:pPr>
       <w:r>
         <w:rPr>
           <w:b/>
         </w:rPr>
-        <w:t xml:space="preserve">3. </w:t>
+        <w:t xml:space="preserve">3) String.equals() Overhead: </w:t>
       </w:r>
       <w:r>
-        <w:rPr>
-          <w:b/>
-        </w:rPr>
-        <w:t xml:space="preserve">String Comparison Overhead (String.equals()): </w:t>
-      </w:r>
-      <w:r>
-        <w:t>While primitive comparisons consume a single CPU comparison instruction (CMP), String.equals() executes a reference identity check (==), length verification, and an iterative character-by-character array scan. Although early mismatches trigger fast-outs, pointer dereferencing imposes non-trivial CPU stalls during extended linear probe walks.</w:t>
+        <w:t>While primitive comparisons consume a single CMP instruction, String.equals() performs reference check (==), length verification, and character loop, causing CPU stalls during extended linear probe walks.</w:t>
       </w:r>
     </w:p>
     <w:p>
       <w:pPr>
-        <w:spacing w:before="40" w:after="60" w:line="276" w:lineRule="auto"/>
-        <w:ind w:left="288"/>
+        <w:spacing w:before="20" w:after="40" w:line="252" w:lineRule="auto"/>
+        <w:ind w:firstLine="144"/>
         <w:jc w:val="both"/>
       </w:pPr>
       <w:r>
         <w:rPr>
           <w:b/>
         </w:rPr>
-        <w:t xml:space="preserve">4. </w:t>
+        <w:t xml:space="preserve">4) Heap &amp; GC Pressure: </w:t>
       </w:r>
       <w:r>
-        <w:rPr>
-          <w:b/>
-        </w:rPr>
-        <w:t xml:space="preserve">Memory Footprint and Garbage Collection: </w:t>
-      </w:r>
-      <w:r>
-        <w:t>Under 64-bit JVMs with compressed OOPs, each String object incurs 24 bytes of object header and fields, pointing to a distinct 40-byte char[12] array, requiring 64 bytes per string instance (versus 8 bytes for a primitive long). In Separate Chaining, each list node introduces an additional 24 bytes of heap overhead, amplifying GC pressure.</w:t>
+        <w:t>Under 64-bit compressed OOPs, each String requires 64 bytes (24B header/fields + 40B char[12]). In Separate Chaining, each list node introduces an additional 24B header, amplifying GC footprint.</w:t>
       </w:r>
     </w:p>
     <w:p>
       <w:pPr>
         <w:keepNext/>
-        <w:spacing w:before="160" w:after="40"/>
+        <w:spacing w:before="140" w:after="40"/>
+        <w:jc w:val="left"/>
       </w:pPr>
       <w:r>
         <w:rPr>
           <w:rFonts w:ascii="Times New Roman" w:hAnsi="Times New Roman"/>
           <w:b/>
           <w:i/>
-          <w:color w:val="1F3864"/>
-          <w:sz w:val="21"/>
+          <w:sz w:val="20"/>
         </w:rPr>
-        <w:t>D. Hardware Architectural Trade-offs: Cache Locality vs. Pointer Chasing</w:t>
+        <w:t>D. Hardware Architectural Trade-offs</w:t>
       </w:r>
     </w:p>
     <w:p>
       <w:pPr>
-        <w:spacing w:before="0" w:after="80" w:line="276" w:lineRule="auto"/>
+        <w:spacing w:before="0" w:after="60" w:line="252" w:lineRule="auto"/>
+        <w:ind w:firstLine="216"/>
         <w:jc w:val="both"/>
       </w:pPr>
       <w:r>
-        <w:t>Open-addressing schemes (LP, RH) allocate continuous flat arrays. When the CPU accesses a memory location, the hardware memory controller fetches an entire 64-byte Cache Line into L1/L2 caches. Because adjacent slots reside within the same or contiguous cache lines, sequential probing (idx + 1) triggers hardware data stream prefetchers, executing at near-register latency. In contrast, Separate Chaining scatters individual Node allocations across the heap. Traversing bucket chains forces random memory indirections (</w:t>
+        <w:t>Open-addressing schemes (LP, RH) allocate continuous flat arrays. When the CPU accesses memory, the memory controller fetches an entire 64-byte Cache Line into L1/L2 caches. Sequential probing (idx + 1) triggers hardware prefetchers, executing at near-register latency. In contrast, Separate Chaining scatters Node allocations across the heap. Traversing bucket chains forces random memory indirections (</w:t>
       </w:r>
       <w:r>
         <w:rPr>
@@ -781,7 +954,8 @@
     </w:p>
     <w:p>
       <w:pPr>
-        <w:spacing w:before="160" w:after="80" w:line="276" w:lineRule="auto"/>
+        <w:spacing w:before="120" w:after="60" w:line="252" w:lineRule="auto"/>
+        <w:ind w:firstLine="0"/>
         <w:jc w:val="center"/>
       </w:pPr>
       <w:r>
@@ -789,11 +963,9 @@
           <w:rFonts w:ascii="Times New Roman" w:hAnsi="Times New Roman"/>
           <w:b/>
           <w:i w:val="0"/>
-          <w:sz w:val="18"/>
+          <w:sz w:val="17"/>
         </w:rPr>
-        <w:t>TABLE I</w:t>
-        <w:br/>
-        <w:t>MAPPING OF ALGORITHMIC MECHANISMS TO SOURCE CODE CLASSES AND METHODS</w:t>
+        <w:t>TABLE I. MAPPING OF ALGORITHMIC MECHANISMS</w:t>
       </w:r>
     </w:p>
     <w:tbl>
@@ -803,37 +975,37 @@
         <w:tblLayout w:type="fixed"/>
         <w:tblLook w:firstColumn="1" w:firstRow="1" w:lastColumn="0" w:lastRow="0" w:noHBand="0" w:noVBand="1" w:val="04A0"/>
         <w:tblBorders>
-          <w:top w:val="single" w:sz="12" w:space="0" w:color="000000"/>
+          <w:top w:val="single" w:sz="10" w:space="0" w:color="000000"/>
           <w:left w:val="none"/>
-          <w:bottom w:val="single" w:sz="12" w:space="0" w:color="000000"/>
+          <w:bottom w:val="single" w:sz="10" w:space="0" w:color="000000"/>
           <w:right w:val="none"/>
           <w:insideH w:val="none"/>
           <w:insideV w:val="none"/>
         </w:tblBorders>
       </w:tblPr>
       <w:tblGrid>
-        <w:gridCol w:w="4932"/>
-        <w:gridCol w:w="4932"/>
+        <w:gridCol w:w="5061"/>
+        <w:gridCol w:w="5061"/>
       </w:tblGrid>
       <w:tr>
         <w:tc>
           <w:tcPr>
-            <w:tcW w:type="dxa" w:w="3744"/>
+            <w:tcW w:type="dxa" w:w="2160"/>
             <w:vAlign w:val="center"/>
             <w:tcMar>
-              <w:top w:w="80" w:type="dxa"/>
-              <w:bottom w:w="80" w:type="dxa"/>
-              <w:left w:w="120" w:type="dxa"/>
-              <w:right w:w="120" w:type="dxa"/>
+              <w:top w:w="40" w:type="dxa"/>
+              <w:bottom w:w="40" w:type="dxa"/>
+              <w:left w:w="50" w:type="dxa"/>
+              <w:right w:w="50" w:type="dxa"/>
             </w:tcMar>
             <w:shd w:fill="F2F2F2"/>
             <w:tcBorders>
-              <w:bottom w:val="single" w:sz="8" w:space="0" w:color="000000"/>
+              <w:bottom w:val="single" w:sz="6" w:space="0" w:color="000000"/>
             </w:tcBorders>
           </w:tcPr>
           <w:p>
             <w:pPr>
-              <w:spacing w:before="40" w:after="40" w:line="252" w:lineRule="auto"/>
+              <w:spacing w:before="30" w:after="30" w:line="240" w:lineRule="auto"/>
               <w:jc w:val="left"/>
             </w:pPr>
             <w:r>
@@ -841,7 +1013,7 @@
                 <w:rFonts w:ascii="Times New Roman" w:hAnsi="Times New Roman"/>
                 <w:b/>
                 <w:i w:val="0"/>
-                <w:sz w:val="18"/>
+                <w:sz w:val="15"/>
               </w:rPr>
               <w:t>Algorithmic Mechanism</w:t>
             </w:r>
@@ -849,22 +1021,22 @@
         </w:tc>
         <w:tc>
           <w:tcPr>
-            <w:tcW w:type="dxa" w:w="5760"/>
+            <w:tcW w:type="dxa" w:w="2707"/>
             <w:vAlign w:val="center"/>
             <w:tcMar>
-              <w:top w:w="80" w:type="dxa"/>
-              <w:bottom w:w="80" w:type="dxa"/>
-              <w:left w:w="120" w:type="dxa"/>
-              <w:right w:w="120" w:type="dxa"/>
+              <w:top w:w="40" w:type="dxa"/>
+              <w:bottom w:w="40" w:type="dxa"/>
+              <w:left w:w="50" w:type="dxa"/>
+              <w:right w:w="50" w:type="dxa"/>
             </w:tcMar>
             <w:shd w:fill="F2F2F2"/>
             <w:tcBorders>
-              <w:bottom w:val="single" w:sz="8" w:space="0" w:color="000000"/>
+              <w:bottom w:val="single" w:sz="6" w:space="0" w:color="000000"/>
             </w:tcBorders>
           </w:tcPr>
           <w:p>
             <w:pPr>
-              <w:spacing w:before="40" w:after="40" w:line="252" w:lineRule="auto"/>
+              <w:spacing w:before="30" w:after="30" w:line="240" w:lineRule="auto"/>
               <w:jc w:val="left"/>
             </w:pPr>
             <w:r>
@@ -872,9 +1044,9 @@
                 <w:rFonts w:ascii="Times New Roman" w:hAnsi="Times New Roman"/>
                 <w:b/>
                 <w:i w:val="0"/>
-                <w:sz w:val="18"/>
+                <w:sz w:val="15"/>
               </w:rPr>
-              <w:t>Class &amp; Method Implementation</w:t>
+              <w:t>Class &amp; Method</w:t>
             </w:r>
           </w:p>
         </w:tc>
@@ -882,18 +1054,18 @@
       <w:tr>
         <w:tc>
           <w:tcPr>
-            <w:tcW w:type="dxa" w:w="3744"/>
+            <w:tcW w:type="dxa" w:w="2160"/>
             <w:vAlign w:val="center"/>
             <w:tcMar>
-              <w:top w:w="80" w:type="dxa"/>
-              <w:bottom w:w="80" w:type="dxa"/>
-              <w:left w:w="120" w:type="dxa"/>
-              <w:right w:w="120" w:type="dxa"/>
+              <w:top w:w="40" w:type="dxa"/>
+              <w:bottom w:w="40" w:type="dxa"/>
+              <w:left w:w="50" w:type="dxa"/>
+              <w:right w:w="50" w:type="dxa"/>
             </w:tcMar>
           </w:tcPr>
           <w:p>
             <w:pPr>
-              <w:spacing w:before="40" w:after="40" w:line="252" w:lineRule="auto"/>
+              <w:spacing w:before="30" w:after="30" w:line="240" w:lineRule="auto"/>
               <w:jc w:val="left"/>
             </w:pPr>
             <w:r>
@@ -901,7 +1073,7 @@
                 <w:rFonts w:ascii="Times New Roman" w:hAnsi="Times New Roman"/>
                 <w:b w:val="0"/>
                 <w:i w:val="0"/>
-                <w:sz w:val="18"/>
+                <w:sz w:val="14"/>
               </w:rPr>
               <w:t>Separate Chaining</w:t>
             </w:r>
@@ -909,18 +1081,18 @@
         </w:tc>
         <w:tc>
           <w:tcPr>
-            <w:tcW w:type="dxa" w:w="5760"/>
+            <w:tcW w:type="dxa" w:w="2707"/>
             <w:vAlign w:val="center"/>
             <w:tcMar>
-              <w:top w:w="80" w:type="dxa"/>
-              <w:bottom w:w="80" w:type="dxa"/>
-              <w:left w:w="120" w:type="dxa"/>
-              <w:right w:w="120" w:type="dxa"/>
+              <w:top w:w="40" w:type="dxa"/>
+              <w:bottom w:w="40" w:type="dxa"/>
+              <w:left w:w="50" w:type="dxa"/>
+              <w:right w:w="50" w:type="dxa"/>
             </w:tcMar>
           </w:tcPr>
           <w:p>
             <w:pPr>
-              <w:spacing w:before="40" w:after="40" w:line="252" w:lineRule="auto"/>
+              <w:spacing w:before="30" w:after="30" w:line="240" w:lineRule="auto"/>
               <w:jc w:val="left"/>
             </w:pPr>
             <w:r>
@@ -928,9 +1100,9 @@
                 <w:rFonts w:ascii="Consolas" w:hAnsi="Consolas"/>
                 <w:b w:val="0"/>
                 <w:i w:val="0"/>
-                <w:sz w:val="17"/>
+                <w:sz w:val="14"/>
               </w:rPr>
-              <w:t>SeparateChainingTable.put/get/remove</w:t>
+              <w:t>SeparateChainingTable.put/get</w:t>
             </w:r>
           </w:p>
         </w:tc>
@@ -938,18 +1110,18 @@
       <w:tr>
         <w:tc>
           <w:tcPr>
-            <w:tcW w:type="dxa" w:w="3744"/>
+            <w:tcW w:type="dxa" w:w="2160"/>
             <w:vAlign w:val="center"/>
             <w:tcMar>
-              <w:top w:w="80" w:type="dxa"/>
-              <w:bottom w:w="80" w:type="dxa"/>
-              <w:left w:w="120" w:type="dxa"/>
-              <w:right w:w="120" w:type="dxa"/>
+              <w:top w:w="40" w:type="dxa"/>
+              <w:bottom w:w="40" w:type="dxa"/>
+              <w:left w:w="50" w:type="dxa"/>
+              <w:right w:w="50" w:type="dxa"/>
             </w:tcMar>
           </w:tcPr>
           <w:p>
             <w:pPr>
-              <w:spacing w:before="40" w:after="40" w:line="252" w:lineRule="auto"/>
+              <w:spacing w:before="30" w:after="30" w:line="240" w:lineRule="auto"/>
               <w:jc w:val="left"/>
             </w:pPr>
             <w:r>
@@ -957,7 +1129,7 @@
                 <w:rFonts w:ascii="Times New Roman" w:hAnsi="Times New Roman"/>
                 <w:b w:val="0"/>
                 <w:i w:val="0"/>
-                <w:sz w:val="18"/>
+                <w:sz w:val="14"/>
               </w:rPr>
               <w:t>LP Tombstone</w:t>
             </w:r>
@@ -965,18 +1137,18 @@
         </w:tc>
         <w:tc>
           <w:tcPr>
-            <w:tcW w:type="dxa" w:w="5760"/>
+            <w:tcW w:type="dxa" w:w="2707"/>
             <w:vAlign w:val="center"/>
             <w:tcMar>
-              <w:top w:w="80" w:type="dxa"/>
-              <w:bottom w:w="80" w:type="dxa"/>
-              <w:left w:w="120" w:type="dxa"/>
-              <w:right w:w="120" w:type="dxa"/>
+              <w:top w:w="40" w:type="dxa"/>
+              <w:bottom w:w="40" w:type="dxa"/>
+              <w:left w:w="50" w:type="dxa"/>
+              <w:right w:w="50" w:type="dxa"/>
             </w:tcMar>
           </w:tcPr>
           <w:p>
             <w:pPr>
-              <w:spacing w:before="40" w:after="40" w:line="252" w:lineRule="auto"/>
+              <w:spacing w:before="30" w:after="30" w:line="240" w:lineRule="auto"/>
               <w:jc w:val="left"/>
             </w:pPr>
             <w:r>
@@ -984,9 +1156,9 @@
                 <w:rFonts w:ascii="Consolas" w:hAnsi="Consolas"/>
                 <w:b w:val="0"/>
                 <w:i w:val="0"/>
-                <w:sz w:val="17"/>
+                <w:sz w:val="14"/>
               </w:rPr>
-              <w:t>LinearProbingTombTable.put/get/remove</w:t>
+              <w:t>LinearProbingTombTable.put/get</w:t>
             </w:r>
           </w:p>
         </w:tc>
@@ -994,18 +1166,18 @@
       <w:tr>
         <w:tc>
           <w:tcPr>
-            <w:tcW w:type="dxa" w:w="3744"/>
+            <w:tcW w:type="dxa" w:w="2160"/>
             <w:vAlign w:val="center"/>
             <w:tcMar>
-              <w:top w:w="80" w:type="dxa"/>
-              <w:bottom w:w="80" w:type="dxa"/>
-              <w:left w:w="120" w:type="dxa"/>
-              <w:right w:w="120" w:type="dxa"/>
+              <w:top w:w="40" w:type="dxa"/>
+              <w:bottom w:w="40" w:type="dxa"/>
+              <w:left w:w="50" w:type="dxa"/>
+              <w:right w:w="50" w:type="dxa"/>
             </w:tcMar>
           </w:tcPr>
           <w:p>
             <w:pPr>
-              <w:spacing w:before="40" w:after="40" w:line="252" w:lineRule="auto"/>
+              <w:spacing w:before="30" w:after="30" w:line="240" w:lineRule="auto"/>
               <w:jc w:val="left"/>
             </w:pPr>
             <w:r>
@@ -1013,7 +1185,7 @@
                 <w:rFonts w:ascii="Times New Roman" w:hAnsi="Times New Roman"/>
                 <w:b w:val="0"/>
                 <w:i w:val="0"/>
-                <w:sz w:val="18"/>
+                <w:sz w:val="14"/>
               </w:rPr>
               <w:t>Rebuild at Threshold τ</w:t>
             </w:r>
@@ -1021,18 +1193,18 @@
         </w:tc>
         <w:tc>
           <w:tcPr>
-            <w:tcW w:type="dxa" w:w="5760"/>
+            <w:tcW w:type="dxa" w:w="2707"/>
             <w:vAlign w:val="center"/>
             <w:tcMar>
-              <w:top w:w="80" w:type="dxa"/>
-              <w:bottom w:w="80" w:type="dxa"/>
-              <w:left w:w="120" w:type="dxa"/>
-              <w:right w:w="120" w:type="dxa"/>
+              <w:top w:w="40" w:type="dxa"/>
+              <w:bottom w:w="40" w:type="dxa"/>
+              <w:left w:w="50" w:type="dxa"/>
+              <w:right w:w="50" w:type="dxa"/>
             </w:tcMar>
           </w:tcPr>
           <w:p>
             <w:pPr>
-              <w:spacing w:before="40" w:after="40" w:line="252" w:lineRule="auto"/>
+              <w:spacing w:before="30" w:after="30" w:line="240" w:lineRule="auto"/>
               <w:jc w:val="left"/>
             </w:pPr>
             <w:r>
@@ -1040,7 +1212,7 @@
                 <w:rFonts w:ascii="Consolas" w:hAnsi="Consolas"/>
                 <w:b w:val="0"/>
                 <w:i w:val="0"/>
-                <w:sz w:val="17"/>
+                <w:sz w:val="14"/>
               </w:rPr>
               <w:t>LinearProbingTombTable.rebuild</w:t>
             </w:r>
@@ -1050,18 +1222,18 @@
       <w:tr>
         <w:tc>
           <w:tcPr>
-            <w:tcW w:type="dxa" w:w="3744"/>
+            <w:tcW w:type="dxa" w:w="2160"/>
             <w:vAlign w:val="center"/>
             <w:tcMar>
-              <w:top w:w="80" w:type="dxa"/>
-              <w:bottom w:w="80" w:type="dxa"/>
-              <w:left w:w="120" w:type="dxa"/>
-              <w:right w:w="120" w:type="dxa"/>
+              <w:top w:w="40" w:type="dxa"/>
+              <w:bottom w:w="40" w:type="dxa"/>
+              <w:left w:w="50" w:type="dxa"/>
+              <w:right w:w="50" w:type="dxa"/>
             </w:tcMar>
           </w:tcPr>
           <w:p>
             <w:pPr>
-              <w:spacing w:before="40" w:after="40" w:line="252" w:lineRule="auto"/>
+              <w:spacing w:before="30" w:after="30" w:line="240" w:lineRule="auto"/>
               <w:jc w:val="left"/>
             </w:pPr>
             <w:r>
@@ -1069,7 +1241,7 @@
                 <w:rFonts w:ascii="Times New Roman" w:hAnsi="Times New Roman"/>
                 <w:b w:val="0"/>
                 <w:i w:val="0"/>
-                <w:sz w:val="18"/>
+                <w:sz w:val="14"/>
               </w:rPr>
               <w:t>LP Backward-Shift</w:t>
             </w:r>
@@ -1077,18 +1249,18 @@
         </w:tc>
         <w:tc>
           <w:tcPr>
-            <w:tcW w:type="dxa" w:w="5760"/>
+            <w:tcW w:type="dxa" w:w="2707"/>
             <w:vAlign w:val="center"/>
             <w:tcMar>
-              <w:top w:w="80" w:type="dxa"/>
-              <w:bottom w:w="80" w:type="dxa"/>
-              <w:left w:w="120" w:type="dxa"/>
-              <w:right w:w="120" w:type="dxa"/>
+              <w:top w:w="40" w:type="dxa"/>
+              <w:bottom w:w="40" w:type="dxa"/>
+              <w:left w:w="50" w:type="dxa"/>
+              <w:right w:w="50" w:type="dxa"/>
             </w:tcMar>
           </w:tcPr>
           <w:p>
             <w:pPr>
-              <w:spacing w:before="40" w:after="40" w:line="252" w:lineRule="auto"/>
+              <w:spacing w:before="30" w:after="30" w:line="240" w:lineRule="auto"/>
               <w:jc w:val="left"/>
             </w:pPr>
             <w:r>
@@ -1096,7 +1268,7 @@
                 <w:rFonts w:ascii="Consolas" w:hAnsi="Consolas"/>
                 <w:b w:val="0"/>
                 <w:i w:val="0"/>
-                <w:sz w:val="17"/>
+                <w:sz w:val="14"/>
               </w:rPr>
               <w:t>LinearProbingBackshiftTable.remove</w:t>
             </w:r>
@@ -1106,18 +1278,18 @@
       <w:tr>
         <w:tc>
           <w:tcPr>
-            <w:tcW w:type="dxa" w:w="3744"/>
+            <w:tcW w:type="dxa" w:w="2160"/>
             <w:vAlign w:val="center"/>
             <w:tcMar>
-              <w:top w:w="80" w:type="dxa"/>
-              <w:bottom w:w="80" w:type="dxa"/>
-              <w:left w:w="120" w:type="dxa"/>
-              <w:right w:w="120" w:type="dxa"/>
+              <w:top w:w="40" w:type="dxa"/>
+              <w:bottom w:w="40" w:type="dxa"/>
+              <w:left w:w="50" w:type="dxa"/>
+              <w:right w:w="50" w:type="dxa"/>
             </w:tcMar>
           </w:tcPr>
           <w:p>
             <w:pPr>
-              <w:spacing w:before="40" w:after="40" w:line="252" w:lineRule="auto"/>
+              <w:spacing w:before="30" w:after="30" w:line="240" w:lineRule="auto"/>
               <w:jc w:val="left"/>
             </w:pPr>
             <w:r>
@@ -1125,7 +1297,7 @@
                 <w:rFonts w:ascii="Times New Roman" w:hAnsi="Times New Roman"/>
                 <w:b w:val="0"/>
                 <w:i w:val="0"/>
-                <w:sz w:val="18"/>
+                <w:sz w:val="14"/>
               </w:rPr>
               <w:t>Robin Hood DIB Swapping</w:t>
             </w:r>
@@ -1133,18 +1305,18 @@
         </w:tc>
         <w:tc>
           <w:tcPr>
-            <w:tcW w:type="dxa" w:w="5760"/>
+            <w:tcW w:type="dxa" w:w="2707"/>
             <w:vAlign w:val="center"/>
             <w:tcMar>
-              <w:top w:w="80" w:type="dxa"/>
-              <w:bottom w:w="80" w:type="dxa"/>
-              <w:left w:w="120" w:type="dxa"/>
-              <w:right w:w="120" w:type="dxa"/>
+              <w:top w:w="40" w:type="dxa"/>
+              <w:bottom w:w="40" w:type="dxa"/>
+              <w:left w:w="50" w:type="dxa"/>
+              <w:right w:w="50" w:type="dxa"/>
             </w:tcMar>
           </w:tcPr>
           <w:p>
             <w:pPr>
-              <w:spacing w:before="40" w:after="40" w:line="252" w:lineRule="auto"/>
+              <w:spacing w:before="30" w:after="30" w:line="240" w:lineRule="auto"/>
               <w:jc w:val="left"/>
             </w:pPr>
             <w:r>
@@ -1152,7 +1324,7 @@
                 <w:rFonts w:ascii="Consolas" w:hAnsi="Consolas"/>
                 <w:b w:val="0"/>
                 <w:i w:val="0"/>
-                <w:sz w:val="17"/>
+                <w:sz w:val="14"/>
               </w:rPr>
               <w:t>RobinHoodTable.put</w:t>
             </w:r>
@@ -1162,18 +1334,18 @@
       <w:tr>
         <w:tc>
           <w:tcPr>
-            <w:tcW w:type="dxa" w:w="3744"/>
+            <w:tcW w:type="dxa" w:w="2160"/>
             <w:vAlign w:val="center"/>
             <w:tcMar>
-              <w:top w:w="80" w:type="dxa"/>
-              <w:bottom w:w="80" w:type="dxa"/>
-              <w:left w:w="120" w:type="dxa"/>
-              <w:right w:w="120" w:type="dxa"/>
+              <w:top w:w="40" w:type="dxa"/>
+              <w:bottom w:w="40" w:type="dxa"/>
+              <w:left w:w="50" w:type="dxa"/>
+              <w:right w:w="50" w:type="dxa"/>
             </w:tcMar>
           </w:tcPr>
           <w:p>
             <w:pPr>
-              <w:spacing w:before="40" w:after="40" w:line="252" w:lineRule="auto"/>
+              <w:spacing w:before="30" w:after="30" w:line="240" w:lineRule="auto"/>
               <w:jc w:val="left"/>
             </w:pPr>
             <w:r>
@@ -1181,7 +1353,7 @@
                 <w:rFonts w:ascii="Times New Roman" w:hAnsi="Times New Roman"/>
                 <w:b w:val="0"/>
                 <w:i w:val="0"/>
-                <w:sz w:val="18"/>
+                <w:sz w:val="14"/>
               </w:rPr>
               <w:t>RH Early-Stop</w:t>
             </w:r>
@@ -1189,18 +1361,18 @@
         </w:tc>
         <w:tc>
           <w:tcPr>
-            <w:tcW w:type="dxa" w:w="5760"/>
+            <w:tcW w:type="dxa" w:w="2707"/>
             <w:vAlign w:val="center"/>
             <w:tcMar>
-              <w:top w:w="80" w:type="dxa"/>
-              <w:bottom w:w="80" w:type="dxa"/>
-              <w:left w:w="120" w:type="dxa"/>
-              <w:right w:w="120" w:type="dxa"/>
+              <w:top w:w="40" w:type="dxa"/>
+              <w:bottom w:w="40" w:type="dxa"/>
+              <w:left w:w="50" w:type="dxa"/>
+              <w:right w:w="50" w:type="dxa"/>
             </w:tcMar>
           </w:tcPr>
           <w:p>
             <w:pPr>
-              <w:spacing w:before="40" w:after="40" w:line="252" w:lineRule="auto"/>
+              <w:spacing w:before="30" w:after="30" w:line="240" w:lineRule="auto"/>
               <w:jc w:val="left"/>
             </w:pPr>
             <w:r>
@@ -1208,9 +1380,9 @@
                 <w:rFonts w:ascii="Consolas" w:hAnsi="Consolas"/>
                 <w:b w:val="0"/>
                 <w:i w:val="0"/>
-                <w:sz w:val="17"/>
+                <w:sz w:val="14"/>
               </w:rPr>
-              <w:t>RobinHoodTable.get (variant base)</w:t>
+              <w:t>RobinHoodTable.get (base)</w:t>
             </w:r>
           </w:p>
         </w:tc>
@@ -1218,18 +1390,18 @@
       <w:tr>
         <w:tc>
           <w:tcPr>
-            <w:tcW w:type="dxa" w:w="3744"/>
+            <w:tcW w:type="dxa" w:w="2160"/>
             <w:vAlign w:val="center"/>
             <w:tcMar>
-              <w:top w:w="80" w:type="dxa"/>
-              <w:bottom w:w="80" w:type="dxa"/>
-              <w:left w:w="120" w:type="dxa"/>
-              <w:right w:w="120" w:type="dxa"/>
+              <w:top w:w="40" w:type="dxa"/>
+              <w:bottom w:w="40" w:type="dxa"/>
+              <w:left w:w="50" w:type="dxa"/>
+              <w:right w:w="50" w:type="dxa"/>
             </w:tcMar>
           </w:tcPr>
           <w:p>
             <w:pPr>
-              <w:spacing w:before="40" w:after="40" w:line="252" w:lineRule="auto"/>
+              <w:spacing w:before="30" w:after="30" w:line="240" w:lineRule="auto"/>
               <w:jc w:val="left"/>
             </w:pPr>
             <w:r>
@@ -1237,7 +1409,7 @@
                 <w:rFonts w:ascii="Times New Roman" w:hAnsi="Times New Roman"/>
                 <w:b w:val="0"/>
                 <w:i w:val="0"/>
-                <w:sz w:val="18"/>
+                <w:sz w:val="14"/>
               </w:rPr>
               <w:t>RH No-Early-Stop</w:t>
             </w:r>
@@ -1245,18 +1417,18 @@
         </w:tc>
         <w:tc>
           <w:tcPr>
-            <w:tcW w:type="dxa" w:w="5760"/>
+            <w:tcW w:type="dxa" w:w="2707"/>
             <w:vAlign w:val="center"/>
             <w:tcMar>
-              <w:top w:w="80" w:type="dxa"/>
-              <w:bottom w:w="80" w:type="dxa"/>
-              <w:left w:w="120" w:type="dxa"/>
-              <w:right w:w="120" w:type="dxa"/>
+              <w:top w:w="40" w:type="dxa"/>
+              <w:bottom w:w="40" w:type="dxa"/>
+              <w:left w:w="50" w:type="dxa"/>
+              <w:right w:w="50" w:type="dxa"/>
             </w:tcMar>
           </w:tcPr>
           <w:p>
             <w:pPr>
-              <w:spacing w:before="40" w:after="40" w:line="252" w:lineRule="auto"/>
+              <w:spacing w:before="30" w:after="30" w:line="240" w:lineRule="auto"/>
               <w:jc w:val="left"/>
             </w:pPr>
             <w:r>
@@ -1264,9 +1436,9 @@
                 <w:rFonts w:ascii="Consolas" w:hAnsi="Consolas"/>
                 <w:b w:val="0"/>
                 <w:i w:val="0"/>
-                <w:sz w:val="17"/>
+                <w:sz w:val="14"/>
               </w:rPr>
-              <w:t>RobinHoodTable.get (variant noearly)</w:t>
+              <w:t>RobinHoodTable.get (noearly)</w:t>
             </w:r>
           </w:p>
         </w:tc>
@@ -1274,18 +1446,18 @@
       <w:tr>
         <w:tc>
           <w:tcPr>
-            <w:tcW w:type="dxa" w:w="3744"/>
+            <w:tcW w:type="dxa" w:w="2160"/>
             <w:vAlign w:val="center"/>
             <w:tcMar>
-              <w:top w:w="80" w:type="dxa"/>
-              <w:bottom w:w="80" w:type="dxa"/>
-              <w:left w:w="120" w:type="dxa"/>
-              <w:right w:w="120" w:type="dxa"/>
+              <w:top w:w="40" w:type="dxa"/>
+              <w:bottom w:w="40" w:type="dxa"/>
+              <w:left w:w="50" w:type="dxa"/>
+              <w:right w:w="50" w:type="dxa"/>
             </w:tcMar>
           </w:tcPr>
           <w:p>
             <w:pPr>
-              <w:spacing w:before="40" w:after="40" w:line="252" w:lineRule="auto"/>
+              <w:spacing w:before="30" w:after="30" w:line="240" w:lineRule="auto"/>
               <w:jc w:val="left"/>
             </w:pPr>
             <w:r>
@@ -1293,7 +1465,7 @@
                 <w:rFonts w:ascii="Times New Roman" w:hAnsi="Times New Roman"/>
                 <w:b w:val="0"/>
                 <w:i w:val="0"/>
-                <w:sz w:val="18"/>
+                <w:sz w:val="14"/>
               </w:rPr>
               <w:t>Base-36 Key Encoding</w:t>
             </w:r>
@@ -1301,18 +1473,18 @@
         </w:tc>
         <w:tc>
           <w:tcPr>
-            <w:tcW w:type="dxa" w:w="5760"/>
+            <w:tcW w:type="dxa" w:w="2707"/>
             <w:vAlign w:val="center"/>
             <w:tcMar>
-              <w:top w:w="80" w:type="dxa"/>
-              <w:bottom w:w="80" w:type="dxa"/>
-              <w:left w:w="120" w:type="dxa"/>
-              <w:right w:w="120" w:type="dxa"/>
+              <w:top w:w="40" w:type="dxa"/>
+              <w:bottom w:w="40" w:type="dxa"/>
+              <w:left w:w="50" w:type="dxa"/>
+              <w:right w:w="50" w:type="dxa"/>
             </w:tcMar>
           </w:tcPr>
           <w:p>
             <w:pPr>
-              <w:spacing w:before="40" w:after="40" w:line="252" w:lineRule="auto"/>
+              <w:spacing w:before="30" w:after="30" w:line="240" w:lineRule="auto"/>
               <w:jc w:val="left"/>
             </w:pPr>
             <w:r>
@@ -1320,7 +1492,7 @@
                 <w:rFonts w:ascii="Consolas" w:hAnsi="Consolas"/>
                 <w:b w:val="0"/>
                 <w:i w:val="0"/>
-                <w:sz w:val="17"/>
+                <w:sz w:val="14"/>
               </w:rPr>
               <w:t>KeyCodec.encode/decode</w:t>
             </w:r>
@@ -1330,18 +1502,18 @@
       <w:tr>
         <w:tc>
           <w:tcPr>
-            <w:tcW w:type="dxa" w:w="3744"/>
+            <w:tcW w:type="dxa" w:w="2160"/>
             <w:vAlign w:val="center"/>
             <w:tcMar>
-              <w:top w:w="80" w:type="dxa"/>
-              <w:bottom w:w="80" w:type="dxa"/>
-              <w:left w:w="120" w:type="dxa"/>
-              <w:right w:w="120" w:type="dxa"/>
+              <w:top w:w="40" w:type="dxa"/>
+              <w:bottom w:w="40" w:type="dxa"/>
+              <w:left w:w="50" w:type="dxa"/>
+              <w:right w:w="50" w:type="dxa"/>
             </w:tcMar>
           </w:tcPr>
           <w:p>
             <w:pPr>
-              <w:spacing w:before="40" w:after="40" w:line="252" w:lineRule="auto"/>
+              <w:spacing w:before="30" w:after="30" w:line="240" w:lineRule="auto"/>
               <w:jc w:val="left"/>
             </w:pPr>
             <w:r>
@@ -1349,7 +1521,7 @@
                 <w:rFonts w:ascii="Times New Roman" w:hAnsi="Times New Roman"/>
                 <w:b w:val="0"/>
                 <w:i w:val="0"/>
-                <w:sz w:val="18"/>
+                <w:sz w:val="14"/>
               </w:rPr>
               <w:t>Key Deduplication</w:t>
             </w:r>
@@ -1357,18 +1529,18 @@
         </w:tc>
         <w:tc>
           <w:tcPr>
-            <w:tcW w:type="dxa" w:w="5760"/>
+            <w:tcW w:type="dxa" w:w="2707"/>
             <w:vAlign w:val="center"/>
             <w:tcMar>
-              <w:top w:w="80" w:type="dxa"/>
-              <w:bottom w:w="80" w:type="dxa"/>
-              <w:left w:w="120" w:type="dxa"/>
-              <w:right w:w="120" w:type="dxa"/>
+              <w:top w:w="40" w:type="dxa"/>
+              <w:bottom w:w="40" w:type="dxa"/>
+              <w:left w:w="50" w:type="dxa"/>
+              <w:right w:w="50" w:type="dxa"/>
             </w:tcMar>
           </w:tcPr>
           <w:p>
             <w:pPr>
-              <w:spacing w:before="40" w:after="40" w:line="252" w:lineRule="auto"/>
+              <w:spacing w:before="30" w:after="30" w:line="240" w:lineRule="auto"/>
               <w:jc w:val="left"/>
             </w:pPr>
             <w:r>
@@ -1376,7 +1548,7 @@
                 <w:rFonts w:ascii="Consolas" w:hAnsi="Consolas"/>
                 <w:b w:val="0"/>
                 <w:i w:val="0"/>
-                <w:sz w:val="17"/>
+                <w:sz w:val="14"/>
               </w:rPr>
               <w:t>LongSet.add/contains</w:t>
             </w:r>
@@ -1386,18 +1558,18 @@
       <w:tr>
         <w:tc>
           <w:tcPr>
-            <w:tcW w:type="dxa" w:w="3744"/>
+            <w:tcW w:type="dxa" w:w="2160"/>
             <w:vAlign w:val="center"/>
             <w:tcMar>
-              <w:top w:w="80" w:type="dxa"/>
-              <w:bottom w:w="80" w:type="dxa"/>
-              <w:left w:w="120" w:type="dxa"/>
-              <w:right w:w="120" w:type="dxa"/>
+              <w:top w:w="40" w:type="dxa"/>
+              <w:bottom w:w="40" w:type="dxa"/>
+              <w:left w:w="50" w:type="dxa"/>
+              <w:right w:w="50" w:type="dxa"/>
             </w:tcMar>
           </w:tcPr>
           <w:p>
             <w:pPr>
-              <w:spacing w:before="40" w:after="40" w:line="252" w:lineRule="auto"/>
+              <w:spacing w:before="30" w:after="30" w:line="240" w:lineRule="auto"/>
               <w:jc w:val="left"/>
             </w:pPr>
             <w:r>
@@ -1405,7 +1577,7 @@
                 <w:rFonts w:ascii="Times New Roman" w:hAnsi="Times New Roman"/>
                 <w:b w:val="0"/>
                 <w:i w:val="0"/>
-                <w:sz w:val="18"/>
+                <w:sz w:val="14"/>
               </w:rPr>
               <w:t>Static SHA-256 Checksum</w:t>
             </w:r>
@@ -1413,18 +1585,18 @@
         </w:tc>
         <w:tc>
           <w:tcPr>
-            <w:tcW w:type="dxa" w:w="5760"/>
+            <w:tcW w:type="dxa" w:w="2707"/>
             <w:vAlign w:val="center"/>
             <w:tcMar>
-              <w:top w:w="80" w:type="dxa"/>
-              <w:bottom w:w="80" w:type="dxa"/>
-              <w:left w:w="120" w:type="dxa"/>
-              <w:right w:w="120" w:type="dxa"/>
+              <w:top w:w="40" w:type="dxa"/>
+              <w:bottom w:w="40" w:type="dxa"/>
+              <w:left w:w="50" w:type="dxa"/>
+              <w:right w:w="50" w:type="dxa"/>
             </w:tcMar>
           </w:tcPr>
           <w:p>
             <w:pPr>
-              <w:spacing w:before="40" w:after="40" w:line="252" w:lineRule="auto"/>
+              <w:spacing w:before="30" w:after="30" w:line="240" w:lineRule="auto"/>
               <w:jc w:val="left"/>
             </w:pPr>
             <w:r>
@@ -1432,9 +1604,9 @@
                 <w:rFonts w:ascii="Consolas" w:hAnsi="Consolas"/>
                 <w:b w:val="0"/>
                 <w:i w:val="0"/>
-                <w:sz w:val="17"/>
+                <w:sz w:val="14"/>
               </w:rPr>
-              <w:t>Generator.computeSHA256/bytesToHex</w:t>
+              <w:t>Generator.computeSHA256</w:t>
             </w:r>
           </w:p>
         </w:tc>
@@ -1442,18 +1614,18 @@
       <w:tr>
         <w:tc>
           <w:tcPr>
-            <w:tcW w:type="dxa" w:w="3744"/>
+            <w:tcW w:type="dxa" w:w="2160"/>
             <w:vAlign w:val="center"/>
             <w:tcMar>
-              <w:top w:w="80" w:type="dxa"/>
-              <w:bottom w:w="80" w:type="dxa"/>
-              <w:left w:w="120" w:type="dxa"/>
-              <w:right w:w="120" w:type="dxa"/>
+              <w:top w:w="40" w:type="dxa"/>
+              <w:bottom w:w="40" w:type="dxa"/>
+              <w:left w:w="50" w:type="dxa"/>
+              <w:right w:w="50" w:type="dxa"/>
             </w:tcMar>
           </w:tcPr>
           <w:p>
             <w:pPr>
-              <w:spacing w:before="40" w:after="40" w:line="252" w:lineRule="auto"/>
+              <w:spacing w:before="30" w:after="30" w:line="240" w:lineRule="auto"/>
               <w:jc w:val="left"/>
             </w:pPr>
             <w:r>
@@ -1461,7 +1633,7 @@
                 <w:rFonts w:ascii="Times New Roman" w:hAnsi="Times New Roman"/>
                 <w:b w:val="0"/>
                 <w:i w:val="0"/>
-                <w:sz w:val="18"/>
+                <w:sz w:val="14"/>
               </w:rPr>
               <w:t>O(1) Workload Engine</w:t>
             </w:r>
@@ -1469,18 +1641,18 @@
         </w:tc>
         <w:tc>
           <w:tcPr>
-            <w:tcW w:type="dxa" w:w="5760"/>
+            <w:tcW w:type="dxa" w:w="2707"/>
             <w:vAlign w:val="center"/>
             <w:tcMar>
-              <w:top w:w="80" w:type="dxa"/>
-              <w:bottom w:w="80" w:type="dxa"/>
-              <w:left w:w="120" w:type="dxa"/>
-              <w:right w:w="120" w:type="dxa"/>
+              <w:top w:w="40" w:type="dxa"/>
+              <w:bottom w:w="40" w:type="dxa"/>
+              <w:left w:w="50" w:type="dxa"/>
+              <w:right w:w="50" w:type="dxa"/>
             </w:tcMar>
           </w:tcPr>
           <w:p>
             <w:pPr>
-              <w:spacing w:before="40" w:after="40" w:line="252" w:lineRule="auto"/>
+              <w:spacing w:before="30" w:after="30" w:line="240" w:lineRule="auto"/>
               <w:jc w:val="left"/>
             </w:pPr>
             <w:r>
@@ -1488,7 +1660,7 @@
                 <w:rFonts w:ascii="Consolas" w:hAnsi="Consolas"/>
                 <w:b w:val="0"/>
                 <w:i w:val="0"/>
-                <w:sz w:val="17"/>
+                <w:sz w:val="14"/>
               </w:rPr>
               <w:t>Workload.execute/generate</w:t>
             </w:r>
@@ -1499,14 +1671,14 @@
     <w:p>
       <w:pPr>
         <w:keepNext/>
-        <w:spacing w:before="240" w:after="80"/>
+        <w:spacing w:before="200" w:after="60"/>
+        <w:jc w:val="center"/>
       </w:pPr>
       <w:r>
         <w:rPr>
           <w:rFonts w:ascii="Times New Roman" w:hAnsi="Times New Roman"/>
           <w:b/>
-          <w:color w:val="000000"/>
-          <w:sz w:val="22"/>
+          <w:sz w:val="20"/>
         </w:rPr>
         <w:t>III. METHODS &amp; SYSTEM DESIGN</w:t>
       </w:r>
@@ -1514,22 +1686,23 @@
     <w:p>
       <w:pPr>
         <w:keepNext/>
-        <w:spacing w:before="160" w:after="40"/>
+        <w:spacing w:before="140" w:after="40"/>
+        <w:jc w:val="left"/>
       </w:pPr>
       <w:r>
         <w:rPr>
           <w:rFonts w:ascii="Times New Roman" w:hAnsi="Times New Roman"/>
           <w:b/>
           <w:i/>
-          <w:color w:val="1F3864"/>
-          <w:sz w:val="21"/>
+          <w:sz w:val="20"/>
         </w:rPr>
         <w:t>A. Technical Specifications &amp; Interface Conventions</w:t>
       </w:r>
     </w:p>
     <w:p>
       <w:pPr>
-        <w:spacing w:before="0" w:after="80" w:line="276" w:lineRule="auto"/>
+        <w:spacing w:before="0" w:after="60" w:line="252" w:lineRule="auto"/>
+        <w:ind w:firstLine="216"/>
         <w:jc w:val="both"/>
       </w:pPr>
       <w:r>
@@ -1538,32 +1711,34 @@
       <w:r>
         <w:rPr>
           <w:rFonts w:ascii="Consolas" w:hAnsi="Consolas"/>
+          <w:sz w:val="17"/>
         </w:rPr>
         <w:t>NOT_FOUND = Integer.MIN_VALUE</w:t>
       </w:r>
       <w:r>
-        <w:t>. Table I outlines the comprehensive mapping between algorithmic concepts and codebase entities.</w:t>
+        <w:t>. Table I outlines the mapping between algorithmic concepts and codebase entities.</w:t>
       </w:r>
     </w:p>
     <w:p>
       <w:pPr>
         <w:keepNext/>
-        <w:spacing w:before="160" w:after="40"/>
+        <w:spacing w:before="140" w:after="40"/>
+        <w:jc w:val="left"/>
       </w:pPr>
       <w:r>
         <w:rPr>
           <w:rFonts w:ascii="Times New Roman" w:hAnsi="Times New Roman"/>
           <w:b/>
           <w:i/>
-          <w:color w:val="1F3864"/>
-          <w:sz w:val="21"/>
+          <w:sz w:val="20"/>
         </w:rPr>
         <w:t>B. Deterministic Data Generation &amp; Validation</w:t>
       </w:r>
     </w:p>
     <w:p>
       <w:pPr>
-        <w:spacing w:before="0" w:after="80" w:line="276" w:lineRule="auto"/>
+        <w:spacing w:before="0" w:after="60" w:line="252" w:lineRule="auto"/>
+        <w:ind w:firstLine="216"/>
         <w:jc w:val="both"/>
       </w:pPr>
       <w:r>
@@ -1572,80 +1747,72 @@
     </w:p>
     <w:p>
       <w:pPr>
-        <w:spacing w:before="40" w:after="60" w:line="276" w:lineRule="auto"/>
-        <w:ind w:left="288"/>
+        <w:spacing w:before="20" w:after="40" w:line="252" w:lineRule="auto"/>
+        <w:ind w:firstLine="144"/>
         <w:jc w:val="both"/>
       </w:pPr>
-      <w:r>
-        <w:t xml:space="preserve">• </w:t>
-      </w:r>
       <w:r>
         <w:rPr>
           <w:b/>
         </w:rPr>
-        <w:t xml:space="preserve">Key Representation: </w:t>
+        <w:t xml:space="preserve">• Key Representation: </w:t>
       </w:r>
       <w:r>
-        <w:t>KeyCodec encodes numeric 64-bit identifiers into 12-character Base-36 strings drawn from the alphabet [0-9A-Z] (key space |S| = 36^12 ≈ 4.74 × 10^18).</w:t>
+        <w:t>KeyCodec encodes numeric 64-bit identifiers into 12-character Base-36 strings drawn from [0-9A-Z] (key space |S| = 36^12 ≈ 4.74 × 10^18).</w:t>
       </w:r>
     </w:p>
     <w:p>
       <w:pPr>
-        <w:spacing w:before="40" w:after="60" w:line="276" w:lineRule="auto"/>
-        <w:ind w:left="288"/>
+        <w:spacing w:before="20" w:after="40" w:line="252" w:lineRule="auto"/>
+        <w:ind w:firstLine="144"/>
         <w:jc w:val="both"/>
       </w:pPr>
-      <w:r>
-        <w:t xml:space="preserve">• </w:t>
-      </w:r>
       <w:r>
         <w:rPr>
           <w:b/>
         </w:rPr>
-        <w:t xml:space="preserve">Deduplication: </w:t>
+        <w:t xml:space="preserve">• Deduplication: </w:t>
       </w:r>
       <w:r>
-        <w:t>A primitive, unboxed LongSet filters duplicate keys in O(1) time, guaranteeing that the inserted key set and the absent query set are strictly disjoint.</w:t>
+        <w:t>A primitive, unboxed LongSet filters duplicate keys in O(1) time, guaranteeing strictly disjoint insert and query sets.</w:t>
       </w:r>
     </w:p>
     <w:p>
       <w:pPr>
-        <w:spacing w:before="40" w:after="60" w:line="276" w:lineRule="auto"/>
-        <w:ind w:left="288"/>
+        <w:spacing w:before="20" w:after="40" w:line="252" w:lineRule="auto"/>
+        <w:ind w:firstLine="144"/>
         <w:jc w:val="both"/>
       </w:pPr>
-      <w:r>
-        <w:t xml:space="preserve">• </w:t>
-      </w:r>
       <w:r>
         <w:rPr>
           <w:b/>
         </w:rPr>
-        <w:t xml:space="preserve">Static SHA-256 Checksum: </w:t>
+        <w:t xml:space="preserve">• Static SHA-256 Checksum: </w:t>
       </w:r>
       <w:r>
-        <w:t>Generator.computeSHA256 digests ASCII bytes in 8 KB buffers and converts them to 64-character hex strings using a static lookup table bytesToHex, entirely bypassing slow String.format operations.</w:t>
+        <w:t>Generator.computeSHA256 digests ASCII bytes in 8 KB buffers with static lookup table bytesToHex, bypassing String.format.</w:t>
       </w:r>
     </w:p>
     <w:p>
       <w:pPr>
         <w:keepNext/>
-        <w:spacing w:before="160" w:after="40"/>
+        <w:spacing w:before="140" w:after="40"/>
+        <w:jc w:val="left"/>
       </w:pPr>
       <w:r>
         <w:rPr>
           <w:rFonts w:ascii="Times New Roman" w:hAnsi="Times New Roman"/>
           <w:b/>
           <w:i/>
-          <w:color w:val="1F3864"/>
-          <w:sz w:val="21"/>
+          <w:sz w:val="20"/>
         </w:rPr>
         <w:t>C. O(1) Workload Engine for Delete-Insert Cycles</w:t>
       </w:r>
     </w:p>
     <w:p>
       <w:pPr>
-        <w:spacing w:before="0" w:after="80" w:line="276" w:lineRule="auto"/>
+        <w:spacing w:before="0" w:after="60" w:line="252" w:lineRule="auto"/>
+        <w:ind w:firstLine="216"/>
         <w:jc w:val="both"/>
       </w:pPr>
       <w:r>
@@ -1658,21 +1825,22 @@
     <w:p>
       <w:pPr>
         <w:keepNext/>
-        <w:spacing w:before="240" w:after="80"/>
+        <w:spacing w:before="200" w:after="60"/>
+        <w:jc w:val="center"/>
       </w:pPr>
       <w:r>
         <w:rPr>
           <w:rFonts w:ascii="Times New Roman" w:hAnsi="Times New Roman"/>
           <w:b/>
-          <w:color w:val="000000"/>
-          <w:sz w:val="22"/>
+          <w:sz w:val="20"/>
         </w:rPr>
         <w:t>IV. EXPERIMENTAL SETUP</w:t>
       </w:r>
     </w:p>
     <w:p>
       <w:pPr>
-        <w:spacing w:before="0" w:after="80" w:line="276" w:lineRule="auto"/>
+        <w:spacing w:before="0" w:after="60" w:line="252" w:lineRule="auto"/>
+        <w:ind w:firstLine="216"/>
         <w:jc w:val="both"/>
       </w:pPr>
       <w:r>
@@ -1687,7 +1855,8 @@
     </w:p>
     <w:p>
       <w:pPr>
-        <w:spacing w:before="0" w:after="80" w:line="276" w:lineRule="auto"/>
+        <w:spacing w:before="0" w:after="60" w:line="252" w:lineRule="auto"/>
+        <w:ind w:firstLine="216"/>
         <w:jc w:val="both"/>
       </w:pPr>
       <w:r>
@@ -1706,14 +1875,14 @@
     <w:p>
       <w:pPr>
         <w:keepNext/>
-        <w:spacing w:before="240" w:after="80"/>
+        <w:spacing w:before="200" w:after="60"/>
+        <w:jc w:val="center"/>
       </w:pPr>
       <w:r>
         <w:rPr>
           <w:rFonts w:ascii="Times New Roman" w:hAnsi="Times New Roman"/>
           <w:b/>
-          <w:color w:val="000000"/>
-          <w:sz w:val="22"/>
+          <w:sz w:val="20"/>
         </w:rPr>
         <w:t>V. RESULTS &amp; DISCUSSION</w:t>
       </w:r>
@@ -1721,22 +1890,23 @@
     <w:p>
       <w:pPr>
         <w:keepNext/>
-        <w:spacing w:before="160" w:after="40"/>
+        <w:spacing w:before="140" w:after="40"/>
+        <w:jc w:val="left"/>
       </w:pPr>
       <w:r>
         <w:rPr>
           <w:rFonts w:ascii="Times New Roman" w:hAnsi="Times New Roman"/>
           <w:b/>
           <w:i/>
-          <w:color w:val="1F3864"/>
-          <w:sz w:val="21"/>
+          <w:sz w:val="20"/>
         </w:rPr>
         <w:t>A. RQ1: Separate Chaining vs. Linear Probing</w:t>
       </w:r>
     </w:p>
     <w:p>
       <w:pPr>
-        <w:spacing w:before="0" w:after="80" w:line="276" w:lineRule="auto"/>
+        <w:spacing w:before="0" w:after="60" w:line="252" w:lineRule="auto"/>
+        <w:ind w:firstLine="216"/>
         <w:jc w:val="both"/>
       </w:pPr>
       <w:r>
@@ -1745,7 +1915,8 @@
     </w:p>
     <w:p>
       <w:pPr>
-        <w:spacing w:before="120" w:after="80" w:line="276" w:lineRule="auto"/>
+        <w:spacing w:before="120" w:after="60" w:line="252" w:lineRule="auto"/>
+        <w:ind w:firstLine="0"/>
         <w:jc w:val="center"/>
       </w:pPr>
       <w:r>
@@ -1753,11 +1924,9 @@
           <w:rFonts w:ascii="Times New Roman" w:hAnsi="Times New Roman"/>
           <w:b/>
           <w:i w:val="0"/>
-          <w:sz w:val="18"/>
+          <w:sz w:val="17"/>
         </w:rPr>
-        <w:t>TABLE II</w:t>
-        <w:br/>
-        <w:t>MEDIAN LOOKUP TIMES (NS/QUERY) ACROSS LOAD FACTORS α (M = 2^20, 9 VALID RUNS PER CELL)</w:t>
+        <w:t>TABLE II. MEDIAN LOOKUP TIMES (NS/QUERY) ACROSS α (M=2^20)</w:t>
       </w:r>
     </w:p>
     <w:tbl>
@@ -1767,40 +1936,40 @@
         <w:tblLayout w:type="fixed"/>
         <w:tblLook w:firstColumn="1" w:firstRow="1" w:lastColumn="0" w:lastRow="0" w:noHBand="0" w:noVBand="1" w:val="04A0"/>
         <w:tblBorders>
-          <w:top w:val="single" w:sz="12" w:space="0" w:color="000000"/>
+          <w:top w:val="single" w:sz="10" w:space="0" w:color="000000"/>
           <w:left w:val="none"/>
-          <w:bottom w:val="single" w:sz="12" w:space="0" w:color="000000"/>
+          <w:bottom w:val="single" w:sz="10" w:space="0" w:color="000000"/>
           <w:right w:val="none"/>
           <w:insideH w:val="none"/>
           <w:insideV w:val="none"/>
         </w:tblBorders>
       </w:tblPr>
       <w:tblGrid>
-        <w:gridCol w:w="1973"/>
-        <w:gridCol w:w="1973"/>
-        <w:gridCol w:w="1973"/>
-        <w:gridCol w:w="1973"/>
-        <w:gridCol w:w="1973"/>
+        <w:gridCol w:w="2025"/>
+        <w:gridCol w:w="2025"/>
+        <w:gridCol w:w="2025"/>
+        <w:gridCol w:w="2025"/>
+        <w:gridCol w:w="2025"/>
       </w:tblGrid>
       <w:tr>
         <w:tc>
           <w:tcPr>
-            <w:tcW w:type="dxa" w:w="1728"/>
+            <w:tcW w:type="dxa" w:w="691"/>
             <w:vAlign w:val="center"/>
             <w:tcMar>
-              <w:top w:w="80" w:type="dxa"/>
-              <w:bottom w:w="80" w:type="dxa"/>
-              <w:left w:w="120" w:type="dxa"/>
-              <w:right w:w="120" w:type="dxa"/>
+              <w:top w:w="40" w:type="dxa"/>
+              <w:bottom w:w="40" w:type="dxa"/>
+              <w:left w:w="50" w:type="dxa"/>
+              <w:right w:w="50" w:type="dxa"/>
             </w:tcMar>
             <w:shd w:fill="F2F2F2"/>
             <w:tcBorders>
-              <w:bottom w:val="single" w:sz="8" w:space="0" w:color="000000"/>
+              <w:bottom w:val="single" w:sz="6" w:space="0" w:color="000000"/>
             </w:tcBorders>
           </w:tcPr>
           <w:p>
             <w:pPr>
-              <w:spacing w:before="40" w:after="40" w:line="252" w:lineRule="auto"/>
+              <w:spacing w:before="30" w:after="30" w:line="240" w:lineRule="auto"/>
               <w:jc w:val="center"/>
             </w:pPr>
             <w:r>
@@ -1808,7 +1977,7 @@
                 <w:rFonts w:ascii="Times New Roman" w:hAnsi="Times New Roman"/>
                 <w:b/>
                 <w:i w:val="0"/>
-                <w:sz w:val="18"/>
+                <w:sz w:val="15"/>
               </w:rPr>
               <w:t>α</w:t>
             </w:r>
@@ -1816,22 +1985,22 @@
         </w:tc>
         <w:tc>
           <w:tcPr>
-            <w:tcW w:type="dxa" w:w="1872"/>
+            <w:tcW w:type="dxa" w:w="1037"/>
             <w:vAlign w:val="center"/>
             <w:tcMar>
-              <w:top w:w="80" w:type="dxa"/>
-              <w:bottom w:w="80" w:type="dxa"/>
-              <w:left w:w="120" w:type="dxa"/>
-              <w:right w:w="120" w:type="dxa"/>
+              <w:top w:w="40" w:type="dxa"/>
+              <w:bottom w:w="40" w:type="dxa"/>
+              <w:left w:w="50" w:type="dxa"/>
+              <w:right w:w="50" w:type="dxa"/>
             </w:tcMar>
             <w:shd w:fill="F2F2F2"/>
             <w:tcBorders>
-              <w:bottom w:val="single" w:sz="8" w:space="0" w:color="000000"/>
+              <w:bottom w:val="single" w:sz="6" w:space="0" w:color="000000"/>
             </w:tcBorders>
           </w:tcPr>
           <w:p>
             <w:pPr>
-              <w:spacing w:before="40" w:after="40" w:line="252" w:lineRule="auto"/>
+              <w:spacing w:before="30" w:after="30" w:line="240" w:lineRule="auto"/>
               <w:jc w:val="right"/>
             </w:pPr>
             <w:r>
@@ -1839,30 +2008,30 @@
                 <w:rFonts w:ascii="Times New Roman" w:hAnsi="Times New Roman"/>
                 <w:b/>
                 <w:i w:val="0"/>
-                <w:sz w:val="18"/>
+                <w:sz w:val="15"/>
               </w:rPr>
-              <w:t>LP present</w:t>
+              <w:t>LP pres</w:t>
             </w:r>
           </w:p>
         </w:tc>
         <w:tc>
           <w:tcPr>
-            <w:tcW w:type="dxa" w:w="1872"/>
+            <w:tcW w:type="dxa" w:w="1037"/>
             <w:vAlign w:val="center"/>
             <w:tcMar>
-              <w:top w:w="80" w:type="dxa"/>
-              <w:bottom w:w="80" w:type="dxa"/>
-              <w:left w:w="120" w:type="dxa"/>
-              <w:right w:w="120" w:type="dxa"/>
+              <w:top w:w="40" w:type="dxa"/>
+              <w:bottom w:w="40" w:type="dxa"/>
+              <w:left w:w="50" w:type="dxa"/>
+              <w:right w:w="50" w:type="dxa"/>
             </w:tcMar>
             <w:shd w:fill="F2F2F2"/>
             <w:tcBorders>
-              <w:bottom w:val="single" w:sz="8" w:space="0" w:color="000000"/>
+              <w:bottom w:val="single" w:sz="6" w:space="0" w:color="000000"/>
             </w:tcBorders>
           </w:tcPr>
           <w:p>
             <w:pPr>
-              <w:spacing w:before="40" w:after="40" w:line="252" w:lineRule="auto"/>
+              <w:spacing w:before="30" w:after="30" w:line="240" w:lineRule="auto"/>
               <w:jc w:val="right"/>
             </w:pPr>
             <w:r>
@@ -1870,30 +2039,30 @@
                 <w:rFonts w:ascii="Times New Roman" w:hAnsi="Times New Roman"/>
                 <w:b/>
                 <w:i w:val="0"/>
-                <w:sz w:val="18"/>
+                <w:sz w:val="15"/>
               </w:rPr>
-              <w:t>SC present</w:t>
+              <w:t>SC pres</w:t>
             </w:r>
           </w:p>
         </w:tc>
         <w:tc>
           <w:tcPr>
-            <w:tcW w:type="dxa" w:w="2016"/>
+            <w:tcW w:type="dxa" w:w="1051"/>
             <w:vAlign w:val="center"/>
             <w:tcMar>
-              <w:top w:w="80" w:type="dxa"/>
-              <w:bottom w:w="80" w:type="dxa"/>
-              <w:left w:w="120" w:type="dxa"/>
-              <w:right w:w="120" w:type="dxa"/>
+              <w:top w:w="40" w:type="dxa"/>
+              <w:bottom w:w="40" w:type="dxa"/>
+              <w:left w:w="50" w:type="dxa"/>
+              <w:right w:w="50" w:type="dxa"/>
             </w:tcMar>
             <w:shd w:fill="F2F2F2"/>
             <w:tcBorders>
-              <w:bottom w:val="single" w:sz="8" w:space="0" w:color="000000"/>
+              <w:bottom w:val="single" w:sz="6" w:space="0" w:color="000000"/>
             </w:tcBorders>
           </w:tcPr>
           <w:p>
             <w:pPr>
-              <w:spacing w:before="40" w:after="40" w:line="252" w:lineRule="auto"/>
+              <w:spacing w:before="30" w:after="30" w:line="240" w:lineRule="auto"/>
               <w:jc w:val="right"/>
             </w:pPr>
             <w:r>
@@ -1901,30 +2070,30 @@
                 <w:rFonts w:ascii="Times New Roman" w:hAnsi="Times New Roman"/>
                 <w:b/>
                 <w:i w:val="0"/>
-                <w:sz w:val="18"/>
+                <w:sz w:val="15"/>
               </w:rPr>
-              <w:t>LP absent</w:t>
+              <w:t>LP abs</w:t>
             </w:r>
           </w:p>
         </w:tc>
         <w:tc>
           <w:tcPr>
-            <w:tcW w:type="dxa" w:w="2016"/>
+            <w:tcW w:type="dxa" w:w="1051"/>
             <w:vAlign w:val="center"/>
             <w:tcMar>
-              <w:top w:w="80" w:type="dxa"/>
-              <w:bottom w:w="80" w:type="dxa"/>
-              <w:left w:w="120" w:type="dxa"/>
-              <w:right w:w="120" w:type="dxa"/>
+              <w:top w:w="40" w:type="dxa"/>
+              <w:bottom w:w="40" w:type="dxa"/>
+              <w:left w:w="50" w:type="dxa"/>
+              <w:right w:w="50" w:type="dxa"/>
             </w:tcMar>
             <w:shd w:fill="F2F2F2"/>
             <w:tcBorders>
-              <w:bottom w:val="single" w:sz="8" w:space="0" w:color="000000"/>
+              <w:bottom w:val="single" w:sz="6" w:space="0" w:color="000000"/>
             </w:tcBorders>
           </w:tcPr>
           <w:p>
             <w:pPr>
-              <w:spacing w:before="40" w:after="40" w:line="252" w:lineRule="auto"/>
+              <w:spacing w:before="30" w:after="30" w:line="240" w:lineRule="auto"/>
               <w:jc w:val="right"/>
             </w:pPr>
             <w:r>
@@ -1932,9 +2101,9 @@
                 <w:rFonts w:ascii="Times New Roman" w:hAnsi="Times New Roman"/>
                 <w:b/>
                 <w:i w:val="0"/>
-                <w:sz w:val="18"/>
+                <w:sz w:val="15"/>
               </w:rPr>
-              <w:t>SC absent</w:t>
+              <w:t>SC abs</w:t>
             </w:r>
           </w:p>
         </w:tc>
@@ -1942,18 +2111,18 @@
       <w:tr>
         <w:tc>
           <w:tcPr>
-            <w:tcW w:type="dxa" w:w="1728"/>
+            <w:tcW w:type="dxa" w:w="691"/>
             <w:vAlign w:val="center"/>
             <w:tcMar>
-              <w:top w:w="80" w:type="dxa"/>
-              <w:bottom w:w="80" w:type="dxa"/>
-              <w:left w:w="120" w:type="dxa"/>
-              <w:right w:w="120" w:type="dxa"/>
+              <w:top w:w="40" w:type="dxa"/>
+              <w:bottom w:w="40" w:type="dxa"/>
+              <w:left w:w="50" w:type="dxa"/>
+              <w:right w:w="50" w:type="dxa"/>
             </w:tcMar>
           </w:tcPr>
           <w:p>
             <w:pPr>
-              <w:spacing w:before="40" w:after="40" w:line="252" w:lineRule="auto"/>
+              <w:spacing w:before="30" w:after="30" w:line="240" w:lineRule="auto"/>
               <w:jc w:val="center"/>
             </w:pPr>
             <w:r>
@@ -1961,7 +2130,7 @@
                 <w:rFonts w:ascii="Times New Roman" w:hAnsi="Times New Roman"/>
                 <w:b w:val="0"/>
                 <w:i w:val="0"/>
-                <w:sz w:val="18"/>
+                <w:sz w:val="15"/>
               </w:rPr>
               <w:t>0.50</w:t>
             </w:r>
@@ -1969,18 +2138,18 @@
         </w:tc>
         <w:tc>
           <w:tcPr>
-            <w:tcW w:type="dxa" w:w="1872"/>
+            <w:tcW w:type="dxa" w:w="1037"/>
             <w:vAlign w:val="center"/>
             <w:tcMar>
-              <w:top w:w="80" w:type="dxa"/>
-              <w:bottom w:w="80" w:type="dxa"/>
-              <w:left w:w="120" w:type="dxa"/>
-              <w:right w:w="120" w:type="dxa"/>
+              <w:top w:w="40" w:type="dxa"/>
+              <w:bottom w:w="40" w:type="dxa"/>
+              <w:left w:w="50" w:type="dxa"/>
+              <w:right w:w="50" w:type="dxa"/>
             </w:tcMar>
           </w:tcPr>
           <w:p>
             <w:pPr>
-              <w:spacing w:before="40" w:after="40" w:line="252" w:lineRule="auto"/>
+              <w:spacing w:before="30" w:after="30" w:line="240" w:lineRule="auto"/>
               <w:jc w:val="right"/>
             </w:pPr>
             <w:r>
@@ -1988,7 +2157,7 @@
                 <w:rFonts w:ascii="Times New Roman" w:hAnsi="Times New Roman"/>
                 <w:b/>
                 <w:i w:val="0"/>
-                <w:sz w:val="18"/>
+                <w:sz w:val="15"/>
               </w:rPr>
               <w:t>219.7</w:t>
             </w:r>
@@ -1996,18 +2165,18 @@
         </w:tc>
         <w:tc>
           <w:tcPr>
-            <w:tcW w:type="dxa" w:w="1872"/>
+            <w:tcW w:type="dxa" w:w="1037"/>
             <w:vAlign w:val="center"/>
             <w:tcMar>
-              <w:top w:w="80" w:type="dxa"/>
-              <w:bottom w:w="80" w:type="dxa"/>
-              <w:left w:w="120" w:type="dxa"/>
-              <w:right w:w="120" w:type="dxa"/>
+              <w:top w:w="40" w:type="dxa"/>
+              <w:bottom w:w="40" w:type="dxa"/>
+              <w:left w:w="50" w:type="dxa"/>
+              <w:right w:w="50" w:type="dxa"/>
             </w:tcMar>
           </w:tcPr>
           <w:p>
             <w:pPr>
-              <w:spacing w:before="40" w:after="40" w:line="252" w:lineRule="auto"/>
+              <w:spacing w:before="30" w:after="30" w:line="240" w:lineRule="auto"/>
               <w:jc w:val="right"/>
             </w:pPr>
             <w:r>
@@ -2015,7 +2184,7 @@
                 <w:rFonts w:ascii="Times New Roman" w:hAnsi="Times New Roman"/>
                 <w:b w:val="0"/>
                 <w:i w:val="0"/>
-                <w:sz w:val="18"/>
+                <w:sz w:val="15"/>
               </w:rPr>
               <w:t>246.0</w:t>
             </w:r>
@@ -2023,18 +2192,18 @@
         </w:tc>
         <w:tc>
           <w:tcPr>
-            <w:tcW w:type="dxa" w:w="2016"/>
+            <w:tcW w:type="dxa" w:w="1051"/>
             <w:vAlign w:val="center"/>
             <w:tcMar>
-              <w:top w:w="80" w:type="dxa"/>
-              <w:bottom w:w="80" w:type="dxa"/>
-              <w:left w:w="120" w:type="dxa"/>
-              <w:right w:w="120" w:type="dxa"/>
+              <w:top w:w="40" w:type="dxa"/>
+              <w:bottom w:w="40" w:type="dxa"/>
+              <w:left w:w="50" w:type="dxa"/>
+              <w:right w:w="50" w:type="dxa"/>
             </w:tcMar>
           </w:tcPr>
           <w:p>
             <w:pPr>
-              <w:spacing w:before="40" w:after="40" w:line="252" w:lineRule="auto"/>
+              <w:spacing w:before="30" w:after="30" w:line="240" w:lineRule="auto"/>
               <w:jc w:val="right"/>
             </w:pPr>
             <w:r>
@@ -2042,7 +2211,7 @@
                 <w:rFonts w:ascii="Times New Roman" w:hAnsi="Times New Roman"/>
                 <w:b w:val="0"/>
                 <w:i w:val="0"/>
-                <w:sz w:val="18"/>
+                <w:sz w:val="15"/>
               </w:rPr>
               <w:t>160.8</w:t>
             </w:r>
@@ -2050,18 +2219,18 @@
         </w:tc>
         <w:tc>
           <w:tcPr>
-            <w:tcW w:type="dxa" w:w="2016"/>
+            <w:tcW w:type="dxa" w:w="1051"/>
             <w:vAlign w:val="center"/>
             <w:tcMar>
-              <w:top w:w="80" w:type="dxa"/>
-              <w:bottom w:w="80" w:type="dxa"/>
-              <w:left w:w="120" w:type="dxa"/>
-              <w:right w:w="120" w:type="dxa"/>
+              <w:top w:w="40" w:type="dxa"/>
+              <w:bottom w:w="40" w:type="dxa"/>
+              <w:left w:w="50" w:type="dxa"/>
+              <w:right w:w="50" w:type="dxa"/>
             </w:tcMar>
           </w:tcPr>
           <w:p>
             <w:pPr>
-              <w:spacing w:before="40" w:after="40" w:line="252" w:lineRule="auto"/>
+              <w:spacing w:before="30" w:after="30" w:line="240" w:lineRule="auto"/>
               <w:jc w:val="right"/>
             </w:pPr>
             <w:r>
@@ -2069,7 +2238,7 @@
                 <w:rFonts w:ascii="Times New Roman" w:hAnsi="Times New Roman"/>
                 <w:b/>
                 <w:i w:val="0"/>
-                <w:sz w:val="18"/>
+                <w:sz w:val="15"/>
               </w:rPr>
               <w:t>136.3</w:t>
             </w:r>
@@ -2079,18 +2248,18 @@
       <w:tr>
         <w:tc>
           <w:tcPr>
-            <w:tcW w:type="dxa" w:w="1728"/>
+            <w:tcW w:type="dxa" w:w="691"/>
             <w:vAlign w:val="center"/>
             <w:tcMar>
-              <w:top w:w="80" w:type="dxa"/>
-              <w:bottom w:w="80" w:type="dxa"/>
-              <w:left w:w="120" w:type="dxa"/>
-              <w:right w:w="120" w:type="dxa"/>
+              <w:top w:w="40" w:type="dxa"/>
+              <w:bottom w:w="40" w:type="dxa"/>
+              <w:left w:w="50" w:type="dxa"/>
+              <w:right w:w="50" w:type="dxa"/>
             </w:tcMar>
           </w:tcPr>
           <w:p>
             <w:pPr>
-              <w:spacing w:before="40" w:after="40" w:line="252" w:lineRule="auto"/>
+              <w:spacing w:before="30" w:after="30" w:line="240" w:lineRule="auto"/>
               <w:jc w:val="center"/>
             </w:pPr>
             <w:r>
@@ -2098,7 +2267,7 @@
                 <w:rFonts w:ascii="Times New Roman" w:hAnsi="Times New Roman"/>
                 <w:b w:val="0"/>
                 <w:i w:val="0"/>
-                <w:sz w:val="18"/>
+                <w:sz w:val="15"/>
               </w:rPr>
               <w:t>0.75</w:t>
             </w:r>
@@ -2106,18 +2275,18 @@
         </w:tc>
         <w:tc>
           <w:tcPr>
-            <w:tcW w:type="dxa" w:w="1872"/>
+            <w:tcW w:type="dxa" w:w="1037"/>
             <w:vAlign w:val="center"/>
             <w:tcMar>
-              <w:top w:w="80" w:type="dxa"/>
-              <w:bottom w:w="80" w:type="dxa"/>
-              <w:left w:w="120" w:type="dxa"/>
-              <w:right w:w="120" w:type="dxa"/>
+              <w:top w:w="40" w:type="dxa"/>
+              <w:bottom w:w="40" w:type="dxa"/>
+              <w:left w:w="50" w:type="dxa"/>
+              <w:right w:w="50" w:type="dxa"/>
             </w:tcMar>
           </w:tcPr>
           <w:p>
             <w:pPr>
-              <w:spacing w:before="40" w:after="40" w:line="252" w:lineRule="auto"/>
+              <w:spacing w:before="30" w:after="30" w:line="240" w:lineRule="auto"/>
               <w:jc w:val="right"/>
             </w:pPr>
             <w:r>
@@ -2125,7 +2294,7 @@
                 <w:rFonts w:ascii="Times New Roman" w:hAnsi="Times New Roman"/>
                 <w:b/>
                 <w:i w:val="0"/>
-                <w:sz w:val="18"/>
+                <w:sz w:val="15"/>
               </w:rPr>
               <w:t>287.6</w:t>
             </w:r>
@@ -2133,18 +2302,18 @@
         </w:tc>
         <w:tc>
           <w:tcPr>
-            <w:tcW w:type="dxa" w:w="1872"/>
+            <w:tcW w:type="dxa" w:w="1037"/>
             <w:vAlign w:val="center"/>
             <w:tcMar>
-              <w:top w:w="80" w:type="dxa"/>
-              <w:bottom w:w="80" w:type="dxa"/>
-              <w:left w:w="120" w:type="dxa"/>
-              <w:right w:w="120" w:type="dxa"/>
+              <w:top w:w="40" w:type="dxa"/>
+              <w:bottom w:w="40" w:type="dxa"/>
+              <w:left w:w="50" w:type="dxa"/>
+              <w:right w:w="50" w:type="dxa"/>
             </w:tcMar>
           </w:tcPr>
           <w:p>
             <w:pPr>
-              <w:spacing w:before="40" w:after="40" w:line="252" w:lineRule="auto"/>
+              <w:spacing w:before="30" w:after="30" w:line="240" w:lineRule="auto"/>
               <w:jc w:val="right"/>
             </w:pPr>
             <w:r>
@@ -2152,7 +2321,7 @@
                 <w:rFonts w:ascii="Times New Roman" w:hAnsi="Times New Roman"/>
                 <w:b w:val="0"/>
                 <w:i w:val="0"/>
-                <w:sz w:val="18"/>
+                <w:sz w:val="15"/>
               </w:rPr>
               <w:t>310.4</w:t>
             </w:r>
@@ -2160,18 +2329,18 @@
         </w:tc>
         <w:tc>
           <w:tcPr>
-            <w:tcW w:type="dxa" w:w="2016"/>
+            <w:tcW w:type="dxa" w:w="1051"/>
             <w:vAlign w:val="center"/>
             <w:tcMar>
-              <w:top w:w="80" w:type="dxa"/>
-              <w:bottom w:w="80" w:type="dxa"/>
-              <w:left w:w="120" w:type="dxa"/>
-              <w:right w:w="120" w:type="dxa"/>
+              <w:top w:w="40" w:type="dxa"/>
+              <w:bottom w:w="40" w:type="dxa"/>
+              <w:left w:w="50" w:type="dxa"/>
+              <w:right w:w="50" w:type="dxa"/>
             </w:tcMar>
           </w:tcPr>
           <w:p>
             <w:pPr>
-              <w:spacing w:before="40" w:after="40" w:line="252" w:lineRule="auto"/>
+              <w:spacing w:before="30" w:after="30" w:line="240" w:lineRule="auto"/>
               <w:jc w:val="right"/>
             </w:pPr>
             <w:r>
@@ -2179,7 +2348,7 @@
                 <w:rFonts w:ascii="Times New Roman" w:hAnsi="Times New Roman"/>
                 <w:b w:val="0"/>
                 <w:i w:val="0"/>
-                <w:sz w:val="18"/>
+                <w:sz w:val="15"/>
               </w:rPr>
               <w:t>407.9</w:t>
             </w:r>
@@ -2187,18 +2356,18 @@
         </w:tc>
         <w:tc>
           <w:tcPr>
-            <w:tcW w:type="dxa" w:w="2016"/>
+            <w:tcW w:type="dxa" w:w="1051"/>
             <w:vAlign w:val="center"/>
             <w:tcMar>
-              <w:top w:w="80" w:type="dxa"/>
-              <w:bottom w:w="80" w:type="dxa"/>
-              <w:left w:w="120" w:type="dxa"/>
-              <w:right w:w="120" w:type="dxa"/>
+              <w:top w:w="40" w:type="dxa"/>
+              <w:bottom w:w="40" w:type="dxa"/>
+              <w:left w:w="50" w:type="dxa"/>
+              <w:right w:w="50" w:type="dxa"/>
             </w:tcMar>
           </w:tcPr>
           <w:p>
             <w:pPr>
-              <w:spacing w:before="40" w:after="40" w:line="252" w:lineRule="auto"/>
+              <w:spacing w:before="30" w:after="30" w:line="240" w:lineRule="auto"/>
               <w:jc w:val="right"/>
             </w:pPr>
             <w:r>
@@ -2206,7 +2375,7 @@
                 <w:rFonts w:ascii="Times New Roman" w:hAnsi="Times New Roman"/>
                 <w:b/>
                 <w:i w:val="0"/>
-                <w:sz w:val="18"/>
+                <w:sz w:val="15"/>
               </w:rPr>
               <w:t>172.3</w:t>
             </w:r>
@@ -2216,18 +2385,18 @@
       <w:tr>
         <w:tc>
           <w:tcPr>
-            <w:tcW w:type="dxa" w:w="1728"/>
+            <w:tcW w:type="dxa" w:w="691"/>
             <w:vAlign w:val="center"/>
             <w:tcMar>
-              <w:top w:w="80" w:type="dxa"/>
-              <w:bottom w:w="80" w:type="dxa"/>
-              <w:left w:w="120" w:type="dxa"/>
-              <w:right w:w="120" w:type="dxa"/>
+              <w:top w:w="40" w:type="dxa"/>
+              <w:bottom w:w="40" w:type="dxa"/>
+              <w:left w:w="50" w:type="dxa"/>
+              <w:right w:w="50" w:type="dxa"/>
             </w:tcMar>
           </w:tcPr>
           <w:p>
             <w:pPr>
-              <w:spacing w:before="40" w:after="40" w:line="252" w:lineRule="auto"/>
+              <w:spacing w:before="30" w:after="30" w:line="240" w:lineRule="auto"/>
               <w:jc w:val="center"/>
             </w:pPr>
             <w:r>
@@ -2235,7 +2404,7 @@
                 <w:rFonts w:ascii="Times New Roman" w:hAnsi="Times New Roman"/>
                 <w:b w:val="0"/>
                 <w:i w:val="0"/>
-                <w:sz w:val="18"/>
+                <w:sz w:val="15"/>
               </w:rPr>
               <w:t>0.90</w:t>
             </w:r>
@@ -2243,18 +2412,18 @@
         </w:tc>
         <w:tc>
           <w:tcPr>
-            <w:tcW w:type="dxa" w:w="1872"/>
+            <w:tcW w:type="dxa" w:w="1037"/>
             <w:vAlign w:val="center"/>
             <w:tcMar>
-              <w:top w:w="80" w:type="dxa"/>
-              <w:bottom w:w="80" w:type="dxa"/>
-              <w:left w:w="120" w:type="dxa"/>
-              <w:right w:w="120" w:type="dxa"/>
+              <w:top w:w="40" w:type="dxa"/>
+              <w:bottom w:w="40" w:type="dxa"/>
+              <w:left w:w="50" w:type="dxa"/>
+              <w:right w:w="50" w:type="dxa"/>
             </w:tcMar>
           </w:tcPr>
           <w:p>
             <w:pPr>
-              <w:spacing w:before="40" w:after="40" w:line="252" w:lineRule="auto"/>
+              <w:spacing w:before="30" w:after="30" w:line="240" w:lineRule="auto"/>
               <w:jc w:val="right"/>
             </w:pPr>
             <w:r>
@@ -2262,7 +2431,7 @@
                 <w:rFonts w:ascii="Times New Roman" w:hAnsi="Times New Roman"/>
                 <w:b w:val="0"/>
                 <w:i w:val="0"/>
-                <w:sz w:val="18"/>
+                <w:sz w:val="15"/>
               </w:rPr>
               <w:t>407.3</w:t>
             </w:r>
@@ -2270,18 +2439,18 @@
         </w:tc>
         <w:tc>
           <w:tcPr>
-            <w:tcW w:type="dxa" w:w="1872"/>
+            <w:tcW w:type="dxa" w:w="1037"/>
             <w:vAlign w:val="center"/>
             <w:tcMar>
-              <w:top w:w="80" w:type="dxa"/>
-              <w:bottom w:w="80" w:type="dxa"/>
-              <w:left w:w="120" w:type="dxa"/>
-              <w:right w:w="120" w:type="dxa"/>
+              <w:top w:w="40" w:type="dxa"/>
+              <w:bottom w:w="40" w:type="dxa"/>
+              <w:left w:w="50" w:type="dxa"/>
+              <w:right w:w="50" w:type="dxa"/>
             </w:tcMar>
           </w:tcPr>
           <w:p>
             <w:pPr>
-              <w:spacing w:before="40" w:after="40" w:line="252" w:lineRule="auto"/>
+              <w:spacing w:before="30" w:after="30" w:line="240" w:lineRule="auto"/>
               <w:jc w:val="right"/>
             </w:pPr>
             <w:r>
@@ -2289,7 +2458,7 @@
                 <w:rFonts w:ascii="Times New Roman" w:hAnsi="Times New Roman"/>
                 <w:b/>
                 <w:i w:val="0"/>
-                <w:sz w:val="18"/>
+                <w:sz w:val="15"/>
               </w:rPr>
               <w:t>325.1</w:t>
             </w:r>
@@ -2297,18 +2466,18 @@
         </w:tc>
         <w:tc>
           <w:tcPr>
-            <w:tcW w:type="dxa" w:w="2016"/>
+            <w:tcW w:type="dxa" w:w="1051"/>
             <w:vAlign w:val="center"/>
             <w:tcMar>
-              <w:top w:w="80" w:type="dxa"/>
-              <w:bottom w:w="80" w:type="dxa"/>
-              <w:left w:w="120" w:type="dxa"/>
-              <w:right w:w="120" w:type="dxa"/>
+              <w:top w:w="40" w:type="dxa"/>
+              <w:bottom w:w="40" w:type="dxa"/>
+              <w:left w:w="50" w:type="dxa"/>
+              <w:right w:w="50" w:type="dxa"/>
             </w:tcMar>
           </w:tcPr>
           <w:p>
             <w:pPr>
-              <w:spacing w:before="40" w:after="40" w:line="252" w:lineRule="auto"/>
+              <w:spacing w:before="30" w:after="30" w:line="240" w:lineRule="auto"/>
               <w:jc w:val="right"/>
             </w:pPr>
             <w:r>
@@ -2316,7 +2485,7 @@
                 <w:rFonts w:ascii="Times New Roman" w:hAnsi="Times New Roman"/>
                 <w:b w:val="0"/>
                 <w:i w:val="0"/>
-                <w:sz w:val="18"/>
+                <w:sz w:val="15"/>
               </w:rPr>
               <w:t>1861.8</w:t>
             </w:r>
@@ -2324,18 +2493,18 @@
         </w:tc>
         <w:tc>
           <w:tcPr>
-            <w:tcW w:type="dxa" w:w="2016"/>
+            <w:tcW w:type="dxa" w:w="1051"/>
             <w:vAlign w:val="center"/>
             <w:tcMar>
-              <w:top w:w="80" w:type="dxa"/>
-              <w:bottom w:w="80" w:type="dxa"/>
-              <w:left w:w="120" w:type="dxa"/>
-              <w:right w:w="120" w:type="dxa"/>
+              <w:top w:w="40" w:type="dxa"/>
+              <w:bottom w:w="40" w:type="dxa"/>
+              <w:left w:w="50" w:type="dxa"/>
+              <w:right w:w="50" w:type="dxa"/>
             </w:tcMar>
           </w:tcPr>
           <w:p>
             <w:pPr>
-              <w:spacing w:before="40" w:after="40" w:line="252" w:lineRule="auto"/>
+              <w:spacing w:before="30" w:after="30" w:line="240" w:lineRule="auto"/>
               <w:jc w:val="right"/>
             </w:pPr>
             <w:r>
@@ -2343,7 +2512,7 @@
                 <w:rFonts w:ascii="Times New Roman" w:hAnsi="Times New Roman"/>
                 <w:b/>
                 <w:i w:val="0"/>
-                <w:sz w:val="18"/>
+                <w:sz w:val="15"/>
               </w:rPr>
               <w:t>188.8</w:t>
             </w:r>
@@ -2353,18 +2522,18 @@
       <w:tr>
         <w:tc>
           <w:tcPr>
-            <w:tcW w:type="dxa" w:w="1728"/>
+            <w:tcW w:type="dxa" w:w="691"/>
             <w:vAlign w:val="center"/>
             <w:tcMar>
-              <w:top w:w="80" w:type="dxa"/>
-              <w:bottom w:w="80" w:type="dxa"/>
-              <w:left w:w="120" w:type="dxa"/>
-              <w:right w:w="120" w:type="dxa"/>
+              <w:top w:w="40" w:type="dxa"/>
+              <w:bottom w:w="40" w:type="dxa"/>
+              <w:left w:w="50" w:type="dxa"/>
+              <w:right w:w="50" w:type="dxa"/>
             </w:tcMar>
           </w:tcPr>
           <w:p>
             <w:pPr>
-              <w:spacing w:before="40" w:after="40" w:line="252" w:lineRule="auto"/>
+              <w:spacing w:before="30" w:after="30" w:line="240" w:lineRule="auto"/>
               <w:jc w:val="center"/>
             </w:pPr>
             <w:r>
@@ -2372,7 +2541,7 @@
                 <w:rFonts w:ascii="Times New Roman" w:hAnsi="Times New Roman"/>
                 <w:b w:val="0"/>
                 <w:i w:val="0"/>
-                <w:sz w:val="18"/>
+                <w:sz w:val="15"/>
               </w:rPr>
               <w:t>0.95</w:t>
             </w:r>
@@ -2380,18 +2549,18 @@
         </w:tc>
         <w:tc>
           <w:tcPr>
-            <w:tcW w:type="dxa" w:w="1872"/>
+            <w:tcW w:type="dxa" w:w="1037"/>
             <w:vAlign w:val="center"/>
             <w:tcMar>
-              <w:top w:w="80" w:type="dxa"/>
-              <w:bottom w:w="80" w:type="dxa"/>
-              <w:left w:w="120" w:type="dxa"/>
-              <w:right w:w="120" w:type="dxa"/>
+              <w:top w:w="40" w:type="dxa"/>
+              <w:bottom w:w="40" w:type="dxa"/>
+              <w:left w:w="50" w:type="dxa"/>
+              <w:right w:w="50" w:type="dxa"/>
             </w:tcMar>
           </w:tcPr>
           <w:p>
             <w:pPr>
-              <w:spacing w:before="40" w:after="40" w:line="252" w:lineRule="auto"/>
+              <w:spacing w:before="30" w:after="30" w:line="240" w:lineRule="auto"/>
               <w:jc w:val="right"/>
             </w:pPr>
             <w:r>
@@ -2399,7 +2568,7 @@
                 <w:rFonts w:ascii="Times New Roman" w:hAnsi="Times New Roman"/>
                 <w:b w:val="0"/>
                 <w:i w:val="0"/>
-                <w:sz w:val="18"/>
+                <w:sz w:val="15"/>
               </w:rPr>
               <w:t>596.6</w:t>
             </w:r>
@@ -2407,18 +2576,18 @@
         </w:tc>
         <w:tc>
           <w:tcPr>
-            <w:tcW w:type="dxa" w:w="1872"/>
+            <w:tcW w:type="dxa" w:w="1037"/>
             <w:vAlign w:val="center"/>
             <w:tcMar>
-              <w:top w:w="80" w:type="dxa"/>
-              <w:bottom w:w="80" w:type="dxa"/>
-              <w:left w:w="120" w:type="dxa"/>
-              <w:right w:w="120" w:type="dxa"/>
+              <w:top w:w="40" w:type="dxa"/>
+              <w:bottom w:w="40" w:type="dxa"/>
+              <w:left w:w="50" w:type="dxa"/>
+              <w:right w:w="50" w:type="dxa"/>
             </w:tcMar>
           </w:tcPr>
           <w:p>
             <w:pPr>
-              <w:spacing w:before="40" w:after="40" w:line="252" w:lineRule="auto"/>
+              <w:spacing w:before="30" w:after="30" w:line="240" w:lineRule="auto"/>
               <w:jc w:val="right"/>
             </w:pPr>
             <w:r>
@@ -2426,7 +2595,7 @@
                 <w:rFonts w:ascii="Times New Roman" w:hAnsi="Times New Roman"/>
                 <w:b/>
                 <w:i w:val="0"/>
-                <w:sz w:val="18"/>
+                <w:sz w:val="15"/>
               </w:rPr>
               <w:t>329.0</w:t>
             </w:r>
@@ -2434,18 +2603,18 @@
         </w:tc>
         <w:tc>
           <w:tcPr>
-            <w:tcW w:type="dxa" w:w="2016"/>
+            <w:tcW w:type="dxa" w:w="1051"/>
             <w:vAlign w:val="center"/>
             <w:tcMar>
-              <w:top w:w="80" w:type="dxa"/>
-              <w:bottom w:w="80" w:type="dxa"/>
-              <w:left w:w="120" w:type="dxa"/>
-              <w:right w:w="120" w:type="dxa"/>
+              <w:top w:w="40" w:type="dxa"/>
+              <w:bottom w:w="40" w:type="dxa"/>
+              <w:left w:w="50" w:type="dxa"/>
+              <w:right w:w="50" w:type="dxa"/>
             </w:tcMar>
           </w:tcPr>
           <w:p>
             <w:pPr>
-              <w:spacing w:before="40" w:after="40" w:line="252" w:lineRule="auto"/>
+              <w:spacing w:before="30" w:after="30" w:line="240" w:lineRule="auto"/>
               <w:jc w:val="right"/>
             </w:pPr>
             <w:r>
@@ -2453,7 +2622,7 @@
                 <w:rFonts w:ascii="Times New Roman" w:hAnsi="Times New Roman"/>
                 <w:b w:val="0"/>
                 <w:i w:val="0"/>
-                <w:sz w:val="18"/>
+                <w:sz w:val="15"/>
               </w:rPr>
               <w:t>6971.3</w:t>
             </w:r>
@@ -2461,18 +2630,18 @@
         </w:tc>
         <w:tc>
           <w:tcPr>
-            <w:tcW w:type="dxa" w:w="2016"/>
+            <w:tcW w:type="dxa" w:w="1051"/>
             <w:vAlign w:val="center"/>
             <w:tcMar>
-              <w:top w:w="80" w:type="dxa"/>
-              <w:bottom w:w="80" w:type="dxa"/>
-              <w:left w:w="120" w:type="dxa"/>
-              <w:right w:w="120" w:type="dxa"/>
+              <w:top w:w="40" w:type="dxa"/>
+              <w:bottom w:w="40" w:type="dxa"/>
+              <w:left w:w="50" w:type="dxa"/>
+              <w:right w:w="50" w:type="dxa"/>
             </w:tcMar>
           </w:tcPr>
           <w:p>
             <w:pPr>
-              <w:spacing w:before="40" w:after="40" w:line="252" w:lineRule="auto"/>
+              <w:spacing w:before="30" w:after="30" w:line="240" w:lineRule="auto"/>
               <w:jc w:val="right"/>
             </w:pPr>
             <w:r>
@@ -2480,7 +2649,7 @@
                 <w:rFonts w:ascii="Times New Roman" w:hAnsi="Times New Roman"/>
                 <w:b/>
                 <w:i w:val="0"/>
-                <w:sz w:val="18"/>
+                <w:sz w:val="15"/>
               </w:rPr>
               <w:t>195.0</w:t>
             </w:r>
@@ -2490,7 +2659,8 @@
     </w:tbl>
     <w:p>
       <w:pPr>
-        <w:spacing w:before="40" w:after="120" w:line="276" w:lineRule="auto"/>
+        <w:spacing w:before="20" w:after="80" w:line="252" w:lineRule="auto"/>
+        <w:ind w:firstLine="0"/>
         <w:jc w:val="center"/>
       </w:pPr>
       <w:r>
@@ -2498,20 +2668,20 @@
           <w:rFonts w:ascii="Times New Roman" w:hAnsi="Times New Roman"/>
           <w:b w:val="0"/>
           <w:i/>
-          <w:sz w:val="16"/>
+          <w:sz w:val="15"/>
         </w:rPr>
-        <w:t>* Bold indicates best (lowest) latency in comparison category.</w:t>
+        <w:t>* Bold indicates lowest latency in category.</w:t>
       </w:r>
     </w:p>
     <w:p>
       <w:pPr>
-        <w:spacing w:before="120" w:after="40"/>
+        <w:spacing w:before="80" w:after="20"/>
         <w:jc w:val="center"/>
       </w:pPr>
       <w:r>
         <w:drawing>
           <wp:inline xmlns:a="http://schemas.openxmlformats.org/drawingml/2006/main" xmlns:pic="http://schemas.openxmlformats.org/drawingml/2006/picture">
-            <wp:extent cx="5669280" cy="2267712"/>
+            <wp:extent cx="3090672" cy="1236269"/>
             <wp:docPr id="1" name="Picture 1"/>
             <wp:cNvGraphicFramePr>
               <a:graphicFrameLocks noChangeAspect="1"/>
@@ -2532,7 +2702,7 @@
                   <pic:spPr>
                     <a:xfrm>
                       <a:off x="0" y="0"/>
-                      <a:ext cx="5669280" cy="2267712"/>
+                      <a:ext cx="3090672" cy="1236269"/>
                     </a:xfrm>
                     <a:prstGeom prst="rect"/>
                   </pic:spPr>
@@ -2545,7 +2715,8 @@
     </w:p>
     <w:p>
       <w:pPr>
-        <w:spacing w:before="0" w:after="160" w:line="276" w:lineRule="auto"/>
+        <w:spacing w:before="0" w:after="120" w:line="252" w:lineRule="auto"/>
+        <w:ind w:firstLine="0"/>
         <w:jc w:val="center"/>
       </w:pPr>
       <w:r>
@@ -2553,20 +2724,20 @@
           <w:rFonts w:ascii="Times New Roman" w:hAnsi="Times New Roman"/>
           <w:b/>
           <w:i/>
-          <w:sz w:val="17"/>
+          <w:sz w:val="16"/>
         </w:rPr>
-        <w:t>Fig. 1. RQ1: Median lookup latency (log scale) across load factors α. Source: rq1_results.csv, dataset rq1a.</w:t>
+        <w:t>Fig. 1. RQ1: Median lookup latency (log scale) across load factors α.</w:t>
       </w:r>
     </w:p>
     <w:p>
       <w:pPr>
-        <w:spacing w:before="120" w:after="40"/>
+        <w:spacing w:before="80" w:after="20"/>
         <w:jc w:val="center"/>
       </w:pPr>
       <w:r>
         <w:drawing>
           <wp:inline xmlns:a="http://schemas.openxmlformats.org/drawingml/2006/main" xmlns:pic="http://schemas.openxmlformats.org/drawingml/2006/picture">
-            <wp:extent cx="5669280" cy="2047240"/>
+            <wp:extent cx="3090672" cy="1116076"/>
             <wp:docPr id="2" name="Picture 2"/>
             <wp:cNvGraphicFramePr>
               <a:graphicFrameLocks noChangeAspect="1"/>
@@ -2587,7 +2758,7 @@
                   <pic:spPr>
                     <a:xfrm>
                       <a:off x="0" y="0"/>
-                      <a:ext cx="5669280" cy="2047240"/>
+                      <a:ext cx="3090672" cy="1116076"/>
                     </a:xfrm>
                     <a:prstGeom prst="rect"/>
                   </pic:spPr>
@@ -2600,7 +2771,8 @@
     </w:p>
     <w:p>
       <w:pPr>
-        <w:spacing w:before="0" w:after="160" w:line="276" w:lineRule="auto"/>
+        <w:spacing w:before="0" w:after="120" w:line="252" w:lineRule="auto"/>
+        <w:ind w:firstLine="0"/>
         <w:jc w:val="center"/>
       </w:pPr>
       <w:r>
@@ -2608,20 +2780,20 @@
           <w:rFonts w:ascii="Times New Roman" w:hAnsi="Times New Roman"/>
           <w:b/>
           <w:i/>
-          <w:sz w:val="17"/>
+          <w:sz w:val="16"/>
         </w:rPr>
-        <w:t>Fig. 2. RQ1: Lookup and build latencies as functions of table scale p (M = 2^p) at α = 0.75. Source: rq1_results.csv, dataset rq1b.</w:t>
+        <w:t>Fig. 2. RQ1: Lookup and build latencies vs. table scale p (M=2^p, α=0.75).</w:t>
       </w:r>
     </w:p>
     <w:p>
       <w:pPr>
-        <w:spacing w:before="120" w:after="40"/>
+        <w:spacing w:before="80" w:after="20"/>
         <w:jc w:val="center"/>
       </w:pPr>
       <w:r>
         <w:drawing>
           <wp:inline xmlns:a="http://schemas.openxmlformats.org/drawingml/2006/main" xmlns:pic="http://schemas.openxmlformats.org/drawingml/2006/picture">
-            <wp:extent cx="5669280" cy="2267712"/>
+            <wp:extent cx="3090672" cy="1236269"/>
             <wp:docPr id="3" name="Picture 3"/>
             <wp:cNvGraphicFramePr>
               <a:graphicFrameLocks noChangeAspect="1"/>
@@ -2642,7 +2814,7 @@
                   <pic:spPr>
                     <a:xfrm>
                       <a:off x="0" y="0"/>
-                      <a:ext cx="5669280" cy="2267712"/>
+                      <a:ext cx="3090672" cy="1236269"/>
                     </a:xfrm>
                     <a:prstGeom prst="rect"/>
                   </pic:spPr>
@@ -2655,7 +2827,8 @@
     </w:p>
     <w:p>
       <w:pPr>
-        <w:spacing w:before="0" w:after="160" w:line="276" w:lineRule="auto"/>
+        <w:spacing w:before="0" w:after="120" w:line="252" w:lineRule="auto"/>
+        <w:ind w:firstLine="0"/>
         <w:jc w:val="center"/>
       </w:pPr>
       <w:r>
@@ -2663,14 +2836,15 @@
           <w:rFonts w:ascii="Times New Roman" w:hAnsi="Times New Roman"/>
           <w:b/>
           <w:i/>
-          <w:sz w:val="17"/>
+          <w:sz w:val="16"/>
         </w:rPr>
-        <w:t>Fig. 3. RQ1: Measured probe counts from --count passes compared against Knuth's theoretical predictions.</w:t>
+        <w:t>Fig. 3. RQ1: Measured probe counts vs. Knuth's theoretical estimates.</w:t>
       </w:r>
     </w:p>
     <w:p>
       <w:pPr>
-        <w:spacing w:before="0" w:after="80" w:line="276" w:lineRule="auto"/>
+        <w:spacing w:before="0" w:after="60" w:line="252" w:lineRule="auto"/>
+        <w:ind w:firstLine="216"/>
         <w:jc w:val="both"/>
       </w:pPr>
       <w:r>
@@ -2685,21 +2859,15 @@
     </w:p>
     <w:p>
       <w:pPr>
-        <w:spacing w:before="40" w:after="60" w:line="276" w:lineRule="auto"/>
-        <w:ind w:left="288"/>
+        <w:spacing w:before="20" w:after="40" w:line="252" w:lineRule="auto"/>
+        <w:ind w:firstLine="144"/>
         <w:jc w:val="both"/>
       </w:pPr>
       <w:r>
         <w:rPr>
           <w:b/>
         </w:rPr>
-        <w:t xml:space="preserve">• </w:t>
-      </w:r>
-      <w:r>
-        <w:rPr>
-          <w:b/>
-        </w:rPr>
-        <w:t xml:space="preserve">lp-tomb at α = 0.50: </w:t>
+        <w:t xml:space="preserve">• lp-tomb at α = 0.50: </w:t>
       </w:r>
       <w:r>
         <w:t>successful lookups average 1.5009 probes (Knuth prediction: 1.5000, error: 0.06%), while unsuccessful lookups average 2.5026 probes (Knuth prediction: 2.5000, error: 0.10%). At α = 0.95, unsuccessful probes surge to 205.76 (Knuth prediction: 200.50).</w:t>
@@ -2707,21 +2875,15 @@
     </w:p>
     <w:p>
       <w:pPr>
-        <w:spacing w:before="40" w:after="60" w:line="276" w:lineRule="auto"/>
-        <w:ind w:left="288"/>
+        <w:spacing w:before="20" w:after="40" w:line="252" w:lineRule="auto"/>
+        <w:ind w:firstLine="144"/>
         <w:jc w:val="both"/>
       </w:pPr>
       <w:r>
         <w:rPr>
           <w:b/>
         </w:rPr>
-        <w:t xml:space="preserve">• </w:t>
-      </w:r>
-      <w:r>
-        <w:rPr>
-          <w:b/>
-        </w:rPr>
-        <w:t xml:space="preserve">sc at α = 0.50: </w:t>
+        <w:t xml:space="preserve">• sc at α = 0.50: </w:t>
       </w:r>
       <w:r>
         <w:t>successful lookups average 1.2502 nodes (Knuth: 1 + α / 2 = 1.2500), and unsuccessful lookups average 0.5002 nodes (Knuth: α = 0.5000). At α = 0.95, successful lookups require only 1.4752 nodes and unsuccessful lookups inspect 0.9500 nodes.</w:t>
@@ -2729,33 +2891,28 @@
     </w:p>
     <w:p>
       <w:pPr>
-        <w:spacing w:before="0" w:after="80" w:line="276" w:lineRule="auto"/>
+        <w:spacing w:before="0" w:after="60" w:line="252" w:lineRule="auto"/>
+        <w:ind w:firstLine="216"/>
         <w:jc w:val="both"/>
       </w:pPr>
       <w:r>
         <w:rPr>
           <w:b/>
         </w:rPr>
-        <w:t>Crossover Analysis &amp; Architectural Impact:</w:t>
+        <w:t xml:space="preserve">Crossover Analysis &amp; Architectural Impact: </w:t>
       </w:r>
     </w:p>
     <w:p>
       <w:pPr>
-        <w:spacing w:before="40" w:after="60" w:line="276" w:lineRule="auto"/>
-        <w:ind w:left="288"/>
+        <w:spacing w:before="20" w:after="40" w:line="252" w:lineRule="auto"/>
+        <w:ind w:firstLine="144"/>
         <w:jc w:val="both"/>
       </w:pPr>
       <w:r>
         <w:rPr>
           <w:b/>
         </w:rPr>
-        <w:t xml:space="preserve">• </w:t>
-      </w:r>
-      <w:r>
-        <w:rPr>
-          <w:b/>
-        </w:rPr>
-        <w:t xml:space="preserve">Moderate Load Regimes (α ≤ 0.75): </w:t>
+        <w:t xml:space="preserve">• Moderate Load (α ≤ 0.75): </w:t>
       </w:r>
       <w:r>
         <w:t>For present lookups, LP outperforms SC by 7% to 11% (219.7 ns vs. 246.0 ns at α = 0.50). This confirms that the superior spatial locality of contiguous arrays fully compensates for higher algorithmic probe steps, whereas SC is penalized by CPU cache misses during pointer chasing across the heap.</w:t>
@@ -2763,21 +2920,15 @@
     </w:p>
     <w:p>
       <w:pPr>
-        <w:spacing w:before="40" w:after="60" w:line="276" w:lineRule="auto"/>
-        <w:ind w:left="288"/>
+        <w:spacing w:before="20" w:after="40" w:line="252" w:lineRule="auto"/>
+        <w:ind w:firstLine="144"/>
         <w:jc w:val="both"/>
       </w:pPr>
       <w:r>
         <w:rPr>
           <w:b/>
         </w:rPr>
-        <w:t xml:space="preserve">• </w:t>
-      </w:r>
-      <w:r>
-        <w:rPr>
-          <w:b/>
-        </w:rPr>
-        <w:t xml:space="preserve">High Load Regimes (α ≥ 0.90): </w:t>
+        <w:t xml:space="preserve">• High Load (α ≥ 0.90): </w:t>
       </w:r>
       <w:r>
         <w:t>A performance crossover occurs at α ≈ 0.80. At α = 0.95, primary clustering in LP triggers cascading runs of hundreds of key.equals() string comparisons, causing LP absent lookup latency to balloon to 6,971.3 ns. Conversely, SC remains immune, holding at 195.0 ns. SC executes 35.8× faster than LP!</w:t>
@@ -2785,7 +2936,8 @@
     </w:p>
     <w:p>
       <w:pPr>
-        <w:spacing w:before="0" w:after="80" w:line="276" w:lineRule="auto"/>
+        <w:spacing w:before="0" w:after="60" w:line="252" w:lineRule="auto"/>
+        <w:ind w:firstLine="216"/>
         <w:jc w:val="both"/>
       </w:pPr>
       <w:r>
@@ -2801,22 +2953,23 @@
     <w:p>
       <w:pPr>
         <w:keepNext/>
-        <w:spacing w:before="160" w:after="40"/>
+        <w:spacing w:before="140" w:after="40"/>
+        <w:jc w:val="left"/>
       </w:pPr>
       <w:r>
         <w:rPr>
           <w:rFonts w:ascii="Times New Roman" w:hAnsi="Times New Roman"/>
           <w:b/>
           <w:i/>
-          <w:color w:val="1F3864"/>
-          <w:sz w:val="21"/>
+          <w:sz w:val="20"/>
         </w:rPr>
         <w:t>B. RQ2: Tombstone Accumulation &amp; Lookup Degradation</w:t>
       </w:r>
     </w:p>
     <w:p>
       <w:pPr>
-        <w:spacing w:before="0" w:after="80" w:line="276" w:lineRule="auto"/>
+        <w:spacing w:before="0" w:after="60" w:line="252" w:lineRule="auto"/>
+        <w:ind w:firstLine="216"/>
         <w:jc w:val="both"/>
       </w:pPr>
       <w:r>
@@ -2825,7 +2978,8 @@
     </w:p>
     <w:p>
       <w:pPr>
-        <w:spacing w:before="120" w:after="80" w:line="276" w:lineRule="auto"/>
+        <w:spacing w:before="120" w:after="60" w:line="252" w:lineRule="auto"/>
+        <w:ind w:firstLine="0"/>
         <w:jc w:val="center"/>
       </w:pPr>
       <w:r>
@@ -2833,11 +2987,9 @@
           <w:rFonts w:ascii="Times New Roman" w:hAnsi="Times New Roman"/>
           <w:b/>
           <w:i w:val="0"/>
-          <w:sz w:val="18"/>
+          <w:sz w:val="17"/>
         </w:rPr>
-        <w:t>TABLE III</w:t>
-        <w:br/>
-        <w:t>IMPACT OF DELETE-INSERT CYCLES C ON TOMBSTONE ACCUMULATION AND UNSUCCESSFUL LOOKUP LATENCY (M = 2^20, τ = ∞)</w:t>
+        <w:t>TABLE III. TOMBSTONE ACCUMULATION &amp; LOOKUP DEGRADATION (M=2^20, τ=∞)</w:t>
       </w:r>
     </w:p>
     <w:tbl>
@@ -2847,40 +2999,40 @@
         <w:tblLayout w:type="fixed"/>
         <w:tblLook w:firstColumn="1" w:firstRow="1" w:lastColumn="0" w:lastRow="0" w:noHBand="0" w:noVBand="1" w:val="04A0"/>
         <w:tblBorders>
-          <w:top w:val="single" w:sz="12" w:space="0" w:color="000000"/>
+          <w:top w:val="single" w:sz="10" w:space="0" w:color="000000"/>
           <w:left w:val="none"/>
-          <w:bottom w:val="single" w:sz="12" w:space="0" w:color="000000"/>
+          <w:bottom w:val="single" w:sz="10" w:space="0" w:color="000000"/>
           <w:right w:val="none"/>
           <w:insideH w:val="none"/>
           <w:insideV w:val="none"/>
         </w:tblBorders>
       </w:tblPr>
       <w:tblGrid>
-        <w:gridCol w:w="1973"/>
-        <w:gridCol w:w="1973"/>
-        <w:gridCol w:w="1973"/>
-        <w:gridCol w:w="1973"/>
-        <w:gridCol w:w="1973"/>
+        <w:gridCol w:w="2025"/>
+        <w:gridCol w:w="2025"/>
+        <w:gridCol w:w="2025"/>
+        <w:gridCol w:w="2025"/>
+        <w:gridCol w:w="2025"/>
       </w:tblGrid>
       <w:tr>
         <w:tc>
           <w:tcPr>
-            <w:tcW w:type="dxa" w:w="1728"/>
+            <w:tcW w:type="dxa" w:w="792"/>
             <w:vAlign w:val="center"/>
             <w:tcMar>
-              <w:top w:w="80" w:type="dxa"/>
-              <w:bottom w:w="80" w:type="dxa"/>
-              <w:left w:w="120" w:type="dxa"/>
-              <w:right w:w="120" w:type="dxa"/>
+              <w:top w:w="40" w:type="dxa"/>
+              <w:bottom w:w="40" w:type="dxa"/>
+              <w:left w:w="50" w:type="dxa"/>
+              <w:right w:w="50" w:type="dxa"/>
             </w:tcMar>
             <w:shd w:fill="F2F2F2"/>
             <w:tcBorders>
-              <w:bottom w:val="single" w:sz="8" w:space="0" w:color="000000"/>
+              <w:bottom w:val="single" w:sz="6" w:space="0" w:color="000000"/>
             </w:tcBorders>
           </w:tcPr>
           <w:p>
             <w:pPr>
-              <w:spacing w:before="40" w:after="40" w:line="252" w:lineRule="auto"/>
+              <w:spacing w:before="30" w:after="30" w:line="240" w:lineRule="auto"/>
               <w:jc w:val="center"/>
             </w:pPr>
             <w:r>
@@ -2888,30 +3040,30 @@
                 <w:rFonts w:ascii="Times New Roman" w:hAnsi="Times New Roman"/>
                 <w:b/>
                 <w:i w:val="0"/>
-                <w:sz w:val="18"/>
+                <w:sz w:val="15"/>
               </w:rPr>
-              <w:t>Cycles C</w:t>
+              <w:t>Cycles</w:t>
             </w:r>
           </w:p>
         </w:tc>
         <w:tc>
           <w:tcPr>
-            <w:tcW w:type="dxa" w:w="1872"/>
+            <w:tcW w:type="dxa" w:w="936"/>
             <w:vAlign w:val="center"/>
             <w:tcMar>
-              <w:top w:w="80" w:type="dxa"/>
-              <w:bottom w:w="80" w:type="dxa"/>
-              <w:left w:w="120" w:type="dxa"/>
-              <w:right w:w="120" w:type="dxa"/>
+              <w:top w:w="40" w:type="dxa"/>
+              <w:bottom w:w="40" w:type="dxa"/>
+              <w:left w:w="50" w:type="dxa"/>
+              <w:right w:w="50" w:type="dxa"/>
             </w:tcMar>
             <w:shd w:fill="F2F2F2"/>
             <w:tcBorders>
-              <w:bottom w:val="single" w:sz="8" w:space="0" w:color="000000"/>
+              <w:bottom w:val="single" w:sz="6" w:space="0" w:color="000000"/>
             </w:tcBorders>
           </w:tcPr>
           <w:p>
             <w:pPr>
-              <w:spacing w:before="40" w:after="40" w:line="252" w:lineRule="auto"/>
+              <w:spacing w:before="30" w:after="30" w:line="240" w:lineRule="auto"/>
               <w:jc w:val="right"/>
             </w:pPr>
             <w:r>
@@ -2919,7 +3071,7 @@
                 <w:rFonts w:ascii="Times New Roman" w:hAnsi="Times New Roman"/>
                 <w:b/>
                 <w:i w:val="0"/>
-                <w:sz w:val="18"/>
+                <w:sz w:val="15"/>
               </w:rPr>
               <w:t>TOMB %</w:t>
             </w:r>
@@ -2927,22 +3079,22 @@
         </w:tc>
         <w:tc>
           <w:tcPr>
-            <w:tcW w:type="dxa" w:w="1872"/>
+            <w:tcW w:type="dxa" w:w="936"/>
             <w:vAlign w:val="center"/>
             <w:tcMar>
-              <w:top w:w="80" w:type="dxa"/>
-              <w:bottom w:w="80" w:type="dxa"/>
-              <w:left w:w="120" w:type="dxa"/>
-              <w:right w:w="120" w:type="dxa"/>
+              <w:top w:w="40" w:type="dxa"/>
+              <w:bottom w:w="40" w:type="dxa"/>
+              <w:left w:w="50" w:type="dxa"/>
+              <w:right w:w="50" w:type="dxa"/>
             </w:tcMar>
             <w:shd w:fill="F2F2F2"/>
             <w:tcBorders>
-              <w:bottom w:val="single" w:sz="8" w:space="0" w:color="000000"/>
+              <w:bottom w:val="single" w:sz="6" w:space="0" w:color="000000"/>
             </w:tcBorders>
           </w:tcPr>
           <w:p>
             <w:pPr>
-              <w:spacing w:before="40" w:after="40" w:line="252" w:lineRule="auto"/>
+              <w:spacing w:before="30" w:after="30" w:line="240" w:lineRule="auto"/>
               <w:jc w:val="right"/>
             </w:pPr>
             <w:r>
@@ -2950,7 +3102,7 @@
                 <w:rFonts w:ascii="Times New Roman" w:hAnsi="Times New Roman"/>
                 <w:b/>
                 <w:i w:val="0"/>
-                <w:sz w:val="18"/>
+                <w:sz w:val="15"/>
               </w:rPr>
               <w:t>EMPTY %</w:t>
             </w:r>
@@ -2958,22 +3110,22 @@
         </w:tc>
         <w:tc>
           <w:tcPr>
-            <w:tcW w:type="dxa" w:w="2016"/>
+            <w:tcW w:type="dxa" w:w="1109"/>
             <w:vAlign w:val="center"/>
             <w:tcMar>
-              <w:top w:w="80" w:type="dxa"/>
-              <w:bottom w:w="80" w:type="dxa"/>
-              <w:left w:w="120" w:type="dxa"/>
-              <w:right w:w="120" w:type="dxa"/>
+              <w:top w:w="40" w:type="dxa"/>
+              <w:bottom w:w="40" w:type="dxa"/>
+              <w:left w:w="50" w:type="dxa"/>
+              <w:right w:w="50" w:type="dxa"/>
             </w:tcMar>
             <w:shd w:fill="F2F2F2"/>
             <w:tcBorders>
-              <w:bottom w:val="single" w:sz="8" w:space="0" w:color="000000"/>
+              <w:bottom w:val="single" w:sz="6" w:space="0" w:color="000000"/>
             </w:tcBorders>
           </w:tcPr>
           <w:p>
             <w:pPr>
-              <w:spacing w:before="40" w:after="40" w:line="252" w:lineRule="auto"/>
+              <w:spacing w:before="30" w:after="30" w:line="240" w:lineRule="auto"/>
               <w:jc w:val="right"/>
             </w:pPr>
             <w:r>
@@ -2981,30 +3133,30 @@
                 <w:rFonts w:ascii="Times New Roman" w:hAnsi="Times New Roman"/>
                 <w:b/>
                 <w:i w:val="0"/>
-                <w:sz w:val="18"/>
+                <w:sz w:val="15"/>
               </w:rPr>
-              <w:t>LP absent</w:t>
+              <w:t>LP abs</w:t>
             </w:r>
           </w:p>
         </w:tc>
         <w:tc>
           <w:tcPr>
-            <w:tcW w:type="dxa" w:w="2016"/>
+            <w:tcW w:type="dxa" w:w="1094"/>
             <w:vAlign w:val="center"/>
             <w:tcMar>
-              <w:top w:w="80" w:type="dxa"/>
-              <w:bottom w:w="80" w:type="dxa"/>
-              <w:left w:w="120" w:type="dxa"/>
-              <w:right w:w="120" w:type="dxa"/>
+              <w:top w:w="40" w:type="dxa"/>
+              <w:bottom w:w="40" w:type="dxa"/>
+              <w:left w:w="50" w:type="dxa"/>
+              <w:right w:w="50" w:type="dxa"/>
             </w:tcMar>
             <w:shd w:fill="F2F2F2"/>
             <w:tcBorders>
-              <w:bottom w:val="single" w:sz="8" w:space="0" w:color="000000"/>
+              <w:bottom w:val="single" w:sz="6" w:space="0" w:color="000000"/>
             </w:tcBorders>
           </w:tcPr>
           <w:p>
             <w:pPr>
-              <w:spacing w:before="40" w:after="40" w:line="252" w:lineRule="auto"/>
+              <w:spacing w:before="30" w:after="30" w:line="240" w:lineRule="auto"/>
               <w:jc w:val="right"/>
             </w:pPr>
             <w:r>
@@ -3012,9 +3164,9 @@
                 <w:rFonts w:ascii="Times New Roman" w:hAnsi="Times New Roman"/>
                 <w:b/>
                 <w:i w:val="0"/>
-                <w:sz w:val="18"/>
+                <w:sz w:val="15"/>
               </w:rPr>
-              <w:t>Control absent</w:t>
+              <w:t>Ctl abs</w:t>
             </w:r>
           </w:p>
         </w:tc>
@@ -3022,18 +3174,18 @@
       <w:tr>
         <w:tc>
           <w:tcPr>
-            <w:tcW w:type="dxa" w:w="1728"/>
+            <w:tcW w:type="dxa" w:w="792"/>
             <w:vAlign w:val="center"/>
             <w:tcMar>
-              <w:top w:w="80" w:type="dxa"/>
-              <w:bottom w:w="80" w:type="dxa"/>
-              <w:left w:w="120" w:type="dxa"/>
-              <w:right w:w="120" w:type="dxa"/>
+              <w:top w:w="40" w:type="dxa"/>
+              <w:bottom w:w="40" w:type="dxa"/>
+              <w:left w:w="50" w:type="dxa"/>
+              <w:right w:w="50" w:type="dxa"/>
             </w:tcMar>
           </w:tcPr>
           <w:p>
             <w:pPr>
-              <w:spacing w:before="40" w:after="40" w:line="252" w:lineRule="auto"/>
+              <w:spacing w:before="30" w:after="30" w:line="240" w:lineRule="auto"/>
               <w:jc w:val="center"/>
             </w:pPr>
             <w:r>
@@ -3041,7 +3193,7 @@
                 <w:rFonts w:ascii="Times New Roman" w:hAnsi="Times New Roman"/>
                 <w:b w:val="0"/>
                 <w:i w:val="0"/>
-                <w:sz w:val="18"/>
+                <w:sz w:val="15"/>
               </w:rPr>
               <w:t>0</w:t>
             </w:r>
@@ -3049,18 +3201,18 @@
         </w:tc>
         <w:tc>
           <w:tcPr>
-            <w:tcW w:type="dxa" w:w="1872"/>
+            <w:tcW w:type="dxa" w:w="936"/>
             <w:vAlign w:val="center"/>
             <w:tcMar>
-              <w:top w:w="80" w:type="dxa"/>
-              <w:bottom w:w="80" w:type="dxa"/>
-              <w:left w:w="120" w:type="dxa"/>
-              <w:right w:w="120" w:type="dxa"/>
+              <w:top w:w="40" w:type="dxa"/>
+              <w:bottom w:w="40" w:type="dxa"/>
+              <w:left w:w="50" w:type="dxa"/>
+              <w:right w:w="50" w:type="dxa"/>
             </w:tcMar>
           </w:tcPr>
           <w:p>
             <w:pPr>
-              <w:spacing w:before="40" w:after="40" w:line="252" w:lineRule="auto"/>
+              <w:spacing w:before="30" w:after="30" w:line="240" w:lineRule="auto"/>
               <w:jc w:val="right"/>
             </w:pPr>
             <w:r>
@@ -3068,7 +3220,7 @@
                 <w:rFonts w:ascii="Times New Roman" w:hAnsi="Times New Roman"/>
                 <w:b w:val="0"/>
                 <w:i w:val="0"/>
-                <w:sz w:val="18"/>
+                <w:sz w:val="15"/>
               </w:rPr>
               <w:t>0.0%</w:t>
             </w:r>
@@ -3076,18 +3228,18 @@
         </w:tc>
         <w:tc>
           <w:tcPr>
-            <w:tcW w:type="dxa" w:w="1872"/>
+            <w:tcW w:type="dxa" w:w="936"/>
             <w:vAlign w:val="center"/>
             <w:tcMar>
-              <w:top w:w="80" w:type="dxa"/>
-              <w:bottom w:w="80" w:type="dxa"/>
-              <w:left w:w="120" w:type="dxa"/>
-              <w:right w:w="120" w:type="dxa"/>
+              <w:top w:w="40" w:type="dxa"/>
+              <w:bottom w:w="40" w:type="dxa"/>
+              <w:left w:w="50" w:type="dxa"/>
+              <w:right w:w="50" w:type="dxa"/>
             </w:tcMar>
           </w:tcPr>
           <w:p>
             <w:pPr>
-              <w:spacing w:before="40" w:after="40" w:line="252" w:lineRule="auto"/>
+              <w:spacing w:before="30" w:after="30" w:line="240" w:lineRule="auto"/>
               <w:jc w:val="right"/>
             </w:pPr>
             <w:r>
@@ -3095,7 +3247,7 @@
                 <w:rFonts w:ascii="Times New Roman" w:hAnsi="Times New Roman"/>
                 <w:b w:val="0"/>
                 <w:i w:val="0"/>
-                <w:sz w:val="18"/>
+                <w:sz w:val="15"/>
               </w:rPr>
               <w:t>50.0%</w:t>
             </w:r>
@@ -3103,18 +3255,18 @@
         </w:tc>
         <w:tc>
           <w:tcPr>
-            <w:tcW w:type="dxa" w:w="2016"/>
+            <w:tcW w:type="dxa" w:w="1109"/>
             <w:vAlign w:val="center"/>
             <w:tcMar>
-              <w:top w:w="80" w:type="dxa"/>
-              <w:bottom w:w="80" w:type="dxa"/>
-              <w:left w:w="120" w:type="dxa"/>
-              <w:right w:w="120" w:type="dxa"/>
+              <w:top w:w="40" w:type="dxa"/>
+              <w:bottom w:w="40" w:type="dxa"/>
+              <w:left w:w="50" w:type="dxa"/>
+              <w:right w:w="50" w:type="dxa"/>
             </w:tcMar>
           </w:tcPr>
           <w:p>
             <w:pPr>
-              <w:spacing w:before="40" w:after="40" w:line="252" w:lineRule="auto"/>
+              <w:spacing w:before="30" w:after="30" w:line="240" w:lineRule="auto"/>
               <w:jc w:val="right"/>
             </w:pPr>
             <w:r>
@@ -3122,7 +3274,7 @@
                 <w:rFonts w:ascii="Times New Roman" w:hAnsi="Times New Roman"/>
                 <w:b w:val="0"/>
                 <w:i w:val="0"/>
-                <w:sz w:val="18"/>
+                <w:sz w:val="15"/>
               </w:rPr>
               <w:t>142.4 ns</w:t>
             </w:r>
@@ -3130,18 +3282,18 @@
         </w:tc>
         <w:tc>
           <w:tcPr>
-            <w:tcW w:type="dxa" w:w="2016"/>
+            <w:tcW w:type="dxa" w:w="1094"/>
             <w:vAlign w:val="center"/>
             <w:tcMar>
-              <w:top w:w="80" w:type="dxa"/>
-              <w:bottom w:w="80" w:type="dxa"/>
-              <w:left w:w="120" w:type="dxa"/>
-              <w:right w:w="120" w:type="dxa"/>
+              <w:top w:w="40" w:type="dxa"/>
+              <w:bottom w:w="40" w:type="dxa"/>
+              <w:left w:w="50" w:type="dxa"/>
+              <w:right w:w="50" w:type="dxa"/>
             </w:tcMar>
           </w:tcPr>
           <w:p>
             <w:pPr>
-              <w:spacing w:before="40" w:after="40" w:line="252" w:lineRule="auto"/>
+              <w:spacing w:before="30" w:after="30" w:line="240" w:lineRule="auto"/>
               <w:jc w:val="right"/>
             </w:pPr>
             <w:r>
@@ -3149,7 +3301,7 @@
                 <w:rFonts w:ascii="Times New Roman" w:hAnsi="Times New Roman"/>
                 <w:b w:val="0"/>
                 <w:i w:val="0"/>
-                <w:sz w:val="18"/>
+                <w:sz w:val="15"/>
               </w:rPr>
               <w:t>98.8 ns</w:t>
             </w:r>
@@ -3159,18 +3311,18 @@
       <w:tr>
         <w:tc>
           <w:tcPr>
-            <w:tcW w:type="dxa" w:w="1728"/>
+            <w:tcW w:type="dxa" w:w="792"/>
             <w:vAlign w:val="center"/>
             <w:tcMar>
-              <w:top w:w="80" w:type="dxa"/>
-              <w:bottom w:w="80" w:type="dxa"/>
-              <w:left w:w="120" w:type="dxa"/>
-              <w:right w:w="120" w:type="dxa"/>
+              <w:top w:w="40" w:type="dxa"/>
+              <w:bottom w:w="40" w:type="dxa"/>
+              <w:left w:w="50" w:type="dxa"/>
+              <w:right w:w="50" w:type="dxa"/>
             </w:tcMar>
           </w:tcPr>
           <w:p>
             <w:pPr>
-              <w:spacing w:before="40" w:after="40" w:line="252" w:lineRule="auto"/>
+              <w:spacing w:before="30" w:after="30" w:line="240" w:lineRule="auto"/>
               <w:jc w:val="center"/>
             </w:pPr>
             <w:r>
@@ -3178,7 +3330,7 @@
                 <w:rFonts w:ascii="Times New Roman" w:hAnsi="Times New Roman"/>
                 <w:b w:val="0"/>
                 <w:i w:val="0"/>
-                <w:sz w:val="18"/>
+                <w:sz w:val="15"/>
               </w:rPr>
               <w:t>0.25M</w:t>
             </w:r>
@@ -3186,18 +3338,18 @@
         </w:tc>
         <w:tc>
           <w:tcPr>
-            <w:tcW w:type="dxa" w:w="1872"/>
+            <w:tcW w:type="dxa" w:w="936"/>
             <w:vAlign w:val="center"/>
             <w:tcMar>
-              <w:top w:w="80" w:type="dxa"/>
-              <w:bottom w:w="80" w:type="dxa"/>
-              <w:left w:w="120" w:type="dxa"/>
-              <w:right w:w="120" w:type="dxa"/>
+              <w:top w:w="40" w:type="dxa"/>
+              <w:bottom w:w="40" w:type="dxa"/>
+              <w:left w:w="50" w:type="dxa"/>
+              <w:right w:w="50" w:type="dxa"/>
             </w:tcMar>
           </w:tcPr>
           <w:p>
             <w:pPr>
-              <w:spacing w:before="40" w:after="40" w:line="252" w:lineRule="auto"/>
+              <w:spacing w:before="30" w:after="30" w:line="240" w:lineRule="auto"/>
               <w:jc w:val="right"/>
             </w:pPr>
             <w:r>
@@ -3205,7 +3357,7 @@
                 <w:rFonts w:ascii="Times New Roman" w:hAnsi="Times New Roman"/>
                 <w:b w:val="0"/>
                 <w:i w:val="0"/>
-                <w:sz w:val="18"/>
+                <w:sz w:val="15"/>
               </w:rPr>
               <w:t>18.8%</w:t>
             </w:r>
@@ -3213,18 +3365,18 @@
         </w:tc>
         <w:tc>
           <w:tcPr>
-            <w:tcW w:type="dxa" w:w="1872"/>
+            <w:tcW w:type="dxa" w:w="936"/>
             <w:vAlign w:val="center"/>
             <w:tcMar>
-              <w:top w:w="80" w:type="dxa"/>
-              <w:bottom w:w="80" w:type="dxa"/>
-              <w:left w:w="120" w:type="dxa"/>
-              <w:right w:w="120" w:type="dxa"/>
+              <w:top w:w="40" w:type="dxa"/>
+              <w:bottom w:w="40" w:type="dxa"/>
+              <w:left w:w="50" w:type="dxa"/>
+              <w:right w:w="50" w:type="dxa"/>
             </w:tcMar>
           </w:tcPr>
           <w:p>
             <w:pPr>
-              <w:spacing w:before="40" w:after="40" w:line="252" w:lineRule="auto"/>
+              <w:spacing w:before="30" w:after="30" w:line="240" w:lineRule="auto"/>
               <w:jc w:val="right"/>
             </w:pPr>
             <w:r>
@@ -3232,7 +3384,7 @@
                 <w:rFonts w:ascii="Times New Roman" w:hAnsi="Times New Roman"/>
                 <w:b w:val="0"/>
                 <w:i w:val="0"/>
-                <w:sz w:val="18"/>
+                <w:sz w:val="15"/>
               </w:rPr>
               <w:t>31.2%</w:t>
             </w:r>
@@ -3240,18 +3392,18 @@
         </w:tc>
         <w:tc>
           <w:tcPr>
-            <w:tcW w:type="dxa" w:w="2016"/>
+            <w:tcW w:type="dxa" w:w="1109"/>
             <w:vAlign w:val="center"/>
             <w:tcMar>
-              <w:top w:w="80" w:type="dxa"/>
-              <w:bottom w:w="80" w:type="dxa"/>
-              <w:left w:w="120" w:type="dxa"/>
-              <w:right w:w="120" w:type="dxa"/>
+              <w:top w:w="40" w:type="dxa"/>
+              <w:bottom w:w="40" w:type="dxa"/>
+              <w:left w:w="50" w:type="dxa"/>
+              <w:right w:w="50" w:type="dxa"/>
             </w:tcMar>
           </w:tcPr>
           <w:p>
             <w:pPr>
-              <w:spacing w:before="40" w:after="40" w:line="252" w:lineRule="auto"/>
+              <w:spacing w:before="30" w:after="30" w:line="240" w:lineRule="auto"/>
               <w:jc w:val="right"/>
             </w:pPr>
             <w:r>
@@ -3259,7 +3411,7 @@
                 <w:rFonts w:ascii="Times New Roman" w:hAnsi="Times New Roman"/>
                 <w:b w:val="0"/>
                 <w:i w:val="0"/>
-                <w:sz w:val="18"/>
+                <w:sz w:val="15"/>
               </w:rPr>
               <w:t>210.5 ns</w:t>
             </w:r>
@@ -3267,18 +3419,18 @@
         </w:tc>
         <w:tc>
           <w:tcPr>
-            <w:tcW w:type="dxa" w:w="2016"/>
+            <w:tcW w:type="dxa" w:w="1094"/>
             <w:vAlign w:val="center"/>
             <w:tcMar>
-              <w:top w:w="80" w:type="dxa"/>
-              <w:bottom w:w="80" w:type="dxa"/>
-              <w:left w:w="120" w:type="dxa"/>
-              <w:right w:w="120" w:type="dxa"/>
+              <w:top w:w="40" w:type="dxa"/>
+              <w:bottom w:w="40" w:type="dxa"/>
+              <w:left w:w="50" w:type="dxa"/>
+              <w:right w:w="50" w:type="dxa"/>
             </w:tcMar>
           </w:tcPr>
           <w:p>
             <w:pPr>
-              <w:spacing w:before="40" w:after="40" w:line="252" w:lineRule="auto"/>
+              <w:spacing w:before="30" w:after="30" w:line="240" w:lineRule="auto"/>
               <w:jc w:val="right"/>
             </w:pPr>
             <w:r>
@@ -3286,7 +3438,7 @@
                 <w:rFonts w:ascii="Times New Roman" w:hAnsi="Times New Roman"/>
                 <w:b w:val="0"/>
                 <w:i w:val="0"/>
-                <w:sz w:val="18"/>
+                <w:sz w:val="15"/>
               </w:rPr>
               <w:t>104.1 ns</w:t>
             </w:r>
@@ -3296,18 +3448,18 @@
       <w:tr>
         <w:tc>
           <w:tcPr>
-            <w:tcW w:type="dxa" w:w="1728"/>
+            <w:tcW w:type="dxa" w:w="792"/>
             <w:vAlign w:val="center"/>
             <w:tcMar>
-              <w:top w:w="80" w:type="dxa"/>
-              <w:bottom w:w="80" w:type="dxa"/>
-              <w:left w:w="120" w:type="dxa"/>
-              <w:right w:w="120" w:type="dxa"/>
+              <w:top w:w="40" w:type="dxa"/>
+              <w:bottom w:w="40" w:type="dxa"/>
+              <w:left w:w="50" w:type="dxa"/>
+              <w:right w:w="50" w:type="dxa"/>
             </w:tcMar>
           </w:tcPr>
           <w:p>
             <w:pPr>
-              <w:spacing w:before="40" w:after="40" w:line="252" w:lineRule="auto"/>
+              <w:spacing w:before="30" w:after="30" w:line="240" w:lineRule="auto"/>
               <w:jc w:val="center"/>
             </w:pPr>
             <w:r>
@@ -3315,7 +3467,7 @@
                 <w:rFonts w:ascii="Times New Roman" w:hAnsi="Times New Roman"/>
                 <w:b w:val="0"/>
                 <w:i w:val="0"/>
-                <w:sz w:val="18"/>
+                <w:sz w:val="15"/>
               </w:rPr>
               <w:t>0.5M</w:t>
             </w:r>
@@ -3323,18 +3475,18 @@
         </w:tc>
         <w:tc>
           <w:tcPr>
-            <w:tcW w:type="dxa" w:w="1872"/>
+            <w:tcW w:type="dxa" w:w="936"/>
             <w:vAlign w:val="center"/>
             <w:tcMar>
-              <w:top w:w="80" w:type="dxa"/>
-              <w:bottom w:w="80" w:type="dxa"/>
-              <w:left w:w="120" w:type="dxa"/>
-              <w:right w:w="120" w:type="dxa"/>
+              <w:top w:w="40" w:type="dxa"/>
+              <w:bottom w:w="40" w:type="dxa"/>
+              <w:left w:w="50" w:type="dxa"/>
+              <w:right w:w="50" w:type="dxa"/>
             </w:tcMar>
           </w:tcPr>
           <w:p>
             <w:pPr>
-              <w:spacing w:before="40" w:after="40" w:line="252" w:lineRule="auto"/>
+              <w:spacing w:before="30" w:after="30" w:line="240" w:lineRule="auto"/>
               <w:jc w:val="right"/>
             </w:pPr>
             <w:r>
@@ -3342,7 +3494,7 @@
                 <w:rFonts w:ascii="Times New Roman" w:hAnsi="Times New Roman"/>
                 <w:b w:val="0"/>
                 <w:i w:val="0"/>
-                <w:sz w:val="18"/>
+                <w:sz w:val="15"/>
               </w:rPr>
               <w:t>30.2%</w:t>
             </w:r>
@@ -3350,18 +3502,18 @@
         </w:tc>
         <w:tc>
           <w:tcPr>
-            <w:tcW w:type="dxa" w:w="1872"/>
+            <w:tcW w:type="dxa" w:w="936"/>
             <w:vAlign w:val="center"/>
             <w:tcMar>
-              <w:top w:w="80" w:type="dxa"/>
-              <w:bottom w:w="80" w:type="dxa"/>
-              <w:left w:w="120" w:type="dxa"/>
-              <w:right w:w="120" w:type="dxa"/>
+              <w:top w:w="40" w:type="dxa"/>
+              <w:bottom w:w="40" w:type="dxa"/>
+              <w:left w:w="50" w:type="dxa"/>
+              <w:right w:w="50" w:type="dxa"/>
             </w:tcMar>
           </w:tcPr>
           <w:p>
             <w:pPr>
-              <w:spacing w:before="40" w:after="40" w:line="252" w:lineRule="auto"/>
+              <w:spacing w:before="30" w:after="30" w:line="240" w:lineRule="auto"/>
               <w:jc w:val="right"/>
             </w:pPr>
             <w:r>
@@ -3369,7 +3521,7 @@
                 <w:rFonts w:ascii="Times New Roman" w:hAnsi="Times New Roman"/>
                 <w:b w:val="0"/>
                 <w:i w:val="0"/>
-                <w:sz w:val="18"/>
+                <w:sz w:val="15"/>
               </w:rPr>
               <w:t>19.8%</w:t>
             </w:r>
@@ -3377,18 +3529,18 @@
         </w:tc>
         <w:tc>
           <w:tcPr>
-            <w:tcW w:type="dxa" w:w="2016"/>
+            <w:tcW w:type="dxa" w:w="1109"/>
             <w:vAlign w:val="center"/>
             <w:tcMar>
-              <w:top w:w="80" w:type="dxa"/>
-              <w:bottom w:w="80" w:type="dxa"/>
-              <w:left w:w="120" w:type="dxa"/>
-              <w:right w:w="120" w:type="dxa"/>
+              <w:top w:w="40" w:type="dxa"/>
+              <w:bottom w:w="40" w:type="dxa"/>
+              <w:left w:w="50" w:type="dxa"/>
+              <w:right w:w="50" w:type="dxa"/>
             </w:tcMar>
           </w:tcPr>
           <w:p>
             <w:pPr>
-              <w:spacing w:before="40" w:after="40" w:line="252" w:lineRule="auto"/>
+              <w:spacing w:before="30" w:after="30" w:line="240" w:lineRule="auto"/>
               <w:jc w:val="right"/>
             </w:pPr>
             <w:r>
@@ -3396,7 +3548,7 @@
                 <w:rFonts w:ascii="Times New Roman" w:hAnsi="Times New Roman"/>
                 <w:b w:val="0"/>
                 <w:i w:val="0"/>
-                <w:sz w:val="18"/>
+                <w:sz w:val="15"/>
               </w:rPr>
               <w:t>286.8 ns</w:t>
             </w:r>
@@ -3404,18 +3556,18 @@
         </w:tc>
         <w:tc>
           <w:tcPr>
-            <w:tcW w:type="dxa" w:w="2016"/>
+            <w:tcW w:type="dxa" w:w="1094"/>
             <w:vAlign w:val="center"/>
             <w:tcMar>
-              <w:top w:w="80" w:type="dxa"/>
-              <w:bottom w:w="80" w:type="dxa"/>
-              <w:left w:w="120" w:type="dxa"/>
-              <w:right w:w="120" w:type="dxa"/>
+              <w:top w:w="40" w:type="dxa"/>
+              <w:bottom w:w="40" w:type="dxa"/>
+              <w:left w:w="50" w:type="dxa"/>
+              <w:right w:w="50" w:type="dxa"/>
             </w:tcMar>
           </w:tcPr>
           <w:p>
             <w:pPr>
-              <w:spacing w:before="40" w:after="40" w:line="252" w:lineRule="auto"/>
+              <w:spacing w:before="30" w:after="30" w:line="240" w:lineRule="auto"/>
               <w:jc w:val="right"/>
             </w:pPr>
             <w:r>
@@ -3423,7 +3575,7 @@
                 <w:rFonts w:ascii="Times New Roman" w:hAnsi="Times New Roman"/>
                 <w:b w:val="0"/>
                 <w:i w:val="0"/>
-                <w:sz w:val="18"/>
+                <w:sz w:val="15"/>
               </w:rPr>
               <w:t>106.8 ns</w:t>
             </w:r>
@@ -3433,18 +3585,18 @@
       <w:tr>
         <w:tc>
           <w:tcPr>
-            <w:tcW w:type="dxa" w:w="1728"/>
+            <w:tcW w:type="dxa" w:w="792"/>
             <w:vAlign w:val="center"/>
             <w:tcMar>
-              <w:top w:w="80" w:type="dxa"/>
-              <w:bottom w:w="80" w:type="dxa"/>
-              <w:left w:w="120" w:type="dxa"/>
-              <w:right w:w="120" w:type="dxa"/>
+              <w:top w:w="40" w:type="dxa"/>
+              <w:bottom w:w="40" w:type="dxa"/>
+              <w:left w:w="50" w:type="dxa"/>
+              <w:right w:w="50" w:type="dxa"/>
             </w:tcMar>
           </w:tcPr>
           <w:p>
             <w:pPr>
-              <w:spacing w:before="40" w:after="40" w:line="252" w:lineRule="auto"/>
+              <w:spacing w:before="30" w:after="30" w:line="240" w:lineRule="auto"/>
               <w:jc w:val="center"/>
             </w:pPr>
             <w:r>
@@ -3452,7 +3604,7 @@
                 <w:rFonts w:ascii="Times New Roman" w:hAnsi="Times New Roman"/>
                 <w:b w:val="0"/>
                 <w:i w:val="0"/>
-                <w:sz w:val="18"/>
+                <w:sz w:val="15"/>
               </w:rPr>
               <w:t>1M</w:t>
             </w:r>
@@ -3460,18 +3612,18 @@
         </w:tc>
         <w:tc>
           <w:tcPr>
-            <w:tcW w:type="dxa" w:w="1872"/>
+            <w:tcW w:type="dxa" w:w="936"/>
             <w:vAlign w:val="center"/>
             <w:tcMar>
-              <w:top w:w="80" w:type="dxa"/>
-              <w:bottom w:w="80" w:type="dxa"/>
-              <w:left w:w="120" w:type="dxa"/>
-              <w:right w:w="120" w:type="dxa"/>
+              <w:top w:w="40" w:type="dxa"/>
+              <w:bottom w:w="40" w:type="dxa"/>
+              <w:left w:w="50" w:type="dxa"/>
+              <w:right w:w="50" w:type="dxa"/>
             </w:tcMar>
           </w:tcPr>
           <w:p>
             <w:pPr>
-              <w:spacing w:before="40" w:after="40" w:line="252" w:lineRule="auto"/>
+              <w:spacing w:before="30" w:after="30" w:line="240" w:lineRule="auto"/>
               <w:jc w:val="right"/>
             </w:pPr>
             <w:r>
@@ -3479,7 +3631,7 @@
                 <w:rFonts w:ascii="Times New Roman" w:hAnsi="Times New Roman"/>
                 <w:b w:val="0"/>
                 <w:i w:val="0"/>
-                <w:sz w:val="18"/>
+                <w:sz w:val="15"/>
               </w:rPr>
               <w:t>41.9%</w:t>
             </w:r>
@@ -3487,18 +3639,18 @@
         </w:tc>
         <w:tc>
           <w:tcPr>
-            <w:tcW w:type="dxa" w:w="1872"/>
+            <w:tcW w:type="dxa" w:w="936"/>
             <w:vAlign w:val="center"/>
             <w:tcMar>
-              <w:top w:w="80" w:type="dxa"/>
-              <w:bottom w:w="80" w:type="dxa"/>
-              <w:left w:w="120" w:type="dxa"/>
-              <w:right w:w="120" w:type="dxa"/>
+              <w:top w:w="40" w:type="dxa"/>
+              <w:bottom w:w="40" w:type="dxa"/>
+              <w:left w:w="50" w:type="dxa"/>
+              <w:right w:w="50" w:type="dxa"/>
             </w:tcMar>
           </w:tcPr>
           <w:p>
             <w:pPr>
-              <w:spacing w:before="40" w:after="40" w:line="252" w:lineRule="auto"/>
+              <w:spacing w:before="30" w:after="30" w:line="240" w:lineRule="auto"/>
               <w:jc w:val="right"/>
             </w:pPr>
             <w:r>
@@ -3506,7 +3658,7 @@
                 <w:rFonts w:ascii="Times New Roman" w:hAnsi="Times New Roman"/>
                 <w:b w:val="0"/>
                 <w:i w:val="0"/>
-                <w:sz w:val="18"/>
+                <w:sz w:val="15"/>
               </w:rPr>
               <w:t>8.1%</w:t>
             </w:r>
@@ -3514,18 +3666,18 @@
         </w:tc>
         <w:tc>
           <w:tcPr>
-            <w:tcW w:type="dxa" w:w="2016"/>
+            <w:tcW w:type="dxa" w:w="1109"/>
             <w:vAlign w:val="center"/>
             <w:tcMar>
-              <w:top w:w="80" w:type="dxa"/>
-              <w:bottom w:w="80" w:type="dxa"/>
-              <w:left w:w="120" w:type="dxa"/>
-              <w:right w:w="120" w:type="dxa"/>
+              <w:top w:w="40" w:type="dxa"/>
+              <w:bottom w:w="40" w:type="dxa"/>
+              <w:left w:w="50" w:type="dxa"/>
+              <w:right w:w="50" w:type="dxa"/>
             </w:tcMar>
           </w:tcPr>
           <w:p>
             <w:pPr>
-              <w:spacing w:before="40" w:after="40" w:line="252" w:lineRule="auto"/>
+              <w:spacing w:before="30" w:after="30" w:line="240" w:lineRule="auto"/>
               <w:jc w:val="right"/>
             </w:pPr>
             <w:r>
@@ -3533,7 +3685,7 @@
                 <w:rFonts w:ascii="Times New Roman" w:hAnsi="Times New Roman"/>
                 <w:b w:val="0"/>
                 <w:i w:val="0"/>
-                <w:sz w:val="18"/>
+                <w:sz w:val="15"/>
               </w:rPr>
               <w:t>526.5 ns</w:t>
             </w:r>
@@ -3541,18 +3693,18 @@
         </w:tc>
         <w:tc>
           <w:tcPr>
-            <w:tcW w:type="dxa" w:w="2016"/>
+            <w:tcW w:type="dxa" w:w="1094"/>
             <w:vAlign w:val="center"/>
             <w:tcMar>
-              <w:top w:w="80" w:type="dxa"/>
-              <w:bottom w:w="80" w:type="dxa"/>
-              <w:left w:w="120" w:type="dxa"/>
-              <w:right w:w="120" w:type="dxa"/>
+              <w:top w:w="40" w:type="dxa"/>
+              <w:bottom w:w="40" w:type="dxa"/>
+              <w:left w:w="50" w:type="dxa"/>
+              <w:right w:w="50" w:type="dxa"/>
             </w:tcMar>
           </w:tcPr>
           <w:p>
             <w:pPr>
-              <w:spacing w:before="40" w:after="40" w:line="252" w:lineRule="auto"/>
+              <w:spacing w:before="30" w:after="30" w:line="240" w:lineRule="auto"/>
               <w:jc w:val="right"/>
             </w:pPr>
             <w:r>
@@ -3560,7 +3712,7 @@
                 <w:rFonts w:ascii="Times New Roman" w:hAnsi="Times New Roman"/>
                 <w:b w:val="0"/>
                 <w:i w:val="0"/>
-                <w:sz w:val="18"/>
+                <w:sz w:val="15"/>
               </w:rPr>
               <w:t>107.1 ns</w:t>
             </w:r>
@@ -3570,18 +3722,18 @@
       <w:tr>
         <w:tc>
           <w:tcPr>
-            <w:tcW w:type="dxa" w:w="1728"/>
+            <w:tcW w:type="dxa" w:w="792"/>
             <w:vAlign w:val="center"/>
             <w:tcMar>
-              <w:top w:w="80" w:type="dxa"/>
-              <w:bottom w:w="80" w:type="dxa"/>
-              <w:left w:w="120" w:type="dxa"/>
-              <w:right w:w="120" w:type="dxa"/>
+              <w:top w:w="40" w:type="dxa"/>
+              <w:bottom w:w="40" w:type="dxa"/>
+              <w:left w:w="50" w:type="dxa"/>
+              <w:right w:w="50" w:type="dxa"/>
             </w:tcMar>
           </w:tcPr>
           <w:p>
             <w:pPr>
-              <w:spacing w:before="40" w:after="40" w:line="252" w:lineRule="auto"/>
+              <w:spacing w:before="30" w:after="30" w:line="240" w:lineRule="auto"/>
               <w:jc w:val="center"/>
             </w:pPr>
             <w:r>
@@ -3589,7 +3741,7 @@
                 <w:rFonts w:ascii="Times New Roman" w:hAnsi="Times New Roman"/>
                 <w:b w:val="0"/>
                 <w:i w:val="0"/>
-                <w:sz w:val="18"/>
+                <w:sz w:val="15"/>
               </w:rPr>
               <w:t>2M</w:t>
             </w:r>
@@ -3597,18 +3749,18 @@
         </w:tc>
         <w:tc>
           <w:tcPr>
-            <w:tcW w:type="dxa" w:w="1872"/>
+            <w:tcW w:type="dxa" w:w="936"/>
             <w:vAlign w:val="center"/>
             <w:tcMar>
-              <w:top w:w="80" w:type="dxa"/>
-              <w:bottom w:w="80" w:type="dxa"/>
-              <w:left w:w="120" w:type="dxa"/>
-              <w:right w:w="120" w:type="dxa"/>
+              <w:top w:w="40" w:type="dxa"/>
+              <w:bottom w:w="40" w:type="dxa"/>
+              <w:left w:w="50" w:type="dxa"/>
+              <w:right w:w="50" w:type="dxa"/>
             </w:tcMar>
           </w:tcPr>
           <w:p>
             <w:pPr>
-              <w:spacing w:before="40" w:after="40" w:line="252" w:lineRule="auto"/>
+              <w:spacing w:before="30" w:after="30" w:line="240" w:lineRule="auto"/>
               <w:jc w:val="right"/>
             </w:pPr>
             <w:r>
@@ -3616,7 +3768,7 @@
                 <w:rFonts w:ascii="Times New Roman" w:hAnsi="Times New Roman"/>
                 <w:b w:val="0"/>
                 <w:i w:val="0"/>
-                <w:sz w:val="18"/>
+                <w:sz w:val="15"/>
               </w:rPr>
               <w:t>48.6%</w:t>
             </w:r>
@@ -3624,18 +3776,18 @@
         </w:tc>
         <w:tc>
           <w:tcPr>
-            <w:tcW w:type="dxa" w:w="1872"/>
+            <w:tcW w:type="dxa" w:w="936"/>
             <w:vAlign w:val="center"/>
             <w:tcMar>
-              <w:top w:w="80" w:type="dxa"/>
-              <w:bottom w:w="80" w:type="dxa"/>
-              <w:left w:w="120" w:type="dxa"/>
-              <w:right w:w="120" w:type="dxa"/>
+              <w:top w:w="40" w:type="dxa"/>
+              <w:bottom w:w="40" w:type="dxa"/>
+              <w:left w:w="50" w:type="dxa"/>
+              <w:right w:w="50" w:type="dxa"/>
             </w:tcMar>
           </w:tcPr>
           <w:p>
             <w:pPr>
-              <w:spacing w:before="40" w:after="40" w:line="252" w:lineRule="auto"/>
+              <w:spacing w:before="30" w:after="30" w:line="240" w:lineRule="auto"/>
               <w:jc w:val="right"/>
             </w:pPr>
             <w:r>
@@ -3643,7 +3795,7 @@
                 <w:rFonts w:ascii="Times New Roman" w:hAnsi="Times New Roman"/>
                 <w:b w:val="0"/>
                 <w:i w:val="0"/>
-                <w:sz w:val="18"/>
+                <w:sz w:val="15"/>
               </w:rPr>
               <w:t>1.4%</w:t>
             </w:r>
@@ -3651,18 +3803,18 @@
         </w:tc>
         <w:tc>
           <w:tcPr>
-            <w:tcW w:type="dxa" w:w="2016"/>
+            <w:tcW w:type="dxa" w:w="1109"/>
             <w:vAlign w:val="center"/>
             <w:tcMar>
-              <w:top w:w="80" w:type="dxa"/>
-              <w:bottom w:w="80" w:type="dxa"/>
-              <w:left w:w="120" w:type="dxa"/>
-              <w:right w:w="120" w:type="dxa"/>
+              <w:top w:w="40" w:type="dxa"/>
+              <w:bottom w:w="40" w:type="dxa"/>
+              <w:left w:w="50" w:type="dxa"/>
+              <w:right w:w="50" w:type="dxa"/>
             </w:tcMar>
           </w:tcPr>
           <w:p>
             <w:pPr>
-              <w:spacing w:before="40" w:after="40" w:line="252" w:lineRule="auto"/>
+              <w:spacing w:before="30" w:after="30" w:line="240" w:lineRule="auto"/>
               <w:jc w:val="right"/>
             </w:pPr>
             <w:r>
@@ -3670,7 +3822,7 @@
                 <w:rFonts w:ascii="Times New Roman" w:hAnsi="Times New Roman"/>
                 <w:b w:val="0"/>
                 <w:i w:val="0"/>
-                <w:sz w:val="18"/>
+                <w:sz w:val="15"/>
               </w:rPr>
               <w:t>2058.9 ns</w:t>
             </w:r>
@@ -3678,18 +3830,18 @@
         </w:tc>
         <w:tc>
           <w:tcPr>
-            <w:tcW w:type="dxa" w:w="2016"/>
+            <w:tcW w:type="dxa" w:w="1094"/>
             <w:vAlign w:val="center"/>
             <w:tcMar>
-              <w:top w:w="80" w:type="dxa"/>
-              <w:bottom w:w="80" w:type="dxa"/>
-              <w:left w:w="120" w:type="dxa"/>
-              <w:right w:w="120" w:type="dxa"/>
+              <w:top w:w="40" w:type="dxa"/>
+              <w:bottom w:w="40" w:type="dxa"/>
+              <w:left w:w="50" w:type="dxa"/>
+              <w:right w:w="50" w:type="dxa"/>
             </w:tcMar>
           </w:tcPr>
           <w:p>
             <w:pPr>
-              <w:spacing w:before="40" w:after="40" w:line="252" w:lineRule="auto"/>
+              <w:spacing w:before="30" w:after="30" w:line="240" w:lineRule="auto"/>
               <w:jc w:val="right"/>
             </w:pPr>
             <w:r>
@@ -3697,7 +3849,7 @@
                 <w:rFonts w:ascii="Times New Roman" w:hAnsi="Times New Roman"/>
                 <w:b w:val="0"/>
                 <w:i w:val="0"/>
-                <w:sz w:val="18"/>
+                <w:sz w:val="15"/>
               </w:rPr>
               <w:t>108.5 ns</w:t>
             </w:r>
@@ -3707,18 +3859,18 @@
       <w:tr>
         <w:tc>
           <w:tcPr>
-            <w:tcW w:type="dxa" w:w="1728"/>
+            <w:tcW w:type="dxa" w:w="792"/>
             <w:vAlign w:val="center"/>
             <w:tcMar>
-              <w:top w:w="80" w:type="dxa"/>
-              <w:bottom w:w="80" w:type="dxa"/>
-              <w:left w:w="120" w:type="dxa"/>
-              <w:right w:w="120" w:type="dxa"/>
+              <w:top w:w="40" w:type="dxa"/>
+              <w:bottom w:w="40" w:type="dxa"/>
+              <w:left w:w="50" w:type="dxa"/>
+              <w:right w:w="50" w:type="dxa"/>
             </w:tcMar>
           </w:tcPr>
           <w:p>
             <w:pPr>
-              <w:spacing w:before="40" w:after="40" w:line="252" w:lineRule="auto"/>
+              <w:spacing w:before="30" w:after="30" w:line="240" w:lineRule="auto"/>
               <w:jc w:val="center"/>
             </w:pPr>
             <w:r>
@@ -3726,7 +3878,7 @@
                 <w:rFonts w:ascii="Times New Roman" w:hAnsi="Times New Roman"/>
                 <w:b w:val="0"/>
                 <w:i w:val="0"/>
-                <w:sz w:val="18"/>
+                <w:sz w:val="15"/>
               </w:rPr>
               <w:t>4M</w:t>
             </w:r>
@@ -3734,18 +3886,18 @@
         </w:tc>
         <w:tc>
           <w:tcPr>
-            <w:tcW w:type="dxa" w:w="1872"/>
+            <w:tcW w:type="dxa" w:w="936"/>
             <w:vAlign w:val="center"/>
             <w:tcMar>
-              <w:top w:w="80" w:type="dxa"/>
-              <w:bottom w:w="80" w:type="dxa"/>
-              <w:left w:w="120" w:type="dxa"/>
-              <w:right w:w="120" w:type="dxa"/>
+              <w:top w:w="40" w:type="dxa"/>
+              <w:bottom w:w="40" w:type="dxa"/>
+              <w:left w:w="50" w:type="dxa"/>
+              <w:right w:w="50" w:type="dxa"/>
             </w:tcMar>
           </w:tcPr>
           <w:p>
             <w:pPr>
-              <w:spacing w:before="40" w:after="40" w:line="252" w:lineRule="auto"/>
+              <w:spacing w:before="30" w:after="30" w:line="240" w:lineRule="auto"/>
               <w:jc w:val="right"/>
             </w:pPr>
             <w:r>
@@ -3753,7 +3905,7 @@
                 <w:rFonts w:ascii="Times New Roman" w:hAnsi="Times New Roman"/>
                 <w:b w:val="0"/>
                 <w:i w:val="0"/>
-                <w:sz w:val="18"/>
+                <w:sz w:val="15"/>
               </w:rPr>
               <w:t>50.0%</w:t>
             </w:r>
@@ -3761,18 +3913,18 @@
         </w:tc>
         <w:tc>
           <w:tcPr>
-            <w:tcW w:type="dxa" w:w="1872"/>
+            <w:tcW w:type="dxa" w:w="936"/>
             <w:vAlign w:val="center"/>
             <w:tcMar>
-              <w:top w:w="80" w:type="dxa"/>
-              <w:bottom w:w="80" w:type="dxa"/>
-              <w:left w:w="120" w:type="dxa"/>
-              <w:right w:w="120" w:type="dxa"/>
+              <w:top w:w="40" w:type="dxa"/>
+              <w:bottom w:w="40" w:type="dxa"/>
+              <w:left w:w="50" w:type="dxa"/>
+              <w:right w:w="50" w:type="dxa"/>
             </w:tcMar>
           </w:tcPr>
           <w:p>
             <w:pPr>
-              <w:spacing w:before="40" w:after="40" w:line="252" w:lineRule="auto"/>
+              <w:spacing w:before="30" w:after="30" w:line="240" w:lineRule="auto"/>
               <w:jc w:val="right"/>
             </w:pPr>
             <w:r>
@@ -3780,7 +3932,7 @@
                 <w:rFonts w:ascii="Times New Roman" w:hAnsi="Times New Roman"/>
                 <w:b w:val="0"/>
                 <w:i w:val="0"/>
-                <w:sz w:val="18"/>
+                <w:sz w:val="15"/>
               </w:rPr>
               <w:t>0.0%</w:t>
             </w:r>
@@ -3788,18 +3940,18 @@
         </w:tc>
         <w:tc>
           <w:tcPr>
-            <w:tcW w:type="dxa" w:w="2016"/>
+            <w:tcW w:type="dxa" w:w="1109"/>
             <w:vAlign w:val="center"/>
             <w:tcMar>
-              <w:top w:w="80" w:type="dxa"/>
-              <w:bottom w:w="80" w:type="dxa"/>
-              <w:left w:w="120" w:type="dxa"/>
-              <w:right w:w="120" w:type="dxa"/>
+              <w:top w:w="40" w:type="dxa"/>
+              <w:bottom w:w="40" w:type="dxa"/>
+              <w:left w:w="50" w:type="dxa"/>
+              <w:right w:w="50" w:type="dxa"/>
             </w:tcMar>
           </w:tcPr>
           <w:p>
             <w:pPr>
-              <w:spacing w:before="40" w:after="40" w:line="252" w:lineRule="auto"/>
+              <w:spacing w:before="30" w:after="30" w:line="240" w:lineRule="auto"/>
               <w:jc w:val="right"/>
             </w:pPr>
             <w:r>
@@ -3807,7 +3959,7 @@
                 <w:rFonts w:ascii="Times New Roman" w:hAnsi="Times New Roman"/>
                 <w:b/>
                 <w:i w:val="0"/>
-                <w:sz w:val="18"/>
+                <w:sz w:val="15"/>
               </w:rPr>
               <w:t>timeout</w:t>
             </w:r>
@@ -3815,18 +3967,18 @@
         </w:tc>
         <w:tc>
           <w:tcPr>
-            <w:tcW w:type="dxa" w:w="2016"/>
+            <w:tcW w:type="dxa" w:w="1094"/>
             <w:vAlign w:val="center"/>
             <w:tcMar>
-              <w:top w:w="80" w:type="dxa"/>
-              <w:bottom w:w="80" w:type="dxa"/>
-              <w:left w:w="120" w:type="dxa"/>
-              <w:right w:w="120" w:type="dxa"/>
+              <w:top w:w="40" w:type="dxa"/>
+              <w:bottom w:w="40" w:type="dxa"/>
+              <w:left w:w="50" w:type="dxa"/>
+              <w:right w:w="50" w:type="dxa"/>
             </w:tcMar>
           </w:tcPr>
           <w:p>
             <w:pPr>
-              <w:spacing w:before="40" w:after="40" w:line="252" w:lineRule="auto"/>
+              <w:spacing w:before="30" w:after="30" w:line="240" w:lineRule="auto"/>
               <w:jc w:val="right"/>
             </w:pPr>
             <w:r>
@@ -3834,7 +3986,7 @@
                 <w:rFonts w:ascii="Times New Roman" w:hAnsi="Times New Roman"/>
                 <w:b/>
                 <w:i w:val="0"/>
-                <w:sz w:val="18"/>
+                <w:sz w:val="15"/>
               </w:rPr>
               <w:t>timeout</w:t>
             </w:r>
@@ -3844,7 +3996,8 @@
     </w:tbl>
     <w:p>
       <w:pPr>
-        <w:spacing w:before="40" w:after="120" w:line="276" w:lineRule="auto"/>
+        <w:spacing w:before="20" w:after="80" w:line="252" w:lineRule="auto"/>
+        <w:ind w:firstLine="0"/>
         <w:jc w:val="center"/>
       </w:pPr>
       <w:r>
@@ -3852,20 +4005,20 @@
           <w:rFonts w:ascii="Times New Roman" w:hAnsi="Times New Roman"/>
           <w:b w:val="0"/>
           <w:i/>
-          <w:sz w:val="16"/>
+          <w:sz w:val="15"/>
         </w:rPr>
-        <w:t>* Indicates process timed out exceeding the strict 60-second execution cutoff.</w:t>
+        <w:t>* Indicates process timed out exceeding the strict 60s cutoff.</w:t>
       </w:r>
     </w:p>
     <w:p>
       <w:pPr>
-        <w:spacing w:before="120" w:after="40"/>
+        <w:spacing w:before="80" w:after="20"/>
         <w:jc w:val="center"/>
       </w:pPr>
       <w:r>
         <w:drawing>
           <wp:inline xmlns:a="http://schemas.openxmlformats.org/drawingml/2006/main" xmlns:pic="http://schemas.openxmlformats.org/drawingml/2006/picture">
-            <wp:extent cx="5669280" cy="2068521"/>
+            <wp:extent cx="3090672" cy="1127678"/>
             <wp:docPr id="4" name="Picture 4"/>
             <wp:cNvGraphicFramePr>
               <a:graphicFrameLocks noChangeAspect="1"/>
@@ -3886,7 +4039,7 @@
                   <pic:spPr>
                     <a:xfrm>
                       <a:off x="0" y="0"/>
-                      <a:ext cx="5669280" cy="2068521"/>
+                      <a:ext cx="3090672" cy="1127678"/>
                     </a:xfrm>
                     <a:prstGeom prst="rect"/>
                   </pic:spPr>
@@ -3899,7 +4052,8 @@
     </w:p>
     <w:p>
       <w:pPr>
-        <w:spacing w:before="0" w:after="160" w:line="276" w:lineRule="auto"/>
+        <w:spacing w:before="0" w:after="120" w:line="252" w:lineRule="auto"/>
+        <w:ind w:firstLine="0"/>
         <w:jc w:val="center"/>
       </w:pPr>
       <w:r>
@@ -3907,14 +4061,15 @@
           <w:rFonts w:ascii="Times New Roman" w:hAnsi="Times New Roman"/>
           <w:b/>
           <w:i/>
-          <w:sz w:val="17"/>
+          <w:sz w:val="16"/>
         </w:rPr>
-        <w:t>Fig. 4. RQ2: Tombstone/empty slot percentages post-workload and lookup latency versus cycle count C. Annotations denote partially completed repetitions (k/N ok); markers at the upper boundary indicate full 60-second timeouts.</w:t>
+        <w:t>Fig. 4. RQ2: Tombstone accumulation, empty slot decay, and lookup latency vs. cycles C.</w:t>
       </w:r>
     </w:p>
     <w:p>
       <w:pPr>
-        <w:spacing w:before="0" w:after="80" w:line="276" w:lineRule="auto"/>
+        <w:spacing w:before="0" w:after="60" w:line="252" w:lineRule="auto"/>
+        <w:ind w:firstLine="216"/>
         <w:jc w:val="both"/>
       </w:pPr>
       <w:r>
@@ -3942,22 +4097,23 @@
     <w:p>
       <w:pPr>
         <w:keepNext/>
-        <w:spacing w:before="160" w:after="40"/>
+        <w:spacing w:before="140" w:after="40"/>
+        <w:jc w:val="left"/>
       </w:pPr>
       <w:r>
         <w:rPr>
           <w:rFonts w:ascii="Times New Roman" w:hAnsi="Times New Roman"/>
           <w:b/>
           <w:i/>
-          <w:color w:val="1F3864"/>
-          <w:sz w:val="21"/>
+          <w:sz w:val="20"/>
         </w:rPr>
         <w:t>C. RQ3: Workload Comparison &amp; Rebuild Latency Trade-offs</w:t>
       </w:r>
     </w:p>
     <w:p>
       <w:pPr>
-        <w:spacing w:before="0" w:after="80" w:line="276" w:lineRule="auto"/>
+        <w:spacing w:before="0" w:after="60" w:line="252" w:lineRule="auto"/>
+        <w:ind w:firstLine="216"/>
         <w:jc w:val="both"/>
       </w:pPr>
       <w:r>
@@ -3966,7 +4122,8 @@
     </w:p>
     <w:p>
       <w:pPr>
-        <w:spacing w:before="120" w:after="80" w:line="276" w:lineRule="auto"/>
+        <w:spacing w:before="120" w:after="60" w:line="252" w:lineRule="auto"/>
+        <w:ind w:firstLine="0"/>
         <w:jc w:val="center"/>
       </w:pPr>
       <w:r>
@@ -3974,11 +4131,9 @@
           <w:rFonts w:ascii="Times New Roman" w:hAnsi="Times New Roman"/>
           <w:b/>
           <w:i w:val="0"/>
-          <w:sz w:val="18"/>
+          <w:sz w:val="17"/>
         </w:rPr>
-        <w:t>TABLE IV</w:t>
-        <w:br/>
-        <w:t>MEDIAN TOTAL WORKLOAD DURATION AND 10,000-OPERATION BLOCK LATENCIES AT C = 4M, LIVE LOAD 0.8 (9 VALID RUNS PER ROW)</w:t>
+        <w:t>TABLE IV. MEDIAN WORKLOAD DURATION AND BLOCK LATENCIES (C=4M, α=0.8)</w:t>
       </w:r>
     </w:p>
     <w:tbl>
@@ -3988,39 +4143,39 @@
         <w:tblLayout w:type="fixed"/>
         <w:tblLook w:firstColumn="1" w:firstRow="1" w:lastColumn="0" w:lastRow="0" w:noHBand="0" w:noVBand="1" w:val="04A0"/>
         <w:tblBorders>
-          <w:top w:val="single" w:sz="12" w:space="0" w:color="000000"/>
+          <w:top w:val="single" w:sz="10" w:space="0" w:color="000000"/>
           <w:left w:val="none"/>
-          <w:bottom w:val="single" w:sz="12" w:space="0" w:color="000000"/>
+          <w:bottom w:val="single" w:sz="10" w:space="0" w:color="000000"/>
           <w:right w:val="none"/>
           <w:insideH w:val="none"/>
           <w:insideV w:val="none"/>
         </w:tblBorders>
       </w:tblPr>
       <w:tblGrid>
-        <w:gridCol w:w="2466"/>
-        <w:gridCol w:w="2466"/>
-        <w:gridCol w:w="2466"/>
-        <w:gridCol w:w="2466"/>
+        <w:gridCol w:w="2531"/>
+        <w:gridCol w:w="2531"/>
+        <w:gridCol w:w="2531"/>
+        <w:gridCol w:w="2531"/>
       </w:tblGrid>
       <w:tr>
         <w:tc>
           <w:tcPr>
-            <w:tcW w:type="dxa" w:w="3456"/>
+            <w:tcW w:type="dxa" w:w="1872"/>
             <w:vAlign w:val="center"/>
             <w:tcMar>
-              <w:top w:w="80" w:type="dxa"/>
-              <w:bottom w:w="80" w:type="dxa"/>
-              <w:left w:w="120" w:type="dxa"/>
-              <w:right w:w="120" w:type="dxa"/>
+              <w:top w:w="40" w:type="dxa"/>
+              <w:bottom w:w="40" w:type="dxa"/>
+              <w:left w:w="50" w:type="dxa"/>
+              <w:right w:w="50" w:type="dxa"/>
             </w:tcMar>
             <w:shd w:fill="F2F2F2"/>
             <w:tcBorders>
-              <w:bottom w:val="single" w:sz="8" w:space="0" w:color="000000"/>
+              <w:bottom w:val="single" w:sz="6" w:space="0" w:color="000000"/>
             </w:tcBorders>
           </w:tcPr>
           <w:p>
             <w:pPr>
-              <w:spacing w:before="40" w:after="40" w:line="252" w:lineRule="auto"/>
+              <w:spacing w:before="30" w:after="30" w:line="240" w:lineRule="auto"/>
               <w:jc w:val="left"/>
             </w:pPr>
             <w:r>
@@ -4028,7 +4183,7 @@
                 <w:rFonts w:ascii="Times New Roman" w:hAnsi="Times New Roman"/>
                 <w:b/>
                 <w:i w:val="0"/>
-                <w:sz w:val="18"/>
+                <w:sz w:val="15"/>
               </w:rPr>
               <w:t>Configuration</w:t>
             </w:r>
@@ -4036,22 +4191,22 @@
         </w:tc>
         <w:tc>
           <w:tcPr>
-            <w:tcW w:type="dxa" w:w="2016"/>
+            <w:tcW w:type="dxa" w:w="979"/>
             <w:vAlign w:val="center"/>
             <w:tcMar>
-              <w:top w:w="80" w:type="dxa"/>
-              <w:bottom w:w="80" w:type="dxa"/>
-              <w:left w:w="120" w:type="dxa"/>
-              <w:right w:w="120" w:type="dxa"/>
+              <w:top w:w="40" w:type="dxa"/>
+              <w:bottom w:w="40" w:type="dxa"/>
+              <w:left w:w="50" w:type="dxa"/>
+              <w:right w:w="50" w:type="dxa"/>
             </w:tcMar>
             <w:shd w:fill="F2F2F2"/>
             <w:tcBorders>
-              <w:bottom w:val="single" w:sz="8" w:space="0" w:color="000000"/>
+              <w:bottom w:val="single" w:sz="6" w:space="0" w:color="000000"/>
             </w:tcBorders>
           </w:tcPr>
           <w:p>
             <w:pPr>
-              <w:spacing w:before="40" w:after="40" w:line="252" w:lineRule="auto"/>
+              <w:spacing w:before="30" w:after="30" w:line="240" w:lineRule="auto"/>
               <w:jc w:val="right"/>
             </w:pPr>
             <w:r>
@@ -4059,30 +4214,30 @@
                 <w:rFonts w:ascii="Times New Roman" w:hAnsi="Times New Roman"/>
                 <w:b/>
                 <w:i w:val="0"/>
-                <w:sz w:val="18"/>
+                <w:sz w:val="15"/>
               </w:rPr>
-              <w:t>Workload (s)</w:t>
+              <w:t>Workload</w:t>
             </w:r>
           </w:p>
         </w:tc>
         <w:tc>
           <w:tcPr>
-            <w:tcW w:type="dxa" w:w="2016"/>
+            <w:tcW w:type="dxa" w:w="1008"/>
             <w:vAlign w:val="center"/>
             <w:tcMar>
-              <w:top w:w="80" w:type="dxa"/>
-              <w:bottom w:w="80" w:type="dxa"/>
-              <w:left w:w="120" w:type="dxa"/>
-              <w:right w:w="120" w:type="dxa"/>
+              <w:top w:w="40" w:type="dxa"/>
+              <w:bottom w:w="40" w:type="dxa"/>
+              <w:left w:w="50" w:type="dxa"/>
+              <w:right w:w="50" w:type="dxa"/>
             </w:tcMar>
             <w:shd w:fill="F2F2F2"/>
             <w:tcBorders>
-              <w:bottom w:val="single" w:sz="8" w:space="0" w:color="000000"/>
+              <w:bottom w:val="single" w:sz="6" w:space="0" w:color="000000"/>
             </w:tcBorders>
           </w:tcPr>
           <w:p>
             <w:pPr>
-              <w:spacing w:before="40" w:after="40" w:line="252" w:lineRule="auto"/>
+              <w:spacing w:before="30" w:after="30" w:line="240" w:lineRule="auto"/>
               <w:jc w:val="right"/>
             </w:pPr>
             <w:r>
@@ -4090,30 +4245,30 @@
                 <w:rFonts w:ascii="Times New Roman" w:hAnsi="Times New Roman"/>
                 <w:b/>
                 <w:i w:val="0"/>
-                <w:sz w:val="18"/>
+                <w:sz w:val="15"/>
               </w:rPr>
-              <w:t>Block med (ms)</w:t>
+              <w:t>Blk med</w:t>
             </w:r>
           </w:p>
         </w:tc>
         <w:tc>
           <w:tcPr>
-            <w:tcW w:type="dxa" w:w="2016"/>
+            <w:tcW w:type="dxa" w:w="1008"/>
             <w:vAlign w:val="center"/>
             <w:tcMar>
-              <w:top w:w="80" w:type="dxa"/>
-              <w:bottom w:w="80" w:type="dxa"/>
-              <w:left w:w="120" w:type="dxa"/>
-              <w:right w:w="120" w:type="dxa"/>
+              <w:top w:w="40" w:type="dxa"/>
+              <w:bottom w:w="40" w:type="dxa"/>
+              <w:left w:w="50" w:type="dxa"/>
+              <w:right w:w="50" w:type="dxa"/>
             </w:tcMar>
             <w:shd w:fill="F2F2F2"/>
             <w:tcBorders>
-              <w:bottom w:val="single" w:sz="8" w:space="0" w:color="000000"/>
+              <w:bottom w:val="single" w:sz="6" w:space="0" w:color="000000"/>
             </w:tcBorders>
           </w:tcPr>
           <w:p>
             <w:pPr>
-              <w:spacing w:before="40" w:after="40" w:line="252" w:lineRule="auto"/>
+              <w:spacing w:before="30" w:after="30" w:line="240" w:lineRule="auto"/>
               <w:jc w:val="right"/>
             </w:pPr>
             <w:r>
@@ -4121,9 +4276,9 @@
                 <w:rFonts w:ascii="Times New Roman" w:hAnsi="Times New Roman"/>
                 <w:b/>
                 <w:i w:val="0"/>
-                <w:sz w:val="18"/>
+                <w:sz w:val="15"/>
               </w:rPr>
-              <w:t>Block max (ms)</w:t>
+              <w:t>Blk max</w:t>
             </w:r>
           </w:p>
         </w:tc>
@@ -4131,18 +4286,18 @@
       <w:tr>
         <w:tc>
           <w:tcPr>
-            <w:tcW w:type="dxa" w:w="3456"/>
+            <w:tcW w:type="dxa" w:w="1872"/>
             <w:vAlign w:val="center"/>
             <w:tcMar>
-              <w:top w:w="80" w:type="dxa"/>
-              <w:bottom w:w="80" w:type="dxa"/>
-              <w:left w:w="120" w:type="dxa"/>
-              <w:right w:w="120" w:type="dxa"/>
+              <w:top w:w="40" w:type="dxa"/>
+              <w:bottom w:w="40" w:type="dxa"/>
+              <w:left w:w="50" w:type="dxa"/>
+              <w:right w:w="50" w:type="dxa"/>
             </w:tcMar>
           </w:tcPr>
           <w:p>
             <w:pPr>
-              <w:spacing w:before="40" w:after="40" w:line="252" w:lineRule="auto"/>
+              <w:spacing w:before="30" w:after="30" w:line="240" w:lineRule="auto"/>
               <w:jc w:val="left"/>
             </w:pPr>
             <w:r>
@@ -4150,26 +4305,26 @@
                 <w:rFonts w:ascii="Consolas" w:hAnsi="Consolas"/>
                 <w:b w:val="0"/>
                 <w:i w:val="0"/>
-                <w:sz w:val="17"/>
+                <w:sz w:val="14"/>
               </w:rPr>
-              <w:t>lp-tomb+rebuild (τ = 0.1)</w:t>
+              <w:t>lp-tomb (τ = 0.1)</w:t>
             </w:r>
           </w:p>
         </w:tc>
         <w:tc>
           <w:tcPr>
-            <w:tcW w:type="dxa" w:w="2016"/>
+            <w:tcW w:type="dxa" w:w="979"/>
             <w:vAlign w:val="center"/>
             <w:tcMar>
-              <w:top w:w="80" w:type="dxa"/>
-              <w:bottom w:w="80" w:type="dxa"/>
-              <w:left w:w="120" w:type="dxa"/>
-              <w:right w:w="120" w:type="dxa"/>
+              <w:top w:w="40" w:type="dxa"/>
+              <w:bottom w:w="40" w:type="dxa"/>
+              <w:left w:w="50" w:type="dxa"/>
+              <w:right w:w="50" w:type="dxa"/>
             </w:tcMar>
           </w:tcPr>
           <w:p>
             <w:pPr>
-              <w:spacing w:before="40" w:after="40" w:line="252" w:lineRule="auto"/>
+              <w:spacing w:before="30" w:after="30" w:line="240" w:lineRule="auto"/>
               <w:jc w:val="right"/>
             </w:pPr>
             <w:r>
@@ -4177,26 +4332,26 @@
                 <w:rFonts w:ascii="Times New Roman" w:hAnsi="Times New Roman"/>
                 <w:b w:val="0"/>
                 <w:i w:val="0"/>
-                <w:sz w:val="18"/>
+                <w:sz w:val="14"/>
               </w:rPr>
-              <w:t>9.413</w:t>
+              <w:t>9.413 s</w:t>
             </w:r>
           </w:p>
         </w:tc>
         <w:tc>
           <w:tcPr>
-            <w:tcW w:type="dxa" w:w="2016"/>
+            <w:tcW w:type="dxa" w:w="1008"/>
             <w:vAlign w:val="center"/>
             <w:tcMar>
-              <w:top w:w="80" w:type="dxa"/>
-              <w:bottom w:w="80" w:type="dxa"/>
-              <w:left w:w="120" w:type="dxa"/>
-              <w:right w:w="120" w:type="dxa"/>
+              <w:top w:w="40" w:type="dxa"/>
+              <w:bottom w:w="40" w:type="dxa"/>
+              <w:left w:w="50" w:type="dxa"/>
+              <w:right w:w="50" w:type="dxa"/>
             </w:tcMar>
           </w:tcPr>
           <w:p>
             <w:pPr>
-              <w:spacing w:before="40" w:after="40" w:line="252" w:lineRule="auto"/>
+              <w:spacing w:before="30" w:after="30" w:line="240" w:lineRule="auto"/>
               <w:jc w:val="right"/>
             </w:pPr>
             <w:r>
@@ -4204,26 +4359,26 @@
                 <w:rFonts w:ascii="Times New Roman" w:hAnsi="Times New Roman"/>
                 <w:b w:val="0"/>
                 <w:i w:val="0"/>
-                <w:sz w:val="18"/>
+                <w:sz w:val="14"/>
               </w:rPr>
-              <w:t>8.288</w:t>
+              <w:t>8.288 ms</w:t>
             </w:r>
           </w:p>
         </w:tc>
         <w:tc>
           <w:tcPr>
-            <w:tcW w:type="dxa" w:w="2016"/>
+            <w:tcW w:type="dxa" w:w="1008"/>
             <w:vAlign w:val="center"/>
             <w:tcMar>
-              <w:top w:w="80" w:type="dxa"/>
-              <w:bottom w:w="80" w:type="dxa"/>
-              <w:left w:w="120" w:type="dxa"/>
-              <w:right w:w="120" w:type="dxa"/>
+              <w:top w:w="40" w:type="dxa"/>
+              <w:bottom w:w="40" w:type="dxa"/>
+              <w:left w:w="50" w:type="dxa"/>
+              <w:right w:w="50" w:type="dxa"/>
             </w:tcMar>
           </w:tcPr>
           <w:p>
             <w:pPr>
-              <w:spacing w:before="40" w:after="40" w:line="252" w:lineRule="auto"/>
+              <w:spacing w:before="30" w:after="30" w:line="240" w:lineRule="auto"/>
               <w:jc w:val="right"/>
             </w:pPr>
             <w:r>
@@ -4231,9 +4386,9 @@
                 <w:rFonts w:ascii="Times New Roman" w:hAnsi="Times New Roman"/>
                 <w:b/>
                 <w:i w:val="0"/>
-                <w:sz w:val="18"/>
+                <w:sz w:val="14"/>
               </w:rPr>
-              <w:t>121.106</w:t>
+              <w:t>121.106 ms</w:t>
             </w:r>
           </w:p>
         </w:tc>
@@ -4241,18 +4396,18 @@
       <w:tr>
         <w:tc>
           <w:tcPr>
-            <w:tcW w:type="dxa" w:w="3456"/>
+            <w:tcW w:type="dxa" w:w="1872"/>
             <w:vAlign w:val="center"/>
             <w:tcMar>
-              <w:top w:w="80" w:type="dxa"/>
-              <w:bottom w:w="80" w:type="dxa"/>
-              <w:left w:w="120" w:type="dxa"/>
-              <w:right w:w="120" w:type="dxa"/>
+              <w:top w:w="40" w:type="dxa"/>
+              <w:bottom w:w="40" w:type="dxa"/>
+              <w:left w:w="50" w:type="dxa"/>
+              <w:right w:w="50" w:type="dxa"/>
             </w:tcMar>
           </w:tcPr>
           <w:p>
             <w:pPr>
-              <w:spacing w:before="40" w:after="40" w:line="252" w:lineRule="auto"/>
+              <w:spacing w:before="30" w:after="30" w:line="240" w:lineRule="auto"/>
               <w:jc w:val="left"/>
             </w:pPr>
             <w:r>
@@ -4260,7 +4415,7 @@
                 <w:rFonts w:ascii="Consolas" w:hAnsi="Consolas"/>
                 <w:b w:val="0"/>
                 <w:i w:val="0"/>
-                <w:sz w:val="17"/>
+                <w:sz w:val="14"/>
               </w:rPr>
               <w:t>lp-backshift</w:t>
             </w:r>
@@ -4268,18 +4423,18 @@
         </w:tc>
         <w:tc>
           <w:tcPr>
-            <w:tcW w:type="dxa" w:w="2016"/>
+            <w:tcW w:type="dxa" w:w="979"/>
             <w:vAlign w:val="center"/>
             <w:tcMar>
-              <w:top w:w="80" w:type="dxa"/>
-              <w:bottom w:w="80" w:type="dxa"/>
-              <w:left w:w="120" w:type="dxa"/>
-              <w:right w:w="120" w:type="dxa"/>
+              <w:top w:w="40" w:type="dxa"/>
+              <w:bottom w:w="40" w:type="dxa"/>
+              <w:left w:w="50" w:type="dxa"/>
+              <w:right w:w="50" w:type="dxa"/>
             </w:tcMar>
           </w:tcPr>
           <w:p>
             <w:pPr>
-              <w:spacing w:before="40" w:after="40" w:line="252" w:lineRule="auto"/>
+              <w:spacing w:before="30" w:after="30" w:line="240" w:lineRule="auto"/>
               <w:jc w:val="right"/>
             </w:pPr>
             <w:r>
@@ -4287,26 +4442,26 @@
                 <w:rFonts w:ascii="Times New Roman" w:hAnsi="Times New Roman"/>
                 <w:b/>
                 <w:i w:val="0"/>
-                <w:sz w:val="18"/>
+                <w:sz w:val="14"/>
               </w:rPr>
-              <w:t>5.901</w:t>
+              <w:t>5.901 s</w:t>
             </w:r>
           </w:p>
         </w:tc>
         <w:tc>
           <w:tcPr>
-            <w:tcW w:type="dxa" w:w="2016"/>
+            <w:tcW w:type="dxa" w:w="1008"/>
             <w:vAlign w:val="center"/>
             <w:tcMar>
-              <w:top w:w="80" w:type="dxa"/>
-              <w:bottom w:w="80" w:type="dxa"/>
-              <w:left w:w="120" w:type="dxa"/>
-              <w:right w:w="120" w:type="dxa"/>
+              <w:top w:w="40" w:type="dxa"/>
+              <w:bottom w:w="40" w:type="dxa"/>
+              <w:left w:w="50" w:type="dxa"/>
+              <w:right w:w="50" w:type="dxa"/>
             </w:tcMar>
           </w:tcPr>
           <w:p>
             <w:pPr>
-              <w:spacing w:before="40" w:after="40" w:line="252" w:lineRule="auto"/>
+              <w:spacing w:before="30" w:after="30" w:line="240" w:lineRule="auto"/>
               <w:jc w:val="right"/>
             </w:pPr>
             <w:r>
@@ -4314,26 +4469,26 @@
                 <w:rFonts w:ascii="Times New Roman" w:hAnsi="Times New Roman"/>
                 <w:b/>
                 <w:i w:val="0"/>
-                <w:sz w:val="18"/>
+                <w:sz w:val="14"/>
               </w:rPr>
-              <w:t>7.072</w:t>
+              <w:t>7.072 ms</w:t>
             </w:r>
           </w:p>
         </w:tc>
         <w:tc>
           <w:tcPr>
-            <w:tcW w:type="dxa" w:w="2016"/>
+            <w:tcW w:type="dxa" w:w="1008"/>
             <w:vAlign w:val="center"/>
             <w:tcMar>
-              <w:top w:w="80" w:type="dxa"/>
-              <w:bottom w:w="80" w:type="dxa"/>
-              <w:left w:w="120" w:type="dxa"/>
-              <w:right w:w="120" w:type="dxa"/>
+              <w:top w:w="40" w:type="dxa"/>
+              <w:bottom w:w="40" w:type="dxa"/>
+              <w:left w:w="50" w:type="dxa"/>
+              <w:right w:w="50" w:type="dxa"/>
             </w:tcMar>
           </w:tcPr>
           <w:p>
             <w:pPr>
-              <w:spacing w:before="40" w:after="40" w:line="252" w:lineRule="auto"/>
+              <w:spacing w:before="30" w:after="30" w:line="240" w:lineRule="auto"/>
               <w:jc w:val="right"/>
             </w:pPr>
             <w:r>
@@ -4341,9 +4496,9 @@
                 <w:rFonts w:ascii="Times New Roman" w:hAnsi="Times New Roman"/>
                 <w:b/>
                 <w:i w:val="0"/>
-                <w:sz w:val="18"/>
+                <w:sz w:val="14"/>
               </w:rPr>
-              <w:t>9.551</w:t>
+              <w:t>9.551 ms</w:t>
             </w:r>
           </w:p>
         </w:tc>
@@ -4351,18 +4506,18 @@
       <w:tr>
         <w:tc>
           <w:tcPr>
-            <w:tcW w:type="dxa" w:w="3456"/>
+            <w:tcW w:type="dxa" w:w="1872"/>
             <w:vAlign w:val="center"/>
             <w:tcMar>
-              <w:top w:w="80" w:type="dxa"/>
-              <w:bottom w:w="80" w:type="dxa"/>
-              <w:left w:w="120" w:type="dxa"/>
-              <w:right w:w="120" w:type="dxa"/>
+              <w:top w:w="40" w:type="dxa"/>
+              <w:bottom w:w="40" w:type="dxa"/>
+              <w:left w:w="50" w:type="dxa"/>
+              <w:right w:w="50" w:type="dxa"/>
             </w:tcMar>
           </w:tcPr>
           <w:p>
             <w:pPr>
-              <w:spacing w:before="40" w:after="40" w:line="252" w:lineRule="auto"/>
+              <w:spacing w:before="30" w:after="30" w:line="240" w:lineRule="auto"/>
               <w:jc w:val="left"/>
             </w:pPr>
             <w:r>
@@ -4370,7 +4525,7 @@
                 <w:rFonts w:ascii="Consolas" w:hAnsi="Consolas"/>
                 <w:b w:val="0"/>
                 <w:i w:val="0"/>
-                <w:sz w:val="17"/>
+                <w:sz w:val="14"/>
               </w:rPr>
               <w:t>rh</w:t>
             </w:r>
@@ -4378,18 +4533,18 @@
         </w:tc>
         <w:tc>
           <w:tcPr>
-            <w:tcW w:type="dxa" w:w="2016"/>
+            <w:tcW w:type="dxa" w:w="979"/>
             <w:vAlign w:val="center"/>
             <w:tcMar>
-              <w:top w:w="80" w:type="dxa"/>
-              <w:bottom w:w="80" w:type="dxa"/>
-              <w:left w:w="120" w:type="dxa"/>
-              <w:right w:w="120" w:type="dxa"/>
+              <w:top w:w="40" w:type="dxa"/>
+              <w:bottom w:w="40" w:type="dxa"/>
+              <w:left w:w="50" w:type="dxa"/>
+              <w:right w:w="50" w:type="dxa"/>
             </w:tcMar>
           </w:tcPr>
           <w:p>
             <w:pPr>
-              <w:spacing w:before="40" w:after="40" w:line="252" w:lineRule="auto"/>
+              <w:spacing w:before="30" w:after="30" w:line="240" w:lineRule="auto"/>
               <w:jc w:val="right"/>
             </w:pPr>
             <w:r>
@@ -4397,26 +4552,26 @@
                 <w:rFonts w:ascii="Times New Roman" w:hAnsi="Times New Roman"/>
                 <w:b w:val="0"/>
                 <w:i w:val="0"/>
-                <w:sz w:val="18"/>
+                <w:sz w:val="14"/>
               </w:rPr>
-              <w:t>6.056</w:t>
+              <w:t>6.056 s</w:t>
             </w:r>
           </w:p>
         </w:tc>
         <w:tc>
           <w:tcPr>
-            <w:tcW w:type="dxa" w:w="2016"/>
+            <w:tcW w:type="dxa" w:w="1008"/>
             <w:vAlign w:val="center"/>
             <w:tcMar>
-              <w:top w:w="80" w:type="dxa"/>
-              <w:bottom w:w="80" w:type="dxa"/>
-              <w:left w:w="120" w:type="dxa"/>
-              <w:right w:w="120" w:type="dxa"/>
+              <w:top w:w="40" w:type="dxa"/>
+              <w:bottom w:w="40" w:type="dxa"/>
+              <w:left w:w="50" w:type="dxa"/>
+              <w:right w:w="50" w:type="dxa"/>
             </w:tcMar>
           </w:tcPr>
           <w:p>
             <w:pPr>
-              <w:spacing w:before="40" w:after="40" w:line="252" w:lineRule="auto"/>
+              <w:spacing w:before="30" w:after="30" w:line="240" w:lineRule="auto"/>
               <w:jc w:val="right"/>
             </w:pPr>
             <w:r>
@@ -4424,26 +4579,26 @@
                 <w:rFonts w:ascii="Times New Roman" w:hAnsi="Times New Roman"/>
                 <w:b w:val="0"/>
                 <w:i w:val="0"/>
-                <w:sz w:val="18"/>
+                <w:sz w:val="14"/>
               </w:rPr>
-              <w:t>7.394</w:t>
+              <w:t>7.394 ms</w:t>
             </w:r>
           </w:p>
         </w:tc>
         <w:tc>
           <w:tcPr>
-            <w:tcW w:type="dxa" w:w="2016"/>
+            <w:tcW w:type="dxa" w:w="1008"/>
             <w:vAlign w:val="center"/>
             <w:tcMar>
-              <w:top w:w="80" w:type="dxa"/>
-              <w:bottom w:w="80" w:type="dxa"/>
-              <w:left w:w="120" w:type="dxa"/>
-              <w:right w:w="120" w:type="dxa"/>
+              <w:top w:w="40" w:type="dxa"/>
+              <w:bottom w:w="40" w:type="dxa"/>
+              <w:left w:w="50" w:type="dxa"/>
+              <w:right w:w="50" w:type="dxa"/>
             </w:tcMar>
           </w:tcPr>
           <w:p>
             <w:pPr>
-              <w:spacing w:before="40" w:after="40" w:line="252" w:lineRule="auto"/>
+              <w:spacing w:before="30" w:after="30" w:line="240" w:lineRule="auto"/>
               <w:jc w:val="right"/>
             </w:pPr>
             <w:r>
@@ -4451,9 +4606,9 @@
                 <w:rFonts w:ascii="Times New Roman" w:hAnsi="Times New Roman"/>
                 <w:b w:val="0"/>
                 <w:i w:val="0"/>
-                <w:sz w:val="18"/>
+                <w:sz w:val="14"/>
               </w:rPr>
-              <w:t>11.941</w:t>
+              <w:t>11.941 ms</w:t>
             </w:r>
           </w:p>
         </w:tc>
@@ -4461,18 +4616,18 @@
       <w:tr>
         <w:tc>
           <w:tcPr>
-            <w:tcW w:type="dxa" w:w="3456"/>
+            <w:tcW w:type="dxa" w:w="1872"/>
             <w:vAlign w:val="center"/>
             <w:tcMar>
-              <w:top w:w="80" w:type="dxa"/>
-              <w:bottom w:w="80" w:type="dxa"/>
-              <w:left w:w="120" w:type="dxa"/>
-              <w:right w:w="120" w:type="dxa"/>
+              <w:top w:w="40" w:type="dxa"/>
+              <w:bottom w:w="40" w:type="dxa"/>
+              <w:left w:w="50" w:type="dxa"/>
+              <w:right w:w="50" w:type="dxa"/>
             </w:tcMar>
           </w:tcPr>
           <w:p>
             <w:pPr>
-              <w:spacing w:before="40" w:after="40" w:line="252" w:lineRule="auto"/>
+              <w:spacing w:before="30" w:after="30" w:line="240" w:lineRule="auto"/>
               <w:jc w:val="left"/>
             </w:pPr>
             <w:r>
@@ -4480,7 +4635,7 @@
                 <w:rFonts w:ascii="Consolas" w:hAnsi="Consolas"/>
                 <w:b w:val="0"/>
                 <w:i w:val="0"/>
-                <w:sz w:val="17"/>
+                <w:sz w:val="14"/>
               </w:rPr>
               <w:t>rh-noearly</w:t>
             </w:r>
@@ -4488,18 +4643,18 @@
         </w:tc>
         <w:tc>
           <w:tcPr>
-            <w:tcW w:type="dxa" w:w="2016"/>
+            <w:tcW w:type="dxa" w:w="979"/>
             <w:vAlign w:val="center"/>
             <w:tcMar>
-              <w:top w:w="80" w:type="dxa"/>
-              <w:bottom w:w="80" w:type="dxa"/>
-              <w:left w:w="120" w:type="dxa"/>
-              <w:right w:w="120" w:type="dxa"/>
+              <w:top w:w="40" w:type="dxa"/>
+              <w:bottom w:w="40" w:type="dxa"/>
+              <w:left w:w="50" w:type="dxa"/>
+              <w:right w:w="50" w:type="dxa"/>
             </w:tcMar>
           </w:tcPr>
           <w:p>
             <w:pPr>
-              <w:spacing w:before="40" w:after="40" w:line="252" w:lineRule="auto"/>
+              <w:spacing w:before="30" w:after="30" w:line="240" w:lineRule="auto"/>
               <w:jc w:val="right"/>
             </w:pPr>
             <w:r>
@@ -4507,26 +4662,26 @@
                 <w:rFonts w:ascii="Times New Roman" w:hAnsi="Times New Roman"/>
                 <w:b w:val="0"/>
                 <w:i w:val="0"/>
-                <w:sz w:val="18"/>
+                <w:sz w:val="14"/>
               </w:rPr>
-              <w:t>6.025</w:t>
+              <w:t>6.025 s</w:t>
             </w:r>
           </w:p>
         </w:tc>
         <w:tc>
           <w:tcPr>
-            <w:tcW w:type="dxa" w:w="2016"/>
+            <w:tcW w:type="dxa" w:w="1008"/>
             <w:vAlign w:val="center"/>
             <w:tcMar>
-              <w:top w:w="80" w:type="dxa"/>
-              <w:bottom w:w="80" w:type="dxa"/>
-              <w:left w:w="120" w:type="dxa"/>
-              <w:right w:w="120" w:type="dxa"/>
+              <w:top w:w="40" w:type="dxa"/>
+              <w:bottom w:w="40" w:type="dxa"/>
+              <w:left w:w="50" w:type="dxa"/>
+              <w:right w:w="50" w:type="dxa"/>
             </w:tcMar>
           </w:tcPr>
           <w:p>
             <w:pPr>
-              <w:spacing w:before="40" w:after="40" w:line="252" w:lineRule="auto"/>
+              <w:spacing w:before="30" w:after="30" w:line="240" w:lineRule="auto"/>
               <w:jc w:val="right"/>
             </w:pPr>
             <w:r>
@@ -4534,26 +4689,26 @@
                 <w:rFonts w:ascii="Times New Roman" w:hAnsi="Times New Roman"/>
                 <w:b w:val="0"/>
                 <w:i w:val="0"/>
-                <w:sz w:val="18"/>
+                <w:sz w:val="14"/>
               </w:rPr>
-              <w:t>7.361</w:t>
+              <w:t>7.361 ms</w:t>
             </w:r>
           </w:p>
         </w:tc>
         <w:tc>
           <w:tcPr>
-            <w:tcW w:type="dxa" w:w="2016"/>
+            <w:tcW w:type="dxa" w:w="1008"/>
             <w:vAlign w:val="center"/>
             <w:tcMar>
-              <w:top w:w="80" w:type="dxa"/>
-              <w:bottom w:w="80" w:type="dxa"/>
-              <w:left w:w="120" w:type="dxa"/>
-              <w:right w:w="120" w:type="dxa"/>
+              <w:top w:w="40" w:type="dxa"/>
+              <w:bottom w:w="40" w:type="dxa"/>
+              <w:left w:w="50" w:type="dxa"/>
+              <w:right w:w="50" w:type="dxa"/>
             </w:tcMar>
           </w:tcPr>
           <w:p>
             <w:pPr>
-              <w:spacing w:before="40" w:after="40" w:line="252" w:lineRule="auto"/>
+              <w:spacing w:before="30" w:after="30" w:line="240" w:lineRule="auto"/>
               <w:jc w:val="right"/>
             </w:pPr>
             <w:r>
@@ -4561,9 +4716,9 @@
                 <w:rFonts w:ascii="Times New Roman" w:hAnsi="Times New Roman"/>
                 <w:b w:val="0"/>
                 <w:i w:val="0"/>
-                <w:sz w:val="18"/>
+                <w:sz w:val="14"/>
               </w:rPr>
-              <w:t>12.623</w:t>
+              <w:t>12.623 ms</w:t>
             </w:r>
           </w:p>
         </w:tc>
@@ -4571,7 +4726,8 @@
     </w:tbl>
     <w:p>
       <w:pPr>
-        <w:spacing w:before="40" w:after="120" w:line="276" w:lineRule="auto"/>
+        <w:spacing w:before="20" w:after="80" w:line="252" w:lineRule="auto"/>
+        <w:ind w:firstLine="0"/>
         <w:jc w:val="center"/>
       </w:pPr>
       <w:r>
@@ -4579,20 +4735,20 @@
           <w:rFonts w:ascii="Times New Roman" w:hAnsi="Times New Roman"/>
           <w:b w:val="0"/>
           <w:i/>
-          <w:sz w:val="16"/>
+          <w:sz w:val="15"/>
         </w:rPr>
-        <w:t>* Bold indicates best overall throughput for lp-backshift, and highlight of 121.106 ms max rebuild spike for lp-tomb+rebuild.</w:t>
+        <w:t>* Best throughput: lp-backshift; worst spike: lp-tomb (121 ms).</w:t>
       </w:r>
     </w:p>
     <w:p>
       <w:pPr>
-        <w:spacing w:before="120" w:after="40"/>
+        <w:spacing w:before="80" w:after="20"/>
         <w:jc w:val="center"/>
       </w:pPr>
       <w:r>
         <w:drawing>
           <wp:inline xmlns:a="http://schemas.openxmlformats.org/drawingml/2006/main" xmlns:pic="http://schemas.openxmlformats.org/drawingml/2006/picture">
-            <wp:extent cx="5669280" cy="2267712"/>
+            <wp:extent cx="3090672" cy="1236269"/>
             <wp:docPr id="5" name="Picture 5"/>
             <wp:cNvGraphicFramePr>
               <a:graphicFrameLocks noChangeAspect="1"/>
@@ -4613,7 +4769,7 @@
                   <pic:spPr>
                     <a:xfrm>
                       <a:off x="0" y="0"/>
-                      <a:ext cx="5669280" cy="2267712"/>
+                      <a:ext cx="3090672" cy="1236269"/>
                     </a:xfrm>
                     <a:prstGeom prst="rect"/>
                   </pic:spPr>
@@ -4626,7 +4782,8 @@
     </w:p>
     <w:p>
       <w:pPr>
-        <w:spacing w:before="0" w:after="160" w:line="276" w:lineRule="auto"/>
+        <w:spacing w:before="0" w:after="120" w:line="252" w:lineRule="auto"/>
+        <w:ind w:firstLine="0"/>
         <w:jc w:val="center"/>
       </w:pPr>
       <w:r>
@@ -4634,20 +4791,20 @@
           <w:rFonts w:ascii="Times New Roman" w:hAnsi="Times New Roman"/>
           <w:b/>
           <w:i/>
-          <w:sz w:val="17"/>
+          <w:sz w:val="16"/>
         </w:rPr>
-        <w:t>Fig. 5. RQ3: Median cumulative workload runtime across algorithms, live load factors, and cycle counts C.</w:t>
+        <w:t>Fig. 5. RQ3: Median cumulative workload runtime across algorithms and churn C.</w:t>
       </w:r>
     </w:p>
     <w:p>
       <w:pPr>
-        <w:spacing w:before="120" w:after="40"/>
+        <w:spacing w:before="80" w:after="20"/>
         <w:jc w:val="center"/>
       </w:pPr>
       <w:r>
         <w:drawing>
           <wp:inline xmlns:a="http://schemas.openxmlformats.org/drawingml/2006/main" xmlns:pic="http://schemas.openxmlformats.org/drawingml/2006/picture">
-            <wp:extent cx="5669280" cy="3725527"/>
+            <wp:extent cx="3090672" cy="2031013"/>
             <wp:docPr id="6" name="Picture 6"/>
             <wp:cNvGraphicFramePr>
               <a:graphicFrameLocks noChangeAspect="1"/>
@@ -4668,7 +4825,7 @@
                   <pic:spPr>
                     <a:xfrm>
                       <a:off x="0" y="0"/>
-                      <a:ext cx="5669280" cy="3725527"/>
+                      <a:ext cx="3090672" cy="2031013"/>
                     </a:xfrm>
                     <a:prstGeom prst="rect"/>
                   </pic:spPr>
@@ -4681,7 +4838,8 @@
     </w:p>
     <w:p>
       <w:pPr>
-        <w:spacing w:before="0" w:after="160" w:line="276" w:lineRule="auto"/>
+        <w:spacing w:before="0" w:after="120" w:line="252" w:lineRule="auto"/>
+        <w:ind w:firstLine="0"/>
         <w:jc w:val="center"/>
       </w:pPr>
       <w:r>
@@ -4689,62 +4847,51 @@
           <w:rFonts w:ascii="Times New Roman" w:hAnsi="Times New Roman"/>
           <w:b/>
           <w:i/>
-          <w:sz w:val="17"/>
+          <w:sz w:val="16"/>
         </w:rPr>
-        <w:t>Fig. 6. RQ3: Median and maximum block latency for 10,000-operation intervals; lower panel shows max/median ratios.</w:t>
+        <w:t>Fig. 6. RQ3: 10,000-op interval median &amp; max block latencies with max/med ratio.</w:t>
       </w:r>
     </w:p>
     <w:p>
       <w:pPr>
-        <w:spacing w:before="0" w:after="80" w:line="276" w:lineRule="auto"/>
+        <w:spacing w:before="0" w:after="60" w:line="252" w:lineRule="auto"/>
+        <w:ind w:firstLine="216"/>
         <w:jc w:val="both"/>
       </w:pPr>
       <w:r>
         <w:rPr>
           <w:b/>
         </w:rPr>
-        <w:t>Trade-offs Between Full Rebuilds and Instant Shifting:</w:t>
+        <w:t xml:space="preserve">Trade-offs Between Full Rebuilds and Instant Shifting: </w:t>
       </w:r>
     </w:p>
     <w:p>
       <w:pPr>
-        <w:spacing w:before="40" w:after="60" w:line="276" w:lineRule="auto"/>
-        <w:ind w:left="288"/>
+        <w:spacing w:before="20" w:after="40" w:line="252" w:lineRule="auto"/>
+        <w:ind w:firstLine="144"/>
         <w:jc w:val="both"/>
       </w:pPr>
       <w:r>
         <w:rPr>
           <w:b/>
         </w:rPr>
-        <w:t xml:space="preserve">• </w:t>
+        <w:t xml:space="preserve">• Overall Throughput: </w:t>
       </w:r>
       <w:r>
-        <w:rPr>
-          <w:b/>
-        </w:rPr>
-        <w:t xml:space="preserve">Overall Throughput: </w:t>
-      </w:r>
-      <w:r>
-        <w:t>lp-backshift achieves the best overall throughput (5.901 s), beating lp-tomb+rebuild (9.413 s) by 37.3%. Both Robin Hood variants achieve comparable runtimes (~6.0 s). Unlike the non-rebuilding LP in RQ2, all configurations with active rebuild or shifting completed 100% of runs with zero timeouts.</w:t>
+        <w:t>lp-backshift achieves the best overall throughput (5.901 s), beating lp-tomb+rebuild (9.413 s) by 37.3%. Both Robin Hood variants achieve comparable runtimes (~6.0 s). Unlike non-rebuilding LP in RQ2, all configurations with active rebuild or shifting completed 100% of runs with zero timeouts.</w:t>
       </w:r>
     </w:p>
     <w:p>
       <w:pPr>
-        <w:spacing w:before="40" w:after="60" w:line="276" w:lineRule="auto"/>
-        <w:ind w:left="288"/>
+        <w:spacing w:before="20" w:after="40" w:line="252" w:lineRule="auto"/>
+        <w:ind w:firstLine="144"/>
         <w:jc w:val="both"/>
       </w:pPr>
       <w:r>
         <w:rPr>
           <w:b/>
         </w:rPr>
-        <w:t xml:space="preserve">• </w:t>
-      </w:r>
-      <w:r>
-        <w:rPr>
-          <w:b/>
-        </w:rPr>
-        <w:t xml:space="preserve">Stop-the-World Latency Spikes: </w:t>
+        <w:t xml:space="preserve">• Stop-the-World Latency Spikes: </w:t>
       </w:r>
       <w:r>
         <w:t>Across 4M cycles, lp-tomb+rebuild triggers a median of 23 full-table rebuilds (expending 2,436.6 ms exclusively in tombstone purge passes). This induces severe latency spikes in blocks containing rebuild events, pushing Block Max to 121.106 ms (max/median ≈ 14.6×).</w:t>
@@ -4752,37 +4899,31 @@
     </w:p>
     <w:p>
       <w:pPr>
-        <w:spacing w:before="40" w:after="60" w:line="276" w:lineRule="auto"/>
-        <w:ind w:left="288"/>
+        <w:spacing w:before="20" w:after="40" w:line="252" w:lineRule="auto"/>
+        <w:ind w:firstLine="144"/>
         <w:jc w:val="both"/>
       </w:pPr>
       <w:r>
         <w:rPr>
           <w:b/>
         </w:rPr>
-        <w:t xml:space="preserve">• </w:t>
+        <w:t xml:space="preserve">• Predictability of Backshift &amp; Robin Hood: </w:t>
       </w:r>
       <w:r>
-        <w:rPr>
-          <w:b/>
-        </w:rPr>
-        <w:t xml:space="preserve">Predictability of Backshift and Robin Hood: </w:t>
-      </w:r>
-      <w:r>
-        <w:t>By reorganizing entries locally at the exact moment of deletion, lp-backshift and Robin Hood bound the max/median ratio below 1.7×, with peak block latencies never exceeding 12.7 ms. This delivers crucial empirical evidence for low-latency, SLA-governed systems.</w:t>
+        <w:t>By reorganizing entries locally at the moment of deletion, lp-backshift and Robin Hood bound the max/median ratio below 1.7×, with peak block latencies never exceeding 12.7 ms. This delivers crucial empirical evidence for low-latency, SLA-governed systems.</w:t>
       </w:r>
     </w:p>
     <w:p>
       <w:pPr>
         <w:keepNext/>
-        <w:spacing w:before="240" w:after="80"/>
+        <w:spacing w:before="200" w:after="60"/>
+        <w:jc w:val="center"/>
       </w:pPr>
       <w:r>
         <w:rPr>
           <w:rFonts w:ascii="Times New Roman" w:hAnsi="Times New Roman"/>
           <w:b/>
-          <w:color w:val="000000"/>
-          <w:sz w:val="22"/>
+          <w:sz w:val="20"/>
         </w:rPr>
         <w:t>VI. THREATS TO VALIDITY</w:t>
       </w:r>
@@ -4790,22 +4931,23 @@
     <w:p>
       <w:pPr>
         <w:keepNext/>
-        <w:spacing w:before="160" w:after="40"/>
+        <w:spacing w:before="140" w:after="40"/>
+        <w:jc w:val="left"/>
       </w:pPr>
       <w:r>
         <w:rPr>
           <w:rFonts w:ascii="Times New Roman" w:hAnsi="Times New Roman"/>
           <w:b/>
           <w:i/>
-          <w:color w:val="1F3864"/>
-          <w:sz w:val="21"/>
+          <w:sz w:val="20"/>
         </w:rPr>
         <w:t>A. JIT Compilation and Cold-Start Variance</w:t>
       </w:r>
     </w:p>
     <w:p>
       <w:pPr>
-        <w:spacing w:before="0" w:after="80" w:line="276" w:lineRule="auto"/>
+        <w:spacing w:before="0" w:after="60" w:line="252" w:lineRule="auto"/>
+        <w:ind w:firstLine="216"/>
         <w:jc w:val="both"/>
       </w:pPr>
       <w:r>
@@ -4814,6 +4956,7 @@
       <w:r>
         <w:rPr>
           <w:rFonts w:ascii="Consolas" w:hAnsi="Consolas"/>
+          <w:sz w:val="17"/>
         </w:rPr>
         <w:t>RQ2_lp-tomb_base_rq2_p20_a0p0_tinf_l0p5_c0_s1_r1</w:t>
       </w:r>
@@ -4827,22 +4970,23 @@
     <w:p>
       <w:pPr>
         <w:keepNext/>
-        <w:spacing w:before="160" w:after="40"/>
+        <w:spacing w:before="140" w:after="40"/>
+        <w:jc w:val="left"/>
       </w:pPr>
       <w:r>
         <w:rPr>
           <w:rFonts w:ascii="Times New Roman" w:hAnsi="Times New Roman"/>
           <w:b/>
           <w:i/>
-          <w:color w:val="1F3864"/>
-          <w:sz w:val="21"/>
+          <w:sz w:val="20"/>
         </w:rPr>
         <w:t>B. Deterministic Rerun Verification (Criterion 10.1)</w:t>
       </w:r>
     </w:p>
     <w:p>
       <w:pPr>
-        <w:spacing w:before="0" w:after="80" w:line="276" w:lineRule="auto"/>
+        <w:spacing w:before="0" w:after="60" w:line="252" w:lineRule="auto"/>
+        <w:ind w:firstLine="216"/>
         <w:jc w:val="both"/>
       </w:pPr>
       <w:r>
@@ -4852,21 +4996,22 @@
     <w:p>
       <w:pPr>
         <w:keepNext/>
-        <w:spacing w:before="240" w:after="80"/>
+        <w:spacing w:before="200" w:after="60"/>
+        <w:jc w:val="center"/>
       </w:pPr>
       <w:r>
         <w:rPr>
           <w:rFonts w:ascii="Times New Roman" w:hAnsi="Times New Roman"/>
           <w:b/>
-          <w:color w:val="000000"/>
-          <w:sz w:val="22"/>
+          <w:sz w:val="20"/>
         </w:rPr>
-        <w:t>VII. CONCLUSION &amp; PRACTICAL RECOMMENDATIONS</w:t>
+        <w:t>VII. CONCLUSION &amp; RECOMMENDATIONS</w:t>
       </w:r>
     </w:p>
     <w:p>
       <w:pPr>
-        <w:spacing w:before="0" w:after="80" w:line="276" w:lineRule="auto"/>
+        <w:spacing w:before="0" w:after="60" w:line="252" w:lineRule="auto"/>
+        <w:ind w:firstLine="216"/>
         <w:jc w:val="both"/>
       </w:pPr>
       <w:r>
@@ -4875,21 +5020,15 @@
     </w:p>
     <w:p>
       <w:pPr>
-        <w:spacing w:before="40" w:after="60" w:line="276" w:lineRule="auto"/>
-        <w:ind w:left="288"/>
+        <w:spacing w:before="20" w:after="40" w:line="252" w:lineRule="auto"/>
+        <w:ind w:firstLine="144"/>
         <w:jc w:val="both"/>
       </w:pPr>
       <w:r>
         <w:rPr>
           <w:b/>
         </w:rPr>
-        <w:t xml:space="preserve">1. </w:t>
-      </w:r>
-      <w:r>
-        <w:rPr>
-          <w:b/>
-        </w:rPr>
-        <w:t xml:space="preserve">No Single Dominant Algorithm: </w:t>
+        <w:t xml:space="preserve">1) No Single Dominant Algorithm: </w:t>
       </w:r>
       <w:r>
         <w:t>Optimal hash table selection depends strictly on load factor, read-to-write ratios, and latency tolerance.</w:t>
@@ -4897,21 +5036,15 @@
     </w:p>
     <w:p>
       <w:pPr>
-        <w:spacing w:before="40" w:after="60" w:line="276" w:lineRule="auto"/>
-        <w:ind w:left="288"/>
+        <w:spacing w:before="20" w:after="40" w:line="252" w:lineRule="auto"/>
+        <w:ind w:firstLine="144"/>
         <w:jc w:val="both"/>
       </w:pPr>
       <w:r>
         <w:rPr>
           <w:b/>
         </w:rPr>
-        <w:t xml:space="preserve">2. </w:t>
-      </w:r>
-      <w:r>
-        <w:rPr>
-          <w:b/>
-        </w:rPr>
-        <w:t xml:space="preserve">Adopt Separate Chaining Under Unknown Sizing or High Load: </w:t>
+        <w:t xml:space="preserve">2) Adopt Separate Chaining Under High Load: </w:t>
       </w:r>
       <w:r>
         <w:t>When table sizing cannot be predicted or memory constraints force operation at high load (α ≥ 0.85), SC is strongly recommended due to its immunity to primary clustering and tombstone decay.</w:t>
@@ -4919,21 +5052,15 @@
     </w:p>
     <w:p>
       <w:pPr>
-        <w:spacing w:before="40" w:after="60" w:line="276" w:lineRule="auto"/>
-        <w:ind w:left="288"/>
+        <w:spacing w:before="20" w:after="40" w:line="252" w:lineRule="auto"/>
+        <w:ind w:firstLine="144"/>
         <w:jc w:val="both"/>
       </w:pPr>
       <w:r>
         <w:rPr>
           <w:b/>
         </w:rPr>
-        <w:t xml:space="preserve">3. </w:t>
-      </w:r>
-      <w:r>
-        <w:rPr>
-          <w:b/>
-        </w:rPr>
-        <w:t xml:space="preserve">Adopt Backward-Shift LP or Robin Hood for Low-Latency Workloads: </w:t>
+        <w:t xml:space="preserve">3) Adopt Backward-Shift or Robin Hood for Low Latency: </w:t>
       </w:r>
       <w:r>
         <w:t>For real-time, SLA-governed systems subject to continuous delete-insert churn, Linear Probing with backward-shift deletion and Robin Hood hashing eliminate disruptive stop-the-world rebuild pauses while improving throughput by over 37%.</w:t>
@@ -4942,21 +5069,22 @@
     <w:p>
       <w:pPr>
         <w:keepNext/>
-        <w:spacing w:before="240" w:after="80"/>
+        <w:spacing w:before="200" w:after="60"/>
+        <w:jc w:val="center"/>
       </w:pPr>
       <w:r>
         <w:rPr>
           <w:rFonts w:ascii="Times New Roman" w:hAnsi="Times New Roman"/>
           <w:b/>
-          <w:color w:val="000000"/>
-          <w:sz w:val="22"/>
+          <w:sz w:val="20"/>
         </w:rPr>
-        <w:t>ACKNOWLEDGMENT &amp; AI TOOLING DECLARATION</w:t>
+        <w:t>ACKNOWLEDGMENT</w:t>
       </w:r>
     </w:p>
     <w:p>
       <w:pPr>
-        <w:spacing w:before="0" w:after="80" w:line="276" w:lineRule="auto"/>
+        <w:spacing w:before="0" w:after="60" w:line="252" w:lineRule="auto"/>
+        <w:ind w:firstLine="216"/>
         <w:jc w:val="both"/>
       </w:pPr>
       <w:r>
@@ -4966,136 +5094,143 @@
     <w:p>
       <w:pPr>
         <w:keepNext/>
-        <w:spacing w:before="240" w:after="80"/>
+        <w:spacing w:before="200" w:after="60"/>
+        <w:jc w:val="center"/>
       </w:pPr>
       <w:r>
         <w:rPr>
           <w:rFonts w:ascii="Times New Roman" w:hAnsi="Times New Roman"/>
           <w:b/>
-          <w:color w:val="000000"/>
-          <w:sz w:val="22"/>
+          <w:sz w:val="20"/>
         </w:rPr>
         <w:t>REFERENCES</w:t>
       </w:r>
     </w:p>
     <w:p>
       <w:pPr>
-        <w:spacing w:before="20" w:after="60" w:line="276" w:lineRule="auto"/>
-        <w:ind w:left="432" w:hanging="432"/>
+        <w:spacing w:before="20" w:after="40" w:line="252" w:lineRule="auto"/>
+        <w:ind w:left="360" w:hanging="360"/>
         <w:jc w:val="both"/>
       </w:pPr>
       <w:r>
         <w:rPr>
           <w:b/>
+          <w:sz w:val="16"/>
         </w:rPr>
         <w:t xml:space="preserve">[1] </w:t>
       </w:r>
       <w:r>
         <w:rPr>
-          <w:sz w:val="18"/>
+          <w:sz w:val="16"/>
         </w:rPr>
         <w:t>D. E. Knuth, The Art of Computer Programming, Vol. 3: Sorting and Searching, 2nd ed. Reading, MA, USA: Addison-Wesley, 1998, §6.4.</w:t>
       </w:r>
     </w:p>
     <w:p>
       <w:pPr>
-        <w:spacing w:before="20" w:after="60" w:line="276" w:lineRule="auto"/>
-        <w:ind w:left="432" w:hanging="432"/>
+        <w:spacing w:before="20" w:after="40" w:line="252" w:lineRule="auto"/>
+        <w:ind w:left="360" w:hanging="360"/>
         <w:jc w:val="both"/>
       </w:pPr>
       <w:r>
         <w:rPr>
           <w:b/>
+          <w:sz w:val="16"/>
         </w:rPr>
         <w:t xml:space="preserve">[2] </w:t>
       </w:r>
       <w:r>
         <w:rPr>
-          <w:sz w:val="18"/>
+          <w:sz w:val="16"/>
         </w:rPr>
         <w:t>W. W. Peterson, "Addressing for random-access storage," IBM Journal of Research and Development, vol. 1, no. 2, pp. 130–146, 1957.</w:t>
       </w:r>
     </w:p>
     <w:p>
       <w:pPr>
-        <w:spacing w:before="20" w:after="60" w:line="276" w:lineRule="auto"/>
-        <w:ind w:left="432" w:hanging="432"/>
+        <w:spacing w:before="20" w:after="40" w:line="252" w:lineRule="auto"/>
+        <w:ind w:left="360" w:hanging="360"/>
         <w:jc w:val="both"/>
       </w:pPr>
       <w:r>
         <w:rPr>
           <w:b/>
+          <w:sz w:val="16"/>
         </w:rPr>
         <w:t xml:space="preserve">[3] </w:t>
       </w:r>
       <w:r>
         <w:rPr>
-          <w:sz w:val="18"/>
+          <w:sz w:val="16"/>
         </w:rPr>
         <w:t>P. Celis, P.-Å. Larson, and J. I. Munro, "Robin Hood hashing," in Proc. 26th Annu. Symp. Foundations of Computer Science (FOCS), 1985, pp. 281–288.</w:t>
       </w:r>
     </w:p>
     <w:p>
       <w:pPr>
-        <w:spacing w:before="20" w:after="60" w:line="276" w:lineRule="auto"/>
-        <w:ind w:left="432" w:hanging="432"/>
+        <w:spacing w:before="20" w:after="40" w:line="252" w:lineRule="auto"/>
+        <w:ind w:left="360" w:hanging="360"/>
         <w:jc w:val="both"/>
       </w:pPr>
       <w:r>
         <w:rPr>
           <w:b/>
+          <w:sz w:val="16"/>
         </w:rPr>
         <w:t xml:space="preserve">[4] </w:t>
       </w:r>
       <w:r>
         <w:rPr>
-          <w:sz w:val="18"/>
+          <w:sz w:val="16"/>
         </w:rPr>
         <w:t>R. Sedgewick and K. Wayne, Algorithms, 4th ed. Boston, MA, USA: Addison-Wesley, 2011, §3.4.</w:t>
       </w:r>
     </w:p>
     <w:p>
       <w:pPr>
-        <w:spacing w:before="20" w:after="60" w:line="276" w:lineRule="auto"/>
-        <w:ind w:left="432" w:hanging="432"/>
+        <w:spacing w:before="20" w:after="40" w:line="252" w:lineRule="auto"/>
+        <w:ind w:left="360" w:hanging="360"/>
         <w:jc w:val="both"/>
       </w:pPr>
       <w:r>
         <w:rPr>
           <w:b/>
+          <w:sz w:val="16"/>
         </w:rPr>
         <w:t xml:space="preserve">[5] </w:t>
       </w:r>
       <w:r>
         <w:rPr>
-          <w:sz w:val="18"/>
+          <w:sz w:val="16"/>
         </w:rPr>
         <w:t>R. Pagh and F. F. Rodler, "Cuckoo hashing," Journal of Algorithms, vol. 51, no. 2, pp. 122–144, 2004.</w:t>
       </w:r>
     </w:p>
     <w:p>
       <w:pPr>
-        <w:spacing w:before="20" w:after="60" w:line="276" w:lineRule="auto"/>
-        <w:ind w:left="432" w:hanging="432"/>
+        <w:spacing w:before="20" w:after="40" w:line="252" w:lineRule="auto"/>
+        <w:ind w:left="360" w:hanging="360"/>
         <w:jc w:val="both"/>
       </w:pPr>
       <w:r>
         <w:rPr>
           <w:b/>
+          <w:sz w:val="16"/>
         </w:rPr>
         <w:t xml:space="preserve">[6] </w:t>
       </w:r>
       <w:r>
         <w:rPr>
-          <w:sz w:val="18"/>
+          <w:sz w:val="16"/>
         </w:rPr>
         <w:t>C. K. Yuen, "Heuristics for dynamic structuring of hash tables," ACM Transactions on Database Systems, vol. 2, no. 2, pp. 140–149, 1977.</w:t>
       </w:r>
     </w:p>
     <w:sectPr>
+      <w:type w:val="continuous"/>
       <w:pgSz w:w="11909" w:h="16834"/>
-      <w:pgMar w:top="1022" w:right="1022" w:bottom="1022" w:left="1022" w:header="720" w:footer="720" w:gutter="0"/>
-      <w:cols w:space="720"/>
+      <w:pgMar w:top="1080" w:right="893" w:bottom="1440" w:left="893" w:header="720" w:footer="720" w:gutter="0"/>
+      <w:cols w:space="360" w:num="2"/>
       <w:docGrid w:linePitch="360"/>
     </w:sectPr>
   </w:body>
